--- a/dtlapvn/2026.03.08_Доан.docx
+++ b/dtlapvn/2026.03.08_Доан.docx
@@ -2,10 +2,38 @@
 <file path=word/document.xml><?xml version="1.0" encoding="utf-8"?>
 <w:document xmlns:wpc="http://schemas.microsoft.com/office/word/2010/wordprocessingCanvas" xmlns:mc="http://schemas.openxmlformats.org/markup-compatibility/2006" xmlns:o="urn:schemas-microsoft-com:office:office" xmlns:r="http://schemas.openxmlformats.org/officeDocument/2006/relationships" xmlns:m="http://schemas.openxmlformats.org/officeDocument/2006/math" xmlns:v="urn:schemas-microsoft-com:vml" xmlns:wp14="http://schemas.microsoft.com/office/word/2010/wordprocessingDrawing" xmlns:wp="http://schemas.openxmlformats.org/drawingml/2006/wordprocessingDrawing" xmlns:w="http://schemas.openxmlformats.org/wordprocessingml/2006/main" xmlns:w14="http://schemas.microsoft.com/office/word/2010/wordml" xmlns:w10="urn:schemas-microsoft-com:office:word" xmlns:w15="http://schemas.microsoft.com/office/word/2012/wordml" xmlns:wpg="http://schemas.microsoft.com/office/word/2010/wordprocessingGroup" xmlns:wpi="http://schemas.microsoft.com/office/word/2010/wordprocessingInk" xmlns:wne="http://schemas.microsoft.com/office/word/2006/wordml" xmlns:wps="http://schemas.microsoft.com/office/word/2010/wordprocessingShape" xmlns:wpsCustomData="http://www.wps.cn/officeDocument/2013/wpsCustomData" mc:Ignorable="w14 w15 wp14">
   <w:body>
-    <w:p/>
-    <w:p/>
-    <w:p>
-      <w:r>
+    <w:p>
+      <w:pPr>
+        <w:rPr>
+          <w:rFonts w:hint="default" w:ascii="Times New Roman" w:hAnsi="Times New Roman" w:cs="Times New Roman"/>
+          <w:sz w:val="28"/>
+          <w:szCs w:val="28"/>
+        </w:rPr>
+      </w:pPr>
+    </w:p>
+    <w:p>
+      <w:pPr>
+        <w:rPr>
+          <w:rFonts w:hint="default" w:ascii="Times New Roman" w:hAnsi="Times New Roman" w:cs="Times New Roman"/>
+          <w:sz w:val="28"/>
+          <w:szCs w:val="28"/>
+        </w:rPr>
+      </w:pPr>
+    </w:p>
+    <w:p>
+      <w:pPr>
+        <w:rPr>
+          <w:rFonts w:hint="default" w:ascii="Times New Roman" w:hAnsi="Times New Roman" w:cs="Times New Roman"/>
+          <w:sz w:val="28"/>
+          <w:szCs w:val="28"/>
+        </w:rPr>
+      </w:pPr>
+      <w:r>
+        <w:rPr>
+          <w:rFonts w:hint="default" w:ascii="Times New Roman" w:hAnsi="Times New Roman" w:cs="Times New Roman"/>
+          <w:sz w:val="28"/>
+          <w:szCs w:val="28"/>
+        </w:rPr>
         <w:drawing>
           <wp:inline distT="0" distB="0" distL="114300" distR="114300">
             <wp:extent cx="5264150" cy="2541905"/>
@@ -49,9 +77,29 @@
         </w:drawing>
       </w:r>
     </w:p>
-    <w:p/>
-    <w:p>
-      <w:r>
+    <w:p>
+      <w:pPr>
+        <w:rPr>
+          <w:rFonts w:hint="default" w:ascii="Times New Roman" w:hAnsi="Times New Roman" w:cs="Times New Roman"/>
+          <w:sz w:val="28"/>
+          <w:szCs w:val="28"/>
+        </w:rPr>
+      </w:pPr>
+    </w:p>
+    <w:p>
+      <w:pPr>
+        <w:rPr>
+          <w:rFonts w:hint="default" w:ascii="Times New Roman" w:hAnsi="Times New Roman" w:cs="Times New Roman"/>
+          <w:sz w:val="28"/>
+          <w:szCs w:val="28"/>
+        </w:rPr>
+      </w:pPr>
+      <w:r>
+        <w:rPr>
+          <w:rFonts w:hint="default" w:ascii="Times New Roman" w:hAnsi="Times New Roman" w:cs="Times New Roman"/>
+          <w:sz w:val="28"/>
+          <w:szCs w:val="28"/>
+        </w:rPr>
         <w:drawing>
           <wp:inline distT="0" distB="0" distL="114300" distR="114300">
             <wp:extent cx="5273675" cy="4919980"/>
@@ -100,18 +148,37 @@
         <w:pBdr>
           <w:bottom w:val="single" w:color="auto" w:sz="4" w:space="0"/>
         </w:pBdr>
-      </w:pPr>
-    </w:p>
-    <w:p>
-      <w:pPr>
-        <w:rPr>
-          <w:rFonts w:hint="default"/>
+        <w:rPr>
+          <w:rFonts w:hint="default" w:ascii="Times New Roman" w:hAnsi="Times New Roman" w:cs="Times New Roman"/>
+          <w:sz w:val="28"/>
+          <w:szCs w:val="28"/>
+        </w:rPr>
+      </w:pPr>
+    </w:p>
+    <w:p>
+      <w:pPr>
+        <w:rPr>
+          <w:rFonts w:hint="default" w:ascii="Times New Roman" w:hAnsi="Times New Roman" w:cs="Times New Roman"/>
+          <w:sz w:val="28"/>
+          <w:szCs w:val="28"/>
           <w:lang w:val="en-US"/>
         </w:rPr>
       </w:pPr>
     </w:p>
     <w:p>
-      <w:r>
+      <w:pPr>
+        <w:rPr>
+          <w:rFonts w:hint="default" w:ascii="Times New Roman" w:hAnsi="Times New Roman" w:cs="Times New Roman"/>
+          <w:sz w:val="28"/>
+          <w:szCs w:val="28"/>
+        </w:rPr>
+      </w:pPr>
+      <w:r>
+        <w:rPr>
+          <w:rFonts w:hint="default" w:ascii="Times New Roman" w:hAnsi="Times New Roman" w:cs="Times New Roman"/>
+          <w:sz w:val="28"/>
+          <w:szCs w:val="28"/>
+        </w:rPr>
         <w:drawing>
           <wp:inline distT="0" distB="0" distL="114300" distR="114300">
             <wp:extent cx="4876800" cy="2390775"/>
@@ -155,20 +222,28 @@
         </w:drawing>
       </w:r>
     </w:p>
-    <w:p/>
-    <w:p>
-      <w:pPr>
-        <w:rPr>
-          <w:rFonts w:ascii="SimSun" w:hAnsi="SimSun" w:eastAsia="SimSun" w:cs="SimSun"/>
-          <w:sz w:val="24"/>
-          <w:szCs w:val="24"/>
-        </w:rPr>
-      </w:pPr>
-      <w:r>
-        <w:rPr>
-          <w:rFonts w:ascii="SimSun" w:hAnsi="SimSun" w:eastAsia="SimSun" w:cs="SimSun"/>
-          <w:sz w:val="24"/>
-          <w:szCs w:val="24"/>
+    <w:p>
+      <w:pPr>
+        <w:rPr>
+          <w:rFonts w:hint="default" w:ascii="Times New Roman" w:hAnsi="Times New Roman" w:cs="Times New Roman"/>
+          <w:sz w:val="28"/>
+          <w:szCs w:val="28"/>
+        </w:rPr>
+      </w:pPr>
+    </w:p>
+    <w:p>
+      <w:pPr>
+        <w:rPr>
+          <w:rFonts w:hint="default" w:ascii="Times New Roman" w:hAnsi="Times New Roman" w:eastAsia="SimSun" w:cs="Times New Roman"/>
+          <w:sz w:val="28"/>
+          <w:szCs w:val="28"/>
+        </w:rPr>
+      </w:pPr>
+      <w:r>
+        <w:rPr>
+          <w:rFonts w:hint="default" w:ascii="Times New Roman" w:hAnsi="Times New Roman" w:eastAsia="SimSun" w:cs="Times New Roman"/>
+          <w:sz w:val="28"/>
+          <w:szCs w:val="28"/>
         </w:rPr>
         <w:drawing>
           <wp:inline distT="0" distB="0" distL="114300" distR="114300">
@@ -216,14 +291,26 @@
     <w:p>
       <w:pPr>
         <w:rPr>
-          <w:rFonts w:ascii="SimSun" w:hAnsi="SimSun" w:eastAsia="SimSun" w:cs="SimSun"/>
-          <w:sz w:val="24"/>
-          <w:szCs w:val="24"/>
-        </w:rPr>
-      </w:pPr>
-    </w:p>
-    <w:p>
-      <w:r>
+          <w:rFonts w:hint="default" w:ascii="Times New Roman" w:hAnsi="Times New Roman" w:eastAsia="SimSun" w:cs="Times New Roman"/>
+          <w:sz w:val="28"/>
+          <w:szCs w:val="28"/>
+        </w:rPr>
+      </w:pPr>
+    </w:p>
+    <w:p>
+      <w:pPr>
+        <w:rPr>
+          <w:rFonts w:hint="default" w:ascii="Times New Roman" w:hAnsi="Times New Roman" w:cs="Times New Roman"/>
+          <w:sz w:val="28"/>
+          <w:szCs w:val="28"/>
+        </w:rPr>
+      </w:pPr>
+      <w:r>
+        <w:rPr>
+          <w:rFonts w:hint="default" w:ascii="Times New Roman" w:hAnsi="Times New Roman" w:cs="Times New Roman"/>
+          <w:sz w:val="28"/>
+          <w:szCs w:val="28"/>
+        </w:rPr>
         <w:drawing>
           <wp:inline distT="0" distB="0" distL="114300" distR="114300">
             <wp:extent cx="5267960" cy="1842135"/>
@@ -272,18 +359,27 @@
         <w:pBdr>
           <w:bottom w:val="single" w:color="auto" w:sz="4" w:space="0"/>
         </w:pBdr>
-      </w:pPr>
-    </w:p>
-    <w:p>
-      <w:pPr>
-        <w:rPr>
-          <w:rFonts w:hint="default"/>
-          <w:lang w:val="vi-VN"/>
-        </w:rPr>
-      </w:pPr>
-      <w:r>
-        <w:rPr>
-          <w:rFonts w:hint="default"/>
+        <w:rPr>
+          <w:rFonts w:hint="default" w:ascii="Times New Roman" w:hAnsi="Times New Roman" w:cs="Times New Roman"/>
+          <w:sz w:val="28"/>
+          <w:szCs w:val="28"/>
+        </w:rPr>
+      </w:pPr>
+    </w:p>
+    <w:p>
+      <w:pPr>
+        <w:rPr>
+          <w:rFonts w:hint="default" w:ascii="Times New Roman" w:hAnsi="Times New Roman" w:cs="Times New Roman"/>
+          <w:sz w:val="28"/>
+          <w:szCs w:val="28"/>
+          <w:lang w:val="vi-VN"/>
+        </w:rPr>
+      </w:pPr>
+      <w:r>
+        <w:rPr>
+          <w:rFonts w:hint="default" w:ascii="Times New Roman" w:hAnsi="Times New Roman" w:cs="Times New Roman"/>
+          <w:sz w:val="28"/>
+          <w:szCs w:val="28"/>
           <w:lang w:val="vi-VN"/>
         </w:rPr>
         <w:t>#!/usr/bin/env python3</w:t>
@@ -292,13 +388,17 @@
     <w:p>
       <w:pPr>
         <w:rPr>
-          <w:rFonts w:hint="default"/>
-          <w:lang w:val="vi-VN"/>
-        </w:rPr>
-      </w:pPr>
-      <w:r>
-        <w:rPr>
-          <w:rFonts w:hint="default"/>
+          <w:rFonts w:hint="default" w:ascii="Times New Roman" w:hAnsi="Times New Roman" w:cs="Times New Roman"/>
+          <w:sz w:val="28"/>
+          <w:szCs w:val="28"/>
+          <w:lang w:val="vi-VN"/>
+        </w:rPr>
+      </w:pPr>
+      <w:r>
+        <w:rPr>
+          <w:rFonts w:hint="default" w:ascii="Times New Roman" w:hAnsi="Times New Roman" w:cs="Times New Roman"/>
+          <w:sz w:val="28"/>
+          <w:szCs w:val="28"/>
           <w:lang w:val="vi-VN"/>
         </w:rPr>
         <w:t>"""</w:t>
@@ -307,13 +407,17 @@
     <w:p>
       <w:pPr>
         <w:rPr>
-          <w:rFonts w:hint="default"/>
-          <w:lang w:val="vi-VN"/>
-        </w:rPr>
-      </w:pPr>
-      <w:r>
-        <w:rPr>
-          <w:rFonts w:hint="default"/>
+          <w:rFonts w:hint="default" w:ascii="Times New Roman" w:hAnsi="Times New Roman" w:cs="Times New Roman"/>
+          <w:sz w:val="28"/>
+          <w:szCs w:val="28"/>
+          <w:lang w:val="vi-VN"/>
+        </w:rPr>
+      </w:pPr>
+      <w:r>
+        <w:rPr>
+          <w:rFonts w:hint="default" w:ascii="Times New Roman" w:hAnsi="Times New Roman" w:cs="Times New Roman"/>
+          <w:sz w:val="28"/>
+          <w:szCs w:val="28"/>
           <w:lang w:val="vi-VN"/>
         </w:rPr>
         <w:t>Solution for "Absolutely Round Cipher" challenge</w:t>
@@ -322,13 +426,17 @@
     <w:p>
       <w:pPr>
         <w:rPr>
-          <w:rFonts w:hint="default"/>
-          <w:lang w:val="vi-VN"/>
-        </w:rPr>
-      </w:pPr>
-      <w:r>
-        <w:rPr>
-          <w:rFonts w:hint="default"/>
+          <w:rFonts w:hint="default" w:ascii="Times New Roman" w:hAnsi="Times New Roman" w:cs="Times New Roman"/>
+          <w:sz w:val="28"/>
+          <w:szCs w:val="28"/>
+          <w:lang w:val="vi-VN"/>
+        </w:rPr>
+      </w:pPr>
+      <w:r>
+        <w:rPr>
+          <w:rFonts w:hint="default" w:ascii="Times New Roman" w:hAnsi="Times New Roman" w:cs="Times New Roman"/>
+          <w:sz w:val="28"/>
+          <w:szCs w:val="28"/>
           <w:lang w:val="vi-VN"/>
         </w:rPr>
         <w:t>Axiom CTF</w:t>
@@ -337,13 +445,17 @@
     <w:p>
       <w:pPr>
         <w:rPr>
-          <w:rFonts w:hint="default"/>
-          <w:lang w:val="vi-VN"/>
-        </w:rPr>
-      </w:pPr>
-      <w:r>
-        <w:rPr>
-          <w:rFonts w:hint="default"/>
+          <w:rFonts w:hint="default" w:ascii="Times New Roman" w:hAnsi="Times New Roman" w:cs="Times New Roman"/>
+          <w:sz w:val="28"/>
+          <w:szCs w:val="28"/>
+          <w:lang w:val="vi-VN"/>
+        </w:rPr>
+      </w:pPr>
+      <w:r>
+        <w:rPr>
+          <w:rFonts w:hint="default" w:ascii="Times New Roman" w:hAnsi="Times New Roman" w:cs="Times New Roman"/>
+          <w:sz w:val="28"/>
+          <w:szCs w:val="28"/>
           <w:lang w:val="vi-VN"/>
         </w:rPr>
         <w:t>"""</w:t>
@@ -352,21 +464,27 @@
     <w:p>
       <w:pPr>
         <w:rPr>
-          <w:rFonts w:hint="default"/>
-          <w:lang w:val="vi-VN"/>
-        </w:rPr>
-      </w:pPr>
-    </w:p>
-    <w:p>
-      <w:pPr>
-        <w:rPr>
-          <w:rFonts w:hint="default"/>
-          <w:lang w:val="vi-VN"/>
-        </w:rPr>
-      </w:pPr>
-      <w:r>
-        <w:rPr>
-          <w:rFonts w:hint="default"/>
+          <w:rFonts w:hint="default" w:ascii="Times New Roman" w:hAnsi="Times New Roman" w:cs="Times New Roman"/>
+          <w:sz w:val="28"/>
+          <w:szCs w:val="28"/>
+          <w:lang w:val="vi-VN"/>
+        </w:rPr>
+      </w:pPr>
+    </w:p>
+    <w:p>
+      <w:pPr>
+        <w:rPr>
+          <w:rFonts w:hint="default" w:ascii="Times New Roman" w:hAnsi="Times New Roman" w:cs="Times New Roman"/>
+          <w:sz w:val="28"/>
+          <w:szCs w:val="28"/>
+          <w:lang w:val="vi-VN"/>
+        </w:rPr>
+      </w:pPr>
+      <w:r>
+        <w:rPr>
+          <w:rFonts w:hint="default" w:ascii="Times New Roman" w:hAnsi="Times New Roman" w:cs="Times New Roman"/>
+          <w:sz w:val="28"/>
+          <w:szCs w:val="28"/>
           <w:lang w:val="vi-VN"/>
         </w:rPr>
         <w:t>from Crypto.Util.number import long_to_bytes</w:t>
@@ -375,21 +493,27 @@
     <w:p>
       <w:pPr>
         <w:rPr>
-          <w:rFonts w:hint="default"/>
-          <w:lang w:val="vi-VN"/>
-        </w:rPr>
-      </w:pPr>
-    </w:p>
-    <w:p>
-      <w:pPr>
-        <w:rPr>
-          <w:rFonts w:hint="default"/>
-          <w:lang w:val="vi-VN"/>
-        </w:rPr>
-      </w:pPr>
-      <w:r>
-        <w:rPr>
-          <w:rFonts w:hint="default"/>
+          <w:rFonts w:hint="default" w:ascii="Times New Roman" w:hAnsi="Times New Roman" w:cs="Times New Roman"/>
+          <w:sz w:val="28"/>
+          <w:szCs w:val="28"/>
+          <w:lang w:val="vi-VN"/>
+        </w:rPr>
+      </w:pPr>
+    </w:p>
+    <w:p>
+      <w:pPr>
+        <w:rPr>
+          <w:rFonts w:hint="default" w:ascii="Times New Roman" w:hAnsi="Times New Roman" w:cs="Times New Roman"/>
+          <w:sz w:val="28"/>
+          <w:szCs w:val="28"/>
+          <w:lang w:val="vi-VN"/>
+        </w:rPr>
+      </w:pPr>
+      <w:r>
+        <w:rPr>
+          <w:rFonts w:hint="default" w:ascii="Times New Roman" w:hAnsi="Times New Roman" w:cs="Times New Roman"/>
+          <w:sz w:val="28"/>
+          <w:szCs w:val="28"/>
           <w:lang w:val="vi-VN"/>
         </w:rPr>
         <w:t># Dữ liệu từ đề bài</w:t>
@@ -398,13 +522,17 @@
     <w:p>
       <w:pPr>
         <w:rPr>
-          <w:rFonts w:hint="default"/>
-          <w:lang w:val="vi-VN"/>
-        </w:rPr>
-      </w:pPr>
-      <w:r>
-        <w:rPr>
-          <w:rFonts w:hint="default"/>
+          <w:rFonts w:hint="default" w:ascii="Times New Roman" w:hAnsi="Times New Roman" w:cs="Times New Roman"/>
+          <w:sz w:val="28"/>
+          <w:szCs w:val="28"/>
+          <w:lang w:val="vi-VN"/>
+        </w:rPr>
+      </w:pPr>
+      <w:r>
+        <w:rPr>
+          <w:rFonts w:hint="default" w:ascii="Times New Roman" w:hAnsi="Times New Roman" w:cs="Times New Roman"/>
+          <w:sz w:val="28"/>
+          <w:szCs w:val="28"/>
           <w:lang w:val="vi-VN"/>
         </w:rPr>
         <w:t>N = 170504958536477438819195103989821895409321650275139755636641432876292793582834283923698126692674236967142212976067165848730517140241177877961276012642328236304285856612991216906472324691879314420885744233115955319628227376785337292139730088216423895039779532108103732532325352915612398444044228407464039181599</w:t>
@@ -413,13 +541,17 @@
     <w:p>
       <w:pPr>
         <w:rPr>
-          <w:rFonts w:hint="default"/>
-          <w:lang w:val="vi-VN"/>
-        </w:rPr>
-      </w:pPr>
-      <w:r>
-        <w:rPr>
-          <w:rFonts w:hint="default"/>
+          <w:rFonts w:hint="default" w:ascii="Times New Roman" w:hAnsi="Times New Roman" w:cs="Times New Roman"/>
+          <w:sz w:val="28"/>
+          <w:szCs w:val="28"/>
+          <w:lang w:val="vi-VN"/>
+        </w:rPr>
+      </w:pPr>
+      <w:r>
+        <w:rPr>
+          <w:rFonts w:hint="default" w:ascii="Times New Roman" w:hAnsi="Times New Roman" w:cs="Times New Roman"/>
+          <w:sz w:val="28"/>
+          <w:szCs w:val="28"/>
           <w:lang w:val="vi-VN"/>
         </w:rPr>
         <w:t>C1 = 84396514011113588626236304465728047581016560361172079124092889608902784994157329039482508838751299174148430634824545618816461950088818802436832954582228606630910551235430953073440456568801805891641931781252500432241619040982822879894179516322757149367050593715918316410056478080405117054624338264688443473908</w:t>
@@ -428,13 +560,17 @@
     <w:p>
       <w:pPr>
         <w:rPr>
-          <w:rFonts w:hint="default"/>
-          <w:lang w:val="vi-VN"/>
-        </w:rPr>
-      </w:pPr>
-      <w:r>
-        <w:rPr>
-          <w:rFonts w:hint="default"/>
+          <w:rFonts w:hint="default" w:ascii="Times New Roman" w:hAnsi="Times New Roman" w:cs="Times New Roman"/>
+          <w:sz w:val="28"/>
+          <w:szCs w:val="28"/>
+          <w:lang w:val="vi-VN"/>
+        </w:rPr>
+      </w:pPr>
+      <w:r>
+        <w:rPr>
+          <w:rFonts w:hint="default" w:ascii="Times New Roman" w:hAnsi="Times New Roman" w:cs="Times New Roman"/>
+          <w:sz w:val="28"/>
+          <w:szCs w:val="28"/>
           <w:lang w:val="vi-VN"/>
         </w:rPr>
         <w:t>C2 = 34948960510697295719537482511012587116980181415197930331755408152034985297675161453289677662525986836828160380744891722759495619866967104473371239015872838792427681970829341919752112630005095713608233925356491491110725477568011482200344666082949272745548006001865129229517507347328304580151538564889025296928</w:t>
@@ -443,13 +579,17 @@
     <w:p>
       <w:pPr>
         <w:rPr>
-          <w:rFonts w:hint="default"/>
-          <w:lang w:val="vi-VN"/>
-        </w:rPr>
-      </w:pPr>
-      <w:r>
-        <w:rPr>
-          <w:rFonts w:hint="default"/>
+          <w:rFonts w:hint="default" w:ascii="Times New Roman" w:hAnsi="Times New Roman" w:cs="Times New Roman"/>
+          <w:sz w:val="28"/>
+          <w:szCs w:val="28"/>
+          <w:lang w:val="vi-VN"/>
+        </w:rPr>
+      </w:pPr>
+      <w:r>
+        <w:rPr>
+          <w:rFonts w:hint="default" w:ascii="Times New Roman" w:hAnsi="Times New Roman" w:cs="Times New Roman"/>
+          <w:sz w:val="28"/>
+          <w:szCs w:val="28"/>
           <w:lang w:val="vi-VN"/>
         </w:rPr>
         <w:t>C3 = 121057405036061145912496282035106434945285271329165606844303951419424993886352116337505295516448924629821942721987511952673550810019326179997814297075972468465802987348389605752783980753082604242852046377219946378497333813370525894445895237976696212378093406262166873377918886868233580114942427139467637676613</w:t>
@@ -458,21 +598,27 @@
     <w:p>
       <w:pPr>
         <w:rPr>
-          <w:rFonts w:hint="default"/>
-          <w:lang w:val="vi-VN"/>
-        </w:rPr>
-      </w:pPr>
-    </w:p>
-    <w:p>
-      <w:pPr>
-        <w:rPr>
-          <w:rFonts w:hint="default"/>
-          <w:lang w:val="vi-VN"/>
-        </w:rPr>
-      </w:pPr>
-      <w:r>
-        <w:rPr>
-          <w:rFonts w:hint="default"/>
+          <w:rFonts w:hint="default" w:ascii="Times New Roman" w:hAnsi="Times New Roman" w:cs="Times New Roman"/>
+          <w:sz w:val="28"/>
+          <w:szCs w:val="28"/>
+          <w:lang w:val="vi-VN"/>
+        </w:rPr>
+      </w:pPr>
+    </w:p>
+    <w:p>
+      <w:pPr>
+        <w:rPr>
+          <w:rFonts w:hint="default" w:ascii="Times New Roman" w:hAnsi="Times New Roman" w:cs="Times New Roman"/>
+          <w:sz w:val="28"/>
+          <w:szCs w:val="28"/>
+          <w:lang w:val="vi-VN"/>
+        </w:rPr>
+      </w:pPr>
+      <w:r>
+        <w:rPr>
+          <w:rFonts w:hint="default" w:ascii="Times New Roman" w:hAnsi="Times New Roman" w:cs="Times New Roman"/>
+          <w:sz w:val="28"/>
+          <w:szCs w:val="28"/>
           <w:lang w:val="vi-VN"/>
         </w:rPr>
         <w:t>def solve():</w:t>
@@ -481,13 +627,17 @@
     <w:p>
       <w:pPr>
         <w:rPr>
-          <w:rFonts w:hint="default"/>
-          <w:lang w:val="vi-VN"/>
-        </w:rPr>
-      </w:pPr>
-      <w:r>
-        <w:rPr>
-          <w:rFonts w:hint="default"/>
+          <w:rFonts w:hint="default" w:ascii="Times New Roman" w:hAnsi="Times New Roman" w:cs="Times New Roman"/>
+          <w:sz w:val="28"/>
+          <w:szCs w:val="28"/>
+          <w:lang w:val="vi-VN"/>
+        </w:rPr>
+      </w:pPr>
+      <w:r>
+        <w:rPr>
+          <w:rFonts w:hint="default" w:ascii="Times New Roman" w:hAnsi="Times New Roman" w:cs="Times New Roman"/>
+          <w:sz w:val="28"/>
+          <w:szCs w:val="28"/>
           <w:lang w:val="vi-VN"/>
         </w:rPr>
         <w:t xml:space="preserve">    print("=" * 50)</w:t>
@@ -496,13 +646,17 @@
     <w:p>
       <w:pPr>
         <w:rPr>
-          <w:rFonts w:hint="default"/>
-          <w:lang w:val="vi-VN"/>
-        </w:rPr>
-      </w:pPr>
-      <w:r>
-        <w:rPr>
-          <w:rFonts w:hint="default"/>
+          <w:rFonts w:hint="default" w:ascii="Times New Roman" w:hAnsi="Times New Roman" w:cs="Times New Roman"/>
+          <w:sz w:val="28"/>
+          <w:szCs w:val="28"/>
+          <w:lang w:val="vi-VN"/>
+        </w:rPr>
+      </w:pPr>
+      <w:r>
+        <w:rPr>
+          <w:rFonts w:hint="default" w:ascii="Times New Roman" w:hAnsi="Times New Roman" w:cs="Times New Roman"/>
+          <w:sz w:val="28"/>
+          <w:szCs w:val="28"/>
           <w:lang w:val="vi-VN"/>
         </w:rPr>
         <w:t xml:space="preserve">    print("Giải bài Absolutely Round Cipher")</w:t>
@@ -511,13 +665,17 @@
     <w:p>
       <w:pPr>
         <w:rPr>
-          <w:rFonts w:hint="default"/>
-          <w:lang w:val="vi-VN"/>
-        </w:rPr>
-      </w:pPr>
-      <w:r>
-        <w:rPr>
-          <w:rFonts w:hint="default"/>
+          <w:rFonts w:hint="default" w:ascii="Times New Roman" w:hAnsi="Times New Roman" w:cs="Times New Roman"/>
+          <w:sz w:val="28"/>
+          <w:szCs w:val="28"/>
+          <w:lang w:val="vi-VN"/>
+        </w:rPr>
+      </w:pPr>
+      <w:r>
+        <w:rPr>
+          <w:rFonts w:hint="default" w:ascii="Times New Roman" w:hAnsi="Times New Roman" w:cs="Times New Roman"/>
+          <w:sz w:val="28"/>
+          <w:szCs w:val="28"/>
           <w:lang w:val="vi-VN"/>
         </w:rPr>
         <w:t xml:space="preserve">    print("=" * 50)</w:t>
@@ -526,13 +684,17 @@
     <w:p>
       <w:pPr>
         <w:rPr>
-          <w:rFonts w:hint="default"/>
-          <w:lang w:val="vi-VN"/>
-        </w:rPr>
-      </w:pPr>
-      <w:r>
-        <w:rPr>
-          <w:rFonts w:hint="default"/>
+          <w:rFonts w:hint="default" w:ascii="Times New Roman" w:hAnsi="Times New Roman" w:cs="Times New Roman"/>
+          <w:sz w:val="28"/>
+          <w:szCs w:val="28"/>
+          <w:lang w:val="vi-VN"/>
+        </w:rPr>
+      </w:pPr>
+      <w:r>
+        <w:rPr>
+          <w:rFonts w:hint="default" w:ascii="Times New Roman" w:hAnsi="Times New Roman" w:cs="Times New Roman"/>
+          <w:sz w:val="28"/>
+          <w:szCs w:val="28"/>
           <w:lang w:val="vi-VN"/>
         </w:rPr>
         <w:t xml:space="preserve">    </w:t>
@@ -541,13 +703,17 @@
     <w:p>
       <w:pPr>
         <w:rPr>
-          <w:rFonts w:hint="default"/>
-          <w:lang w:val="vi-VN"/>
-        </w:rPr>
-      </w:pPr>
-      <w:r>
-        <w:rPr>
-          <w:rFonts w:hint="default"/>
+          <w:rFonts w:hint="default" w:ascii="Times New Roman" w:hAnsi="Times New Roman" w:cs="Times New Roman"/>
+          <w:sz w:val="28"/>
+          <w:szCs w:val="28"/>
+          <w:lang w:val="vi-VN"/>
+        </w:rPr>
+      </w:pPr>
+      <w:r>
+        <w:rPr>
+          <w:rFonts w:hint="default" w:ascii="Times New Roman" w:hAnsi="Times New Roman" w:cs="Times New Roman"/>
+          <w:sz w:val="28"/>
+          <w:szCs w:val="28"/>
           <w:lang w:val="vi-VN"/>
         </w:rPr>
         <w:t xml:space="preserve">    # Tính S = (C1 + C3 - C2) mod N</w:t>
@@ -556,13 +722,17 @@
     <w:p>
       <w:pPr>
         <w:rPr>
-          <w:rFonts w:hint="default"/>
-          <w:lang w:val="vi-VN"/>
-        </w:rPr>
-      </w:pPr>
-      <w:r>
-        <w:rPr>
-          <w:rFonts w:hint="default"/>
+          <w:rFonts w:hint="default" w:ascii="Times New Roman" w:hAnsi="Times New Roman" w:cs="Times New Roman"/>
+          <w:sz w:val="28"/>
+          <w:szCs w:val="28"/>
+          <w:lang w:val="vi-VN"/>
+        </w:rPr>
+      </w:pPr>
+      <w:r>
+        <w:rPr>
+          <w:rFonts w:hint="default" w:ascii="Times New Roman" w:hAnsi="Times New Roman" w:cs="Times New Roman"/>
+          <w:sz w:val="28"/>
+          <w:szCs w:val="28"/>
           <w:lang w:val="vi-VN"/>
         </w:rPr>
         <w:t xml:space="preserve">    S = (C1 + C3 - C2) % N</w:t>
@@ -571,13 +741,17 @@
     <w:p>
       <w:pPr>
         <w:rPr>
-          <w:rFonts w:hint="default"/>
-          <w:lang w:val="vi-VN"/>
-        </w:rPr>
-      </w:pPr>
-      <w:r>
-        <w:rPr>
-          <w:rFonts w:hint="default"/>
+          <w:rFonts w:hint="default" w:ascii="Times New Roman" w:hAnsi="Times New Roman" w:cs="Times New Roman"/>
+          <w:sz w:val="28"/>
+          <w:szCs w:val="28"/>
+          <w:lang w:val="vi-VN"/>
+        </w:rPr>
+      </w:pPr>
+      <w:r>
+        <w:rPr>
+          <w:rFonts w:hint="default" w:ascii="Times New Roman" w:hAnsi="Times New Roman" w:cs="Times New Roman"/>
+          <w:sz w:val="28"/>
+          <w:szCs w:val="28"/>
           <w:lang w:val="vi-VN"/>
         </w:rPr>
         <w:t xml:space="preserve">    print(f"S = (C1 + C3 - C2) mod N = {S}")</w:t>
@@ -586,13 +760,17 @@
     <w:p>
       <w:pPr>
         <w:rPr>
-          <w:rFonts w:hint="default"/>
-          <w:lang w:val="vi-VN"/>
-        </w:rPr>
-      </w:pPr>
-      <w:r>
-        <w:rPr>
-          <w:rFonts w:hint="default"/>
+          <w:rFonts w:hint="default" w:ascii="Times New Roman" w:hAnsi="Times New Roman" w:cs="Times New Roman"/>
+          <w:sz w:val="28"/>
+          <w:szCs w:val="28"/>
+          <w:lang w:val="vi-VN"/>
+        </w:rPr>
+      </w:pPr>
+      <w:r>
+        <w:rPr>
+          <w:rFonts w:hint="default" w:ascii="Times New Roman" w:hAnsi="Times New Roman" w:cs="Times New Roman"/>
+          <w:sz w:val="28"/>
+          <w:szCs w:val="28"/>
           <w:lang w:val="vi-VN"/>
         </w:rPr>
         <w:t xml:space="preserve">    print(f"S có chẵn không? {'Chẵn' if S % 2 == 0 else 'Lẻ'}")</w:t>
@@ -601,13 +779,17 @@
     <w:p>
       <w:pPr>
         <w:rPr>
-          <w:rFonts w:hint="default"/>
-          <w:lang w:val="vi-VN"/>
-        </w:rPr>
-      </w:pPr>
-      <w:r>
-        <w:rPr>
-          <w:rFonts w:hint="default"/>
+          <w:rFonts w:hint="default" w:ascii="Times New Roman" w:hAnsi="Times New Roman" w:cs="Times New Roman"/>
+          <w:sz w:val="28"/>
+          <w:szCs w:val="28"/>
+          <w:lang w:val="vi-VN"/>
+        </w:rPr>
+      </w:pPr>
+      <w:r>
+        <w:rPr>
+          <w:rFonts w:hint="default" w:ascii="Times New Roman" w:hAnsi="Times New Roman" w:cs="Times New Roman"/>
+          <w:sz w:val="28"/>
+          <w:szCs w:val="28"/>
           <w:lang w:val="vi-VN"/>
         </w:rPr>
         <w:t xml:space="preserve">    </w:t>
@@ -616,13 +798,17 @@
     <w:p>
       <w:pPr>
         <w:rPr>
-          <w:rFonts w:hint="default"/>
-          <w:lang w:val="vi-VN"/>
-        </w:rPr>
-      </w:pPr>
-      <w:r>
-        <w:rPr>
-          <w:rFonts w:hint="default"/>
+          <w:rFonts w:hint="default" w:ascii="Times New Roman" w:hAnsi="Times New Roman" w:cs="Times New Roman"/>
+          <w:sz w:val="28"/>
+          <w:szCs w:val="28"/>
+          <w:lang w:val="vi-VN"/>
+        </w:rPr>
+      </w:pPr>
+      <w:r>
+        <w:rPr>
+          <w:rFonts w:hint="default" w:ascii="Times New Roman" w:hAnsi="Times New Roman" w:cs="Times New Roman"/>
+          <w:sz w:val="28"/>
+          <w:szCs w:val="28"/>
           <w:lang w:val="vi-VN"/>
         </w:rPr>
         <w:t xml:space="preserve">    # Tìm F từ 2F ≡ S (mod N)</w:t>
@@ -631,13 +817,17 @@
     <w:p>
       <w:pPr>
         <w:rPr>
-          <w:rFonts w:hint="default"/>
-          <w:lang w:val="vi-VN"/>
-        </w:rPr>
-      </w:pPr>
-      <w:r>
-        <w:rPr>
-          <w:rFonts w:hint="default"/>
+          <w:rFonts w:hint="default" w:ascii="Times New Roman" w:hAnsi="Times New Roman" w:cs="Times New Roman"/>
+          <w:sz w:val="28"/>
+          <w:szCs w:val="28"/>
+          <w:lang w:val="vi-VN"/>
+        </w:rPr>
+      </w:pPr>
+      <w:r>
+        <w:rPr>
+          <w:rFonts w:hint="default" w:ascii="Times New Roman" w:hAnsi="Times New Roman" w:cs="Times New Roman"/>
+          <w:sz w:val="28"/>
+          <w:szCs w:val="28"/>
           <w:lang w:val="vi-VN"/>
         </w:rPr>
         <w:t xml:space="preserve">    if S % 2 == 0:</w:t>
@@ -646,13 +836,17 @@
     <w:p>
       <w:pPr>
         <w:rPr>
-          <w:rFonts w:hint="default"/>
-          <w:lang w:val="vi-VN"/>
-        </w:rPr>
-      </w:pPr>
-      <w:r>
-        <w:rPr>
-          <w:rFonts w:hint="default"/>
+          <w:rFonts w:hint="default" w:ascii="Times New Roman" w:hAnsi="Times New Roman" w:cs="Times New Roman"/>
+          <w:sz w:val="28"/>
+          <w:szCs w:val="28"/>
+          <w:lang w:val="vi-VN"/>
+        </w:rPr>
+      </w:pPr>
+      <w:r>
+        <w:rPr>
+          <w:rFonts w:hint="default" w:ascii="Times New Roman" w:hAnsi="Times New Roman" w:cs="Times New Roman"/>
+          <w:sz w:val="28"/>
+          <w:szCs w:val="28"/>
           <w:lang w:val="vi-VN"/>
         </w:rPr>
         <w:t xml:space="preserve">        F = S // 2</w:t>
@@ -661,13 +855,17 @@
     <w:p>
       <w:pPr>
         <w:rPr>
-          <w:rFonts w:hint="default"/>
-          <w:lang w:val="vi-VN"/>
-        </w:rPr>
-      </w:pPr>
-      <w:r>
-        <w:rPr>
-          <w:rFonts w:hint="default"/>
+          <w:rFonts w:hint="default" w:ascii="Times New Roman" w:hAnsi="Times New Roman" w:cs="Times New Roman"/>
+          <w:sz w:val="28"/>
+          <w:szCs w:val="28"/>
+          <w:lang w:val="vi-VN"/>
+        </w:rPr>
+      </w:pPr>
+      <w:r>
+        <w:rPr>
+          <w:rFonts w:hint="default" w:ascii="Times New Roman" w:hAnsi="Times New Roman" w:cs="Times New Roman"/>
+          <w:sz w:val="28"/>
+          <w:szCs w:val="28"/>
           <w:lang w:val="vi-VN"/>
         </w:rPr>
         <w:t xml:space="preserve">        print("S chẵn → F = S/2")</w:t>
@@ -676,13 +874,17 @@
     <w:p>
       <w:pPr>
         <w:rPr>
-          <w:rFonts w:hint="default"/>
-          <w:lang w:val="vi-VN"/>
-        </w:rPr>
-      </w:pPr>
-      <w:r>
-        <w:rPr>
-          <w:rFonts w:hint="default"/>
+          <w:rFonts w:hint="default" w:ascii="Times New Roman" w:hAnsi="Times New Roman" w:cs="Times New Roman"/>
+          <w:sz w:val="28"/>
+          <w:szCs w:val="28"/>
+          <w:lang w:val="vi-VN"/>
+        </w:rPr>
+      </w:pPr>
+      <w:r>
+        <w:rPr>
+          <w:rFonts w:hint="default" w:ascii="Times New Roman" w:hAnsi="Times New Roman" w:cs="Times New Roman"/>
+          <w:sz w:val="28"/>
+          <w:szCs w:val="28"/>
           <w:lang w:val="vi-VN"/>
         </w:rPr>
         <w:t xml:space="preserve">    else:</w:t>
@@ -691,13 +893,17 @@
     <w:p>
       <w:pPr>
         <w:rPr>
-          <w:rFonts w:hint="default"/>
-          <w:lang w:val="vi-VN"/>
-        </w:rPr>
-      </w:pPr>
-      <w:r>
-        <w:rPr>
-          <w:rFonts w:hint="default"/>
+          <w:rFonts w:hint="default" w:ascii="Times New Roman" w:hAnsi="Times New Roman" w:cs="Times New Roman"/>
+          <w:sz w:val="28"/>
+          <w:szCs w:val="28"/>
+          <w:lang w:val="vi-VN"/>
+        </w:rPr>
+      </w:pPr>
+      <w:r>
+        <w:rPr>
+          <w:rFonts w:hint="default" w:ascii="Times New Roman" w:hAnsi="Times New Roman" w:cs="Times New Roman"/>
+          <w:sz w:val="28"/>
+          <w:szCs w:val="28"/>
           <w:lang w:val="vi-VN"/>
         </w:rPr>
         <w:t xml:space="preserve">        F = (S + N) // 2</w:t>
@@ -706,13 +912,17 @@
     <w:p>
       <w:pPr>
         <w:rPr>
-          <w:rFonts w:hint="default"/>
-          <w:lang w:val="vi-VN"/>
-        </w:rPr>
-      </w:pPr>
-      <w:r>
-        <w:rPr>
-          <w:rFonts w:hint="default"/>
+          <w:rFonts w:hint="default" w:ascii="Times New Roman" w:hAnsi="Times New Roman" w:cs="Times New Roman"/>
+          <w:sz w:val="28"/>
+          <w:szCs w:val="28"/>
+          <w:lang w:val="vi-VN"/>
+        </w:rPr>
+      </w:pPr>
+      <w:r>
+        <w:rPr>
+          <w:rFonts w:hint="default" w:ascii="Times New Roman" w:hAnsi="Times New Roman" w:cs="Times New Roman"/>
+          <w:sz w:val="28"/>
+          <w:szCs w:val="28"/>
           <w:lang w:val="vi-VN"/>
         </w:rPr>
         <w:t xml:space="preserve">        print("S lẻ → F = (S + N)/2")</w:t>
@@ -721,13 +931,17 @@
     <w:p>
       <w:pPr>
         <w:rPr>
-          <w:rFonts w:hint="default"/>
-          <w:lang w:val="vi-VN"/>
-        </w:rPr>
-      </w:pPr>
-      <w:r>
-        <w:rPr>
-          <w:rFonts w:hint="default"/>
+          <w:rFonts w:hint="default" w:ascii="Times New Roman" w:hAnsi="Times New Roman" w:cs="Times New Roman"/>
+          <w:sz w:val="28"/>
+          <w:szCs w:val="28"/>
+          <w:lang w:val="vi-VN"/>
+        </w:rPr>
+      </w:pPr>
+      <w:r>
+        <w:rPr>
+          <w:rFonts w:hint="default" w:ascii="Times New Roman" w:hAnsi="Times New Roman" w:cs="Times New Roman"/>
+          <w:sz w:val="28"/>
+          <w:szCs w:val="28"/>
           <w:lang w:val="vi-VN"/>
         </w:rPr>
         <w:t xml:space="preserve">    </w:t>
@@ -736,13 +950,17 @@
     <w:p>
       <w:pPr>
         <w:rPr>
-          <w:rFonts w:hint="default"/>
-          <w:lang w:val="vi-VN"/>
-        </w:rPr>
-      </w:pPr>
-      <w:r>
-        <w:rPr>
-          <w:rFonts w:hint="default"/>
+          <w:rFonts w:hint="default" w:ascii="Times New Roman" w:hAnsi="Times New Roman" w:cs="Times New Roman"/>
+          <w:sz w:val="28"/>
+          <w:szCs w:val="28"/>
+          <w:lang w:val="vi-VN"/>
+        </w:rPr>
+      </w:pPr>
+      <w:r>
+        <w:rPr>
+          <w:rFonts w:hint="default" w:ascii="Times New Roman" w:hAnsi="Times New Roman" w:cs="Times New Roman"/>
+          <w:sz w:val="28"/>
+          <w:szCs w:val="28"/>
           <w:lang w:val="vi-VN"/>
         </w:rPr>
         <w:t xml:space="preserve">    print(f"\nF (dạng số) = {F}")</w:t>
@@ -751,13 +969,17 @@
     <w:p>
       <w:pPr>
         <w:rPr>
-          <w:rFonts w:hint="default"/>
-          <w:lang w:val="vi-VN"/>
-        </w:rPr>
-      </w:pPr>
-      <w:r>
-        <w:rPr>
-          <w:rFonts w:hint="default"/>
+          <w:rFonts w:hint="default" w:ascii="Times New Roman" w:hAnsi="Times New Roman" w:cs="Times New Roman"/>
+          <w:sz w:val="28"/>
+          <w:szCs w:val="28"/>
+          <w:lang w:val="vi-VN"/>
+        </w:rPr>
+      </w:pPr>
+      <w:r>
+        <w:rPr>
+          <w:rFonts w:hint="default" w:ascii="Times New Roman" w:hAnsi="Times New Roman" w:cs="Times New Roman"/>
+          <w:sz w:val="28"/>
+          <w:szCs w:val="28"/>
           <w:lang w:val="vi-VN"/>
         </w:rPr>
         <w:t xml:space="preserve">    </w:t>
@@ -766,13 +988,17 @@
     <w:p>
       <w:pPr>
         <w:rPr>
-          <w:rFonts w:hint="default"/>
-          <w:lang w:val="vi-VN"/>
-        </w:rPr>
-      </w:pPr>
-      <w:r>
-        <w:rPr>
-          <w:rFonts w:hint="default"/>
+          <w:rFonts w:hint="default" w:ascii="Times New Roman" w:hAnsi="Times New Roman" w:cs="Times New Roman"/>
+          <w:sz w:val="28"/>
+          <w:szCs w:val="28"/>
+          <w:lang w:val="vi-VN"/>
+        </w:rPr>
+      </w:pPr>
+      <w:r>
+        <w:rPr>
+          <w:rFonts w:hint="default" w:ascii="Times New Roman" w:hAnsi="Times New Roman" w:cs="Times New Roman"/>
+          <w:sz w:val="28"/>
+          <w:szCs w:val="28"/>
           <w:lang w:val="vi-VN"/>
         </w:rPr>
         <w:t xml:space="preserve">    # Chuyển số thành bytes</w:t>
@@ -781,13 +1007,17 @@
     <w:p>
       <w:pPr>
         <w:rPr>
-          <w:rFonts w:hint="default"/>
-          <w:lang w:val="vi-VN"/>
-        </w:rPr>
-      </w:pPr>
-      <w:r>
-        <w:rPr>
-          <w:rFonts w:hint="default"/>
+          <w:rFonts w:hint="default" w:ascii="Times New Roman" w:hAnsi="Times New Roman" w:cs="Times New Roman"/>
+          <w:sz w:val="28"/>
+          <w:szCs w:val="28"/>
+          <w:lang w:val="vi-VN"/>
+        </w:rPr>
+      </w:pPr>
+      <w:r>
+        <w:rPr>
+          <w:rFonts w:hint="default" w:ascii="Times New Roman" w:hAnsi="Times New Roman" w:cs="Times New Roman"/>
+          <w:sz w:val="28"/>
+          <w:szCs w:val="28"/>
           <w:lang w:val="vi-VN"/>
         </w:rPr>
         <w:t xml:space="preserve">    flag_bytes = long_to_bytes(F)</w:t>
@@ -796,13 +1026,17 @@
     <w:p>
       <w:pPr>
         <w:rPr>
-          <w:rFonts w:hint="default"/>
-          <w:lang w:val="vi-VN"/>
-        </w:rPr>
-      </w:pPr>
-      <w:r>
-        <w:rPr>
-          <w:rFonts w:hint="default"/>
+          <w:rFonts w:hint="default" w:ascii="Times New Roman" w:hAnsi="Times New Roman" w:cs="Times New Roman"/>
+          <w:sz w:val="28"/>
+          <w:szCs w:val="28"/>
+          <w:lang w:val="vi-VN"/>
+        </w:rPr>
+      </w:pPr>
+      <w:r>
+        <w:rPr>
+          <w:rFonts w:hint="default" w:ascii="Times New Roman" w:hAnsi="Times New Roman" w:cs="Times New Roman"/>
+          <w:sz w:val="28"/>
+          <w:szCs w:val="28"/>
           <w:lang w:val="vi-VN"/>
         </w:rPr>
         <w:t xml:space="preserve">    print(f"\nFlag (dạng bytes): {flag_bytes}")</w:t>
@@ -811,13 +1045,17 @@
     <w:p>
       <w:pPr>
         <w:rPr>
-          <w:rFonts w:hint="default"/>
-          <w:lang w:val="vi-VN"/>
-        </w:rPr>
-      </w:pPr>
-      <w:r>
-        <w:rPr>
-          <w:rFonts w:hint="default"/>
+          <w:rFonts w:hint="default" w:ascii="Times New Roman" w:hAnsi="Times New Roman" w:cs="Times New Roman"/>
+          <w:sz w:val="28"/>
+          <w:szCs w:val="28"/>
+          <w:lang w:val="vi-VN"/>
+        </w:rPr>
+      </w:pPr>
+      <w:r>
+        <w:rPr>
+          <w:rFonts w:hint="default" w:ascii="Times New Roman" w:hAnsi="Times New Roman" w:cs="Times New Roman"/>
+          <w:sz w:val="28"/>
+          <w:szCs w:val="28"/>
           <w:lang w:val="vi-VN"/>
         </w:rPr>
         <w:t xml:space="preserve">    </w:t>
@@ -826,13 +1064,17 @@
     <w:p>
       <w:pPr>
         <w:rPr>
-          <w:rFonts w:hint="default"/>
-          <w:lang w:val="vi-VN"/>
-        </w:rPr>
-      </w:pPr>
-      <w:r>
-        <w:rPr>
-          <w:rFonts w:hint="default"/>
+          <w:rFonts w:hint="default" w:ascii="Times New Roman" w:hAnsi="Times New Roman" w:cs="Times New Roman"/>
+          <w:sz w:val="28"/>
+          <w:szCs w:val="28"/>
+          <w:lang w:val="vi-VN"/>
+        </w:rPr>
+      </w:pPr>
+      <w:r>
+        <w:rPr>
+          <w:rFonts w:hint="default" w:ascii="Times New Roman" w:hAnsi="Times New Roman" w:cs="Times New Roman"/>
+          <w:sz w:val="28"/>
+          <w:szCs w:val="28"/>
           <w:lang w:val="vi-VN"/>
         </w:rPr>
         <w:t xml:space="preserve">    # Thử decode thành string</w:t>
@@ -841,13 +1083,17 @@
     <w:p>
       <w:pPr>
         <w:rPr>
-          <w:rFonts w:hint="default"/>
-          <w:lang w:val="vi-VN"/>
-        </w:rPr>
-      </w:pPr>
-      <w:r>
-        <w:rPr>
-          <w:rFonts w:hint="default"/>
+          <w:rFonts w:hint="default" w:ascii="Times New Roman" w:hAnsi="Times New Roman" w:cs="Times New Roman"/>
+          <w:sz w:val="28"/>
+          <w:szCs w:val="28"/>
+          <w:lang w:val="vi-VN"/>
+        </w:rPr>
+      </w:pPr>
+      <w:r>
+        <w:rPr>
+          <w:rFonts w:hint="default" w:ascii="Times New Roman" w:hAnsi="Times New Roman" w:cs="Times New Roman"/>
+          <w:sz w:val="28"/>
+          <w:szCs w:val="28"/>
           <w:lang w:val="vi-VN"/>
         </w:rPr>
         <w:t xml:space="preserve">    try:</w:t>
@@ -856,13 +1102,17 @@
     <w:p>
       <w:pPr>
         <w:rPr>
-          <w:rFonts w:hint="default"/>
-          <w:lang w:val="vi-VN"/>
-        </w:rPr>
-      </w:pPr>
-      <w:r>
-        <w:rPr>
-          <w:rFonts w:hint="default"/>
+          <w:rFonts w:hint="default" w:ascii="Times New Roman" w:hAnsi="Times New Roman" w:cs="Times New Roman"/>
+          <w:sz w:val="28"/>
+          <w:szCs w:val="28"/>
+          <w:lang w:val="vi-VN"/>
+        </w:rPr>
+      </w:pPr>
+      <w:r>
+        <w:rPr>
+          <w:rFonts w:hint="default" w:ascii="Times New Roman" w:hAnsi="Times New Roman" w:cs="Times New Roman"/>
+          <w:sz w:val="28"/>
+          <w:szCs w:val="28"/>
           <w:lang w:val="vi-VN"/>
         </w:rPr>
         <w:t xml:space="preserve">        flag = flag_bytes.decode('utf-8')</w:t>
@@ -871,13 +1121,17 @@
     <w:p>
       <w:pPr>
         <w:rPr>
-          <w:rFonts w:hint="default"/>
-          <w:lang w:val="vi-VN"/>
-        </w:rPr>
-      </w:pPr>
-      <w:r>
-        <w:rPr>
-          <w:rFonts w:hint="default"/>
+          <w:rFonts w:hint="default" w:ascii="Times New Roman" w:hAnsi="Times New Roman" w:cs="Times New Roman"/>
+          <w:sz w:val="28"/>
+          <w:szCs w:val="28"/>
+          <w:lang w:val="vi-VN"/>
+        </w:rPr>
+      </w:pPr>
+      <w:r>
+        <w:rPr>
+          <w:rFonts w:hint="default" w:ascii="Times New Roman" w:hAnsi="Times New Roman" w:cs="Times New Roman"/>
+          <w:sz w:val="28"/>
+          <w:szCs w:val="28"/>
           <w:lang w:val="vi-VN"/>
         </w:rPr>
         <w:t xml:space="preserve">        print(f"\nFlag (decode utf-8): {flag}")</w:t>
@@ -886,13 +1140,17 @@
     <w:p>
       <w:pPr>
         <w:rPr>
-          <w:rFonts w:hint="default"/>
-          <w:lang w:val="vi-VN"/>
-        </w:rPr>
-      </w:pPr>
-      <w:r>
-        <w:rPr>
-          <w:rFonts w:hint="default"/>
+          <w:rFonts w:hint="default" w:ascii="Times New Roman" w:hAnsi="Times New Roman" w:cs="Times New Roman"/>
+          <w:sz w:val="28"/>
+          <w:szCs w:val="28"/>
+          <w:lang w:val="vi-VN"/>
+        </w:rPr>
+      </w:pPr>
+      <w:r>
+        <w:rPr>
+          <w:rFonts w:hint="default" w:ascii="Times New Roman" w:hAnsi="Times New Roman" w:cs="Times New Roman"/>
+          <w:sz w:val="28"/>
+          <w:szCs w:val="28"/>
           <w:lang w:val="vi-VN"/>
         </w:rPr>
         <w:t xml:space="preserve">    except:</w:t>
@@ -901,13 +1159,17 @@
     <w:p>
       <w:pPr>
         <w:rPr>
-          <w:rFonts w:hint="default"/>
-          <w:lang w:val="vi-VN"/>
-        </w:rPr>
-      </w:pPr>
-      <w:r>
-        <w:rPr>
-          <w:rFonts w:hint="default"/>
+          <w:rFonts w:hint="default" w:ascii="Times New Roman" w:hAnsi="Times New Roman" w:cs="Times New Roman"/>
+          <w:sz w:val="28"/>
+          <w:szCs w:val="28"/>
+          <w:lang w:val="vi-VN"/>
+        </w:rPr>
+      </w:pPr>
+      <w:r>
+        <w:rPr>
+          <w:rFonts w:hint="default" w:ascii="Times New Roman" w:hAnsi="Times New Roman" w:cs="Times New Roman"/>
+          <w:sz w:val="28"/>
+          <w:szCs w:val="28"/>
           <w:lang w:val="vi-VN"/>
         </w:rPr>
         <w:t xml:space="preserve">        print("\nKhông thể decode thành UTF-8, có thể flag ở dạng raw bytes")</w:t>
@@ -916,13 +1178,17 @@
     <w:p>
       <w:pPr>
         <w:rPr>
-          <w:rFonts w:hint="default"/>
-          <w:lang w:val="vi-VN"/>
-        </w:rPr>
-      </w:pPr>
-      <w:r>
-        <w:rPr>
-          <w:rFonts w:hint="default"/>
+          <w:rFonts w:hint="default" w:ascii="Times New Roman" w:hAnsi="Times New Roman" w:cs="Times New Roman"/>
+          <w:sz w:val="28"/>
+          <w:szCs w:val="28"/>
+          <w:lang w:val="vi-VN"/>
+        </w:rPr>
+      </w:pPr>
+      <w:r>
+        <w:rPr>
+          <w:rFonts w:hint="default" w:ascii="Times New Roman" w:hAnsi="Times New Roman" w:cs="Times New Roman"/>
+          <w:sz w:val="28"/>
+          <w:szCs w:val="28"/>
           <w:lang w:val="vi-VN"/>
         </w:rPr>
         <w:t xml:space="preserve">    </w:t>
@@ -931,13 +1197,17 @@
     <w:p>
       <w:pPr>
         <w:rPr>
-          <w:rFonts w:hint="default"/>
-          <w:lang w:val="vi-VN"/>
-        </w:rPr>
-      </w:pPr>
-      <w:r>
-        <w:rPr>
-          <w:rFonts w:hint="default"/>
+          <w:rFonts w:hint="default" w:ascii="Times New Roman" w:hAnsi="Times New Roman" w:cs="Times New Roman"/>
+          <w:sz w:val="28"/>
+          <w:szCs w:val="28"/>
+          <w:lang w:val="vi-VN"/>
+        </w:rPr>
+      </w:pPr>
+      <w:r>
+        <w:rPr>
+          <w:rFonts w:hint="default" w:ascii="Times New Roman" w:hAnsi="Times New Roman" w:cs="Times New Roman"/>
+          <w:sz w:val="28"/>
+          <w:szCs w:val="28"/>
           <w:lang w:val="vi-VN"/>
         </w:rPr>
         <w:t xml:space="preserve">    # Kiểm tra xem có phải flag không</w:t>
@@ -946,13 +1216,17 @@
     <w:p>
       <w:pPr>
         <w:rPr>
-          <w:rFonts w:hint="default"/>
-          <w:lang w:val="vi-VN"/>
-        </w:rPr>
-      </w:pPr>
-      <w:r>
-        <w:rPr>
-          <w:rFonts w:hint="default"/>
+          <w:rFonts w:hint="default" w:ascii="Times New Roman" w:hAnsi="Times New Roman" w:cs="Times New Roman"/>
+          <w:sz w:val="28"/>
+          <w:szCs w:val="28"/>
+          <w:lang w:val="vi-VN"/>
+        </w:rPr>
+      </w:pPr>
+      <w:r>
+        <w:rPr>
+          <w:rFonts w:hint="default" w:ascii="Times New Roman" w:hAnsi="Times New Roman" w:cs="Times New Roman"/>
+          <w:sz w:val="28"/>
+          <w:szCs w:val="28"/>
           <w:lang w:val="vi-VN"/>
         </w:rPr>
         <w:t xml:space="preserve">    if b'flag{' in flag_bytes or b'FLAG{' in flag_bytes or b'axiom{' in flag_bytes:</w:t>
@@ -961,13 +1235,17 @@
     <w:p>
       <w:pPr>
         <w:rPr>
-          <w:rFonts w:hint="default"/>
-          <w:lang w:val="vi-VN"/>
-        </w:rPr>
-      </w:pPr>
-      <w:r>
-        <w:rPr>
-          <w:rFonts w:hint="default"/>
+          <w:rFonts w:hint="default" w:ascii="Times New Roman" w:hAnsi="Times New Roman" w:cs="Times New Roman"/>
+          <w:sz w:val="28"/>
+          <w:szCs w:val="28"/>
+          <w:lang w:val="vi-VN"/>
+        </w:rPr>
+      </w:pPr>
+      <w:r>
+        <w:rPr>
+          <w:rFonts w:hint="default" w:ascii="Times New Roman" w:hAnsi="Times New Roman" w:cs="Times New Roman"/>
+          <w:sz w:val="28"/>
+          <w:szCs w:val="28"/>
           <w:lang w:val="vi-VN"/>
         </w:rPr>
         <w:t xml:space="preserve">        print("\n✅ Đã tìm thấy flag!")</w:t>
@@ -976,13 +1254,17 @@
     <w:p>
       <w:pPr>
         <w:rPr>
-          <w:rFonts w:hint="default"/>
-          <w:lang w:val="vi-VN"/>
-        </w:rPr>
-      </w:pPr>
-      <w:r>
-        <w:rPr>
-          <w:rFonts w:hint="default"/>
+          <w:rFonts w:hint="default" w:ascii="Times New Roman" w:hAnsi="Times New Roman" w:cs="Times New Roman"/>
+          <w:sz w:val="28"/>
+          <w:szCs w:val="28"/>
+          <w:lang w:val="vi-VN"/>
+        </w:rPr>
+      </w:pPr>
+      <w:r>
+        <w:rPr>
+          <w:rFonts w:hint="default" w:ascii="Times New Roman" w:hAnsi="Times New Roman" w:cs="Times New Roman"/>
+          <w:sz w:val="28"/>
+          <w:szCs w:val="28"/>
           <w:lang w:val="vi-VN"/>
         </w:rPr>
         <w:t xml:space="preserve">    else:</w:t>
@@ -991,13 +1273,17 @@
     <w:p>
       <w:pPr>
         <w:rPr>
-          <w:rFonts w:hint="default"/>
-          <w:lang w:val="vi-VN"/>
-        </w:rPr>
-      </w:pPr>
-      <w:r>
-        <w:rPr>
-          <w:rFonts w:hint="default"/>
+          <w:rFonts w:hint="default" w:ascii="Times New Roman" w:hAnsi="Times New Roman" w:cs="Times New Roman"/>
+          <w:sz w:val="28"/>
+          <w:szCs w:val="28"/>
+          <w:lang w:val="vi-VN"/>
+        </w:rPr>
+      </w:pPr>
+      <w:r>
+        <w:rPr>
+          <w:rFonts w:hint="default" w:ascii="Times New Roman" w:hAnsi="Times New Roman" w:cs="Times New Roman"/>
+          <w:sz w:val="28"/>
+          <w:szCs w:val="28"/>
           <w:lang w:val="vi-VN"/>
         </w:rPr>
         <w:t xml:space="preserve">        print("\n⚠️ Kết quả có thể chưa đúng, hãy kiểm tra lại tính toán")</w:t>
@@ -1006,13 +1292,17 @@
     <w:p>
       <w:pPr>
         <w:rPr>
-          <w:rFonts w:hint="default"/>
-          <w:lang w:val="vi-VN"/>
-        </w:rPr>
-      </w:pPr>
-      <w:r>
-        <w:rPr>
-          <w:rFonts w:hint="default"/>
+          <w:rFonts w:hint="default" w:ascii="Times New Roman" w:hAnsi="Times New Roman" w:cs="Times New Roman"/>
+          <w:sz w:val="28"/>
+          <w:szCs w:val="28"/>
+          <w:lang w:val="vi-VN"/>
+        </w:rPr>
+      </w:pPr>
+      <w:r>
+        <w:rPr>
+          <w:rFonts w:hint="default" w:ascii="Times New Roman" w:hAnsi="Times New Roman" w:cs="Times New Roman"/>
+          <w:sz w:val="28"/>
+          <w:szCs w:val="28"/>
           <w:lang w:val="vi-VN"/>
         </w:rPr>
         <w:t xml:space="preserve">    </w:t>
@@ -1021,13 +1311,17 @@
     <w:p>
       <w:pPr>
         <w:rPr>
-          <w:rFonts w:hint="default"/>
-          <w:lang w:val="vi-VN"/>
-        </w:rPr>
-      </w:pPr>
-      <w:r>
-        <w:rPr>
-          <w:rFonts w:hint="default"/>
+          <w:rFonts w:hint="default" w:ascii="Times New Roman" w:hAnsi="Times New Roman" w:cs="Times New Roman"/>
+          <w:sz w:val="28"/>
+          <w:szCs w:val="28"/>
+          <w:lang w:val="vi-VN"/>
+        </w:rPr>
+      </w:pPr>
+      <w:r>
+        <w:rPr>
+          <w:rFonts w:hint="default" w:ascii="Times New Roman" w:hAnsi="Times New Roman" w:cs="Times New Roman"/>
+          <w:sz w:val="28"/>
+          <w:szCs w:val="28"/>
           <w:lang w:val="vi-VN"/>
         </w:rPr>
         <w:t xml:space="preserve">    return flag_bytes</w:t>
@@ -1036,21 +1330,27 @@
     <w:p>
       <w:pPr>
         <w:rPr>
-          <w:rFonts w:hint="default"/>
-          <w:lang w:val="vi-VN"/>
-        </w:rPr>
-      </w:pPr>
-    </w:p>
-    <w:p>
-      <w:pPr>
-        <w:rPr>
-          <w:rFonts w:hint="default"/>
-          <w:lang w:val="vi-VN"/>
-        </w:rPr>
-      </w:pPr>
-      <w:r>
-        <w:rPr>
-          <w:rFonts w:hint="default"/>
+          <w:rFonts w:hint="default" w:ascii="Times New Roman" w:hAnsi="Times New Roman" w:cs="Times New Roman"/>
+          <w:sz w:val="28"/>
+          <w:szCs w:val="28"/>
+          <w:lang w:val="vi-VN"/>
+        </w:rPr>
+      </w:pPr>
+    </w:p>
+    <w:p>
+      <w:pPr>
+        <w:rPr>
+          <w:rFonts w:hint="default" w:ascii="Times New Roman" w:hAnsi="Times New Roman" w:cs="Times New Roman"/>
+          <w:sz w:val="28"/>
+          <w:szCs w:val="28"/>
+          <w:lang w:val="vi-VN"/>
+        </w:rPr>
+      </w:pPr>
+      <w:r>
+        <w:rPr>
+          <w:rFonts w:hint="default" w:ascii="Times New Roman" w:hAnsi="Times New Roman" w:cs="Times New Roman"/>
+          <w:sz w:val="28"/>
+          <w:szCs w:val="28"/>
           <w:lang w:val="vi-VN"/>
         </w:rPr>
         <w:t>if __name__ == "__main__":</w:t>
@@ -1059,13 +1359,17 @@
     <w:p>
       <w:pPr>
         <w:rPr>
-          <w:rFonts w:hint="default"/>
-          <w:lang w:val="vi-VN"/>
-        </w:rPr>
-      </w:pPr>
-      <w:r>
-        <w:rPr>
-          <w:rFonts w:hint="default"/>
+          <w:rFonts w:hint="default" w:ascii="Times New Roman" w:hAnsi="Times New Roman" w:cs="Times New Roman"/>
+          <w:sz w:val="28"/>
+          <w:szCs w:val="28"/>
+          <w:lang w:val="vi-VN"/>
+        </w:rPr>
+      </w:pPr>
+      <w:r>
+        <w:rPr>
+          <w:rFonts w:hint="default" w:ascii="Times New Roman" w:hAnsi="Times New Roman" w:cs="Times New Roman"/>
+          <w:sz w:val="28"/>
+          <w:szCs w:val="28"/>
           <w:lang w:val="vi-VN"/>
         </w:rPr>
         <w:t xml:space="preserve">    result = solve()</w:t>
@@ -1074,13 +1378,17 @@
     <w:p>
       <w:pPr>
         <w:rPr>
-          <w:rFonts w:hint="default"/>
-          <w:lang w:val="vi-VN"/>
-        </w:rPr>
-      </w:pPr>
-      <w:r>
-        <w:rPr>
-          <w:rFonts w:hint="default"/>
+          <w:rFonts w:hint="default" w:ascii="Times New Roman" w:hAnsi="Times New Roman" w:cs="Times New Roman"/>
+          <w:sz w:val="28"/>
+          <w:szCs w:val="28"/>
+          <w:lang w:val="vi-VN"/>
+        </w:rPr>
+      </w:pPr>
+      <w:r>
+        <w:rPr>
+          <w:rFonts w:hint="default" w:ascii="Times New Roman" w:hAnsi="Times New Roman" w:cs="Times New Roman"/>
+          <w:sz w:val="28"/>
+          <w:szCs w:val="28"/>
           <w:lang w:val="vi-VN"/>
         </w:rPr>
         <w:t xml:space="preserve">    </w:t>
@@ -1089,13 +1397,17 @@
     <w:p>
       <w:pPr>
         <w:rPr>
-          <w:rFonts w:hint="default"/>
-          <w:lang w:val="vi-VN"/>
-        </w:rPr>
-      </w:pPr>
-      <w:r>
-        <w:rPr>
-          <w:rFonts w:hint="default"/>
+          <w:rFonts w:hint="default" w:ascii="Times New Roman" w:hAnsi="Times New Roman" w:cs="Times New Roman"/>
+          <w:sz w:val="28"/>
+          <w:szCs w:val="28"/>
+          <w:lang w:val="vi-VN"/>
+        </w:rPr>
+      </w:pPr>
+      <w:r>
+        <w:rPr>
+          <w:rFonts w:hint="default" w:ascii="Times New Roman" w:hAnsi="Times New Roman" w:cs="Times New Roman"/>
+          <w:sz w:val="28"/>
+          <w:szCs w:val="28"/>
           <w:lang w:val="vi-VN"/>
         </w:rPr>
         <w:t xml:space="preserve">    # In kết quả đẹp</w:t>
@@ -1104,13 +1416,17 @@
     <w:p>
       <w:pPr>
         <w:rPr>
-          <w:rFonts w:hint="default"/>
-          <w:lang w:val="vi-VN"/>
-        </w:rPr>
-      </w:pPr>
-      <w:r>
-        <w:rPr>
-          <w:rFonts w:hint="default"/>
+          <w:rFonts w:hint="default" w:ascii="Times New Roman" w:hAnsi="Times New Roman" w:cs="Times New Roman"/>
+          <w:sz w:val="28"/>
+          <w:szCs w:val="28"/>
+          <w:lang w:val="vi-VN"/>
+        </w:rPr>
+      </w:pPr>
+      <w:r>
+        <w:rPr>
+          <w:rFonts w:hint="default" w:ascii="Times New Roman" w:hAnsi="Times New Roman" w:cs="Times New Roman"/>
+          <w:sz w:val="28"/>
+          <w:szCs w:val="28"/>
           <w:lang w:val="vi-VN"/>
         </w:rPr>
         <w:t xml:space="preserve">    print("\n" + "=" * 50)</w:t>
@@ -1119,13 +1435,17 @@
     <w:p>
       <w:pPr>
         <w:rPr>
-          <w:rFonts w:hint="default"/>
-          <w:lang w:val="vi-VN"/>
-        </w:rPr>
-      </w:pPr>
-      <w:r>
-        <w:rPr>
-          <w:rFonts w:hint="default"/>
+          <w:rFonts w:hint="default" w:ascii="Times New Roman" w:hAnsi="Times New Roman" w:cs="Times New Roman"/>
+          <w:sz w:val="28"/>
+          <w:szCs w:val="28"/>
+          <w:lang w:val="vi-VN"/>
+        </w:rPr>
+      </w:pPr>
+      <w:r>
+        <w:rPr>
+          <w:rFonts w:hint="default" w:ascii="Times New Roman" w:hAnsi="Times New Roman" w:cs="Times New Roman"/>
+          <w:sz w:val="28"/>
+          <w:szCs w:val="28"/>
           <w:lang w:val="vi-VN"/>
         </w:rPr>
         <w:t xml:space="preserve">    print("KẾT QUẢ CUỐI CÙNG:")</w:t>
@@ -1134,13 +1454,17 @@
     <w:p>
       <w:pPr>
         <w:rPr>
-          <w:rFonts w:hint="default"/>
-          <w:lang w:val="vi-VN"/>
-        </w:rPr>
-      </w:pPr>
-      <w:r>
-        <w:rPr>
-          <w:rFonts w:hint="default"/>
+          <w:rFonts w:hint="default" w:ascii="Times New Roman" w:hAnsi="Times New Roman" w:cs="Times New Roman"/>
+          <w:sz w:val="28"/>
+          <w:szCs w:val="28"/>
+          <w:lang w:val="vi-VN"/>
+        </w:rPr>
+      </w:pPr>
+      <w:r>
+        <w:rPr>
+          <w:rFonts w:hint="default" w:ascii="Times New Roman" w:hAnsi="Times New Roman" w:cs="Times New Roman"/>
+          <w:sz w:val="28"/>
+          <w:szCs w:val="28"/>
           <w:lang w:val="vi-VN"/>
         </w:rPr>
         <w:t xml:space="preserve">    print("=" * 50)</w:t>
@@ -1149,13 +1473,17 @@
     <w:p>
       <w:pPr>
         <w:rPr>
-          <w:rFonts w:hint="default"/>
-          <w:lang w:val="vi-VN"/>
-        </w:rPr>
-      </w:pPr>
-      <w:r>
-        <w:rPr>
-          <w:rFonts w:hint="default"/>
+          <w:rFonts w:hint="default" w:ascii="Times New Roman" w:hAnsi="Times New Roman" w:cs="Times New Roman"/>
+          <w:sz w:val="28"/>
+          <w:szCs w:val="28"/>
+          <w:lang w:val="vi-VN"/>
+        </w:rPr>
+      </w:pPr>
+      <w:r>
+        <w:rPr>
+          <w:rFonts w:hint="default" w:ascii="Times New Roman" w:hAnsi="Times New Roman" w:cs="Times New Roman"/>
+          <w:sz w:val="28"/>
+          <w:szCs w:val="28"/>
           <w:lang w:val="vi-VN"/>
         </w:rPr>
         <w:t xml:space="preserve">    </w:t>
@@ -1164,13 +1492,17 @@
     <w:p>
       <w:pPr>
         <w:rPr>
-          <w:rFonts w:hint="default"/>
-          <w:lang w:val="vi-VN"/>
-        </w:rPr>
-      </w:pPr>
-      <w:r>
-        <w:rPr>
-          <w:rFonts w:hint="default"/>
+          <w:rFonts w:hint="default" w:ascii="Times New Roman" w:hAnsi="Times New Roman" w:cs="Times New Roman"/>
+          <w:sz w:val="28"/>
+          <w:szCs w:val="28"/>
+          <w:lang w:val="vi-VN"/>
+        </w:rPr>
+      </w:pPr>
+      <w:r>
+        <w:rPr>
+          <w:rFonts w:hint="default" w:ascii="Times New Roman" w:hAnsi="Times New Roman" w:cs="Times New Roman"/>
+          <w:sz w:val="28"/>
+          <w:szCs w:val="28"/>
           <w:lang w:val="vi-VN"/>
         </w:rPr>
         <w:t xml:space="preserve">    # Thử in ra nhiều định dạng</w:t>
@@ -1179,13 +1511,17 @@
     <w:p>
       <w:pPr>
         <w:rPr>
-          <w:rFonts w:hint="default"/>
-          <w:lang w:val="vi-VN"/>
-        </w:rPr>
-      </w:pPr>
-      <w:r>
-        <w:rPr>
-          <w:rFonts w:hint="default"/>
+          <w:rFonts w:hint="default" w:ascii="Times New Roman" w:hAnsi="Times New Roman" w:cs="Times New Roman"/>
+          <w:sz w:val="28"/>
+          <w:szCs w:val="28"/>
+          <w:lang w:val="vi-VN"/>
+        </w:rPr>
+      </w:pPr>
+      <w:r>
+        <w:rPr>
+          <w:rFonts w:hint="default" w:ascii="Times New Roman" w:hAnsi="Times New Roman" w:cs="Times New Roman"/>
+          <w:sz w:val="28"/>
+          <w:szCs w:val="28"/>
           <w:lang w:val="vi-VN"/>
         </w:rPr>
         <w:t xml:space="preserve">    print(f"Raw bytes: {result}")</w:t>
@@ -1194,13 +1530,17 @@
     <w:p>
       <w:pPr>
         <w:rPr>
-          <w:rFonts w:hint="default"/>
-          <w:lang w:val="vi-VN"/>
-        </w:rPr>
-      </w:pPr>
-      <w:r>
-        <w:rPr>
-          <w:rFonts w:hint="default"/>
+          <w:rFonts w:hint="default" w:ascii="Times New Roman" w:hAnsi="Times New Roman" w:cs="Times New Roman"/>
+          <w:sz w:val="28"/>
+          <w:szCs w:val="28"/>
+          <w:lang w:val="vi-VN"/>
+        </w:rPr>
+      </w:pPr>
+      <w:r>
+        <w:rPr>
+          <w:rFonts w:hint="default" w:ascii="Times New Roman" w:hAnsi="Times New Roman" w:cs="Times New Roman"/>
+          <w:sz w:val="28"/>
+          <w:szCs w:val="28"/>
           <w:lang w:val="vi-VN"/>
         </w:rPr>
         <w:t xml:space="preserve">    try:</w:t>
@@ -1209,13 +1549,17 @@
     <w:p>
       <w:pPr>
         <w:rPr>
-          <w:rFonts w:hint="default"/>
-          <w:lang w:val="vi-VN"/>
-        </w:rPr>
-      </w:pPr>
-      <w:r>
-        <w:rPr>
-          <w:rFonts w:hint="default"/>
+          <w:rFonts w:hint="default" w:ascii="Times New Roman" w:hAnsi="Times New Roman" w:cs="Times New Roman"/>
+          <w:sz w:val="28"/>
+          <w:szCs w:val="28"/>
+          <w:lang w:val="vi-VN"/>
+        </w:rPr>
+      </w:pPr>
+      <w:r>
+        <w:rPr>
+          <w:rFonts w:hint="default" w:ascii="Times New Roman" w:hAnsi="Times New Roman" w:cs="Times New Roman"/>
+          <w:sz w:val="28"/>
+          <w:szCs w:val="28"/>
           <w:lang w:val="vi-VN"/>
         </w:rPr>
         <w:t xml:space="preserve">        print(f"UTF-8 string: {result.decode('utf-8')}")</w:t>
@@ -1224,13 +1568,17 @@
     <w:p>
       <w:pPr>
         <w:rPr>
-          <w:rFonts w:hint="default"/>
-          <w:lang w:val="vi-VN"/>
-        </w:rPr>
-      </w:pPr>
-      <w:r>
-        <w:rPr>
-          <w:rFonts w:hint="default"/>
+          <w:rFonts w:hint="default" w:ascii="Times New Roman" w:hAnsi="Times New Roman" w:cs="Times New Roman"/>
+          <w:sz w:val="28"/>
+          <w:szCs w:val="28"/>
+          <w:lang w:val="vi-VN"/>
+        </w:rPr>
+      </w:pPr>
+      <w:r>
+        <w:rPr>
+          <w:rFonts w:hint="default" w:ascii="Times New Roman" w:hAnsi="Times New Roman" w:cs="Times New Roman"/>
+          <w:sz w:val="28"/>
+          <w:szCs w:val="28"/>
           <w:lang w:val="vi-VN"/>
         </w:rPr>
         <w:t xml:space="preserve">    except:</w:t>
@@ -1239,13 +1587,17 @@
     <w:p>
       <w:pPr>
         <w:rPr>
-          <w:rFonts w:hint="default"/>
-          <w:lang w:val="vi-VN"/>
-        </w:rPr>
-      </w:pPr>
-      <w:r>
-        <w:rPr>
-          <w:rFonts w:hint="default"/>
+          <w:rFonts w:hint="default" w:ascii="Times New Roman" w:hAnsi="Times New Roman" w:cs="Times New Roman"/>
+          <w:sz w:val="28"/>
+          <w:szCs w:val="28"/>
+          <w:lang w:val="vi-VN"/>
+        </w:rPr>
+      </w:pPr>
+      <w:r>
+        <w:rPr>
+          <w:rFonts w:hint="default" w:ascii="Times New Roman" w:hAnsi="Times New Roman" w:cs="Times New Roman"/>
+          <w:sz w:val="28"/>
+          <w:szCs w:val="28"/>
           <w:lang w:val="vi-VN"/>
         </w:rPr>
         <w:t xml:space="preserve">        pass</w:t>
@@ -1254,13 +1606,17 @@
     <w:p>
       <w:pPr>
         <w:rPr>
-          <w:rFonts w:hint="default"/>
-          <w:lang w:val="vi-VN"/>
-        </w:rPr>
-      </w:pPr>
-      <w:r>
-        <w:rPr>
-          <w:rFonts w:hint="default"/>
+          <w:rFonts w:hint="default" w:ascii="Times New Roman" w:hAnsi="Times New Roman" w:cs="Times New Roman"/>
+          <w:sz w:val="28"/>
+          <w:szCs w:val="28"/>
+          <w:lang w:val="vi-VN"/>
+        </w:rPr>
+      </w:pPr>
+      <w:r>
+        <w:rPr>
+          <w:rFonts w:hint="default" w:ascii="Times New Roman" w:hAnsi="Times New Roman" w:cs="Times New Roman"/>
+          <w:sz w:val="28"/>
+          <w:szCs w:val="28"/>
           <w:lang w:val="vi-VN"/>
         </w:rPr>
         <w:t xml:space="preserve">    try:</w:t>
@@ -1269,13 +1625,17 @@
     <w:p>
       <w:pPr>
         <w:rPr>
-          <w:rFonts w:hint="default"/>
-          <w:lang w:val="vi-VN"/>
-        </w:rPr>
-      </w:pPr>
-      <w:r>
-        <w:rPr>
-          <w:rFonts w:hint="default"/>
+          <w:rFonts w:hint="default" w:ascii="Times New Roman" w:hAnsi="Times New Roman" w:cs="Times New Roman"/>
+          <w:sz w:val="28"/>
+          <w:szCs w:val="28"/>
+          <w:lang w:val="vi-VN"/>
+        </w:rPr>
+      </w:pPr>
+      <w:r>
+        <w:rPr>
+          <w:rFonts w:hint="default" w:ascii="Times New Roman" w:hAnsi="Times New Roman" w:cs="Times New Roman"/>
+          <w:sz w:val="28"/>
+          <w:szCs w:val="28"/>
           <w:lang w:val="vi-VN"/>
         </w:rPr>
         <w:t xml:space="preserve">        print(f"ASCII string: {result.decode('ascii')}")</w:t>
@@ -1284,13 +1644,17 @@
     <w:p>
       <w:pPr>
         <w:rPr>
-          <w:rFonts w:hint="default"/>
-          <w:lang w:val="vi-VN"/>
-        </w:rPr>
-      </w:pPr>
-      <w:r>
-        <w:rPr>
-          <w:rFonts w:hint="default"/>
+          <w:rFonts w:hint="default" w:ascii="Times New Roman" w:hAnsi="Times New Roman" w:cs="Times New Roman"/>
+          <w:sz w:val="28"/>
+          <w:szCs w:val="28"/>
+          <w:lang w:val="vi-VN"/>
+        </w:rPr>
+      </w:pPr>
+      <w:r>
+        <w:rPr>
+          <w:rFonts w:hint="default" w:ascii="Times New Roman" w:hAnsi="Times New Roman" w:cs="Times New Roman"/>
+          <w:sz w:val="28"/>
+          <w:szCs w:val="28"/>
           <w:lang w:val="vi-VN"/>
         </w:rPr>
         <w:t xml:space="preserve">    except:</w:t>
@@ -1299,13 +1663,17 @@
     <w:p>
       <w:pPr>
         <w:rPr>
-          <w:rFonts w:hint="default"/>
-          <w:lang w:val="vi-VN"/>
-        </w:rPr>
-      </w:pPr>
-      <w:r>
-        <w:rPr>
-          <w:rFonts w:hint="default"/>
+          <w:rFonts w:hint="default" w:ascii="Times New Roman" w:hAnsi="Times New Roman" w:cs="Times New Roman"/>
+          <w:sz w:val="28"/>
+          <w:szCs w:val="28"/>
+          <w:lang w:val="vi-VN"/>
+        </w:rPr>
+      </w:pPr>
+      <w:r>
+        <w:rPr>
+          <w:rFonts w:hint="default" w:ascii="Times New Roman" w:hAnsi="Times New Roman" w:cs="Times New Roman"/>
+          <w:sz w:val="28"/>
+          <w:szCs w:val="28"/>
           <w:lang w:val="vi-VN"/>
         </w:rPr>
         <w:t xml:space="preserve">        pass</w:t>
@@ -1314,13 +1682,17 @@
     <w:p>
       <w:pPr>
         <w:rPr>
-          <w:rFonts w:hint="default"/>
-          <w:lang w:val="vi-VN"/>
-        </w:rPr>
-      </w:pPr>
-      <w:r>
-        <w:rPr>
-          <w:rFonts w:hint="default"/>
+          <w:rFonts w:hint="default" w:ascii="Times New Roman" w:hAnsi="Times New Roman" w:cs="Times New Roman"/>
+          <w:sz w:val="28"/>
+          <w:szCs w:val="28"/>
+          <w:lang w:val="vi-VN"/>
+        </w:rPr>
+      </w:pPr>
+      <w:r>
+        <w:rPr>
+          <w:rFonts w:hint="default" w:ascii="Times New Roman" w:hAnsi="Times New Roman" w:cs="Times New Roman"/>
+          <w:sz w:val="28"/>
+          <w:szCs w:val="28"/>
           <w:lang w:val="vi-VN"/>
         </w:rPr>
         <w:t xml:space="preserve">    </w:t>
@@ -1329,13 +1701,17 @@
     <w:p>
       <w:pPr>
         <w:rPr>
-          <w:rFonts w:hint="default"/>
-          <w:lang w:val="vi-VN"/>
-        </w:rPr>
-      </w:pPr>
-      <w:r>
-        <w:rPr>
-          <w:rFonts w:hint="default"/>
+          <w:rFonts w:hint="default" w:ascii="Times New Roman" w:hAnsi="Times New Roman" w:cs="Times New Roman"/>
+          <w:sz w:val="28"/>
+          <w:szCs w:val="28"/>
+          <w:lang w:val="vi-VN"/>
+        </w:rPr>
+      </w:pPr>
+      <w:r>
+        <w:rPr>
+          <w:rFonts w:hint="default" w:ascii="Times New Roman" w:hAnsi="Times New Roman" w:cs="Times New Roman"/>
+          <w:sz w:val="28"/>
+          <w:szCs w:val="28"/>
           <w:lang w:val="vi-VN"/>
         </w:rPr>
         <w:t xml:space="preserve">    # Nếu flag có format chuẩn</w:t>
@@ -1344,13 +1720,17 @@
     <w:p>
       <w:pPr>
         <w:rPr>
-          <w:rFonts w:hint="default"/>
-          <w:lang w:val="vi-VN"/>
-        </w:rPr>
-      </w:pPr>
-      <w:r>
-        <w:rPr>
-          <w:rFonts w:hint="default"/>
+          <w:rFonts w:hint="default" w:ascii="Times New Roman" w:hAnsi="Times New Roman" w:cs="Times New Roman"/>
+          <w:sz w:val="28"/>
+          <w:szCs w:val="28"/>
+          <w:lang w:val="vi-VN"/>
+        </w:rPr>
+      </w:pPr>
+      <w:r>
+        <w:rPr>
+          <w:rFonts w:hint="default" w:ascii="Times New Roman" w:hAnsi="Times New Roman" w:cs="Times New Roman"/>
+          <w:sz w:val="28"/>
+          <w:szCs w:val="28"/>
           <w:lang w:val="vi-VN"/>
         </w:rPr>
         <w:t xml:space="preserve">    if result.startswith(b'flag{') or result.startswith(b'FLAG{') or result.startswith(b'axiom{'):</w:t>
@@ -1359,13 +1739,17 @@
     <w:p>
       <w:pPr>
         <w:rPr>
-          <w:rFonts w:hint="default"/>
-          <w:lang w:val="vi-VN"/>
-        </w:rPr>
-      </w:pPr>
-      <w:r>
-        <w:rPr>
-          <w:rFonts w:hint="default"/>
+          <w:rFonts w:hint="default" w:ascii="Times New Roman" w:hAnsi="Times New Roman" w:cs="Times New Roman"/>
+          <w:sz w:val="28"/>
+          <w:szCs w:val="28"/>
+          <w:lang w:val="vi-VN"/>
+        </w:rPr>
+      </w:pPr>
+      <w:r>
+        <w:rPr>
+          <w:rFonts w:hint="default" w:ascii="Times New Roman" w:hAnsi="Times New Roman" w:cs="Times New Roman"/>
+          <w:sz w:val="28"/>
+          <w:szCs w:val="28"/>
           <w:lang w:val="vi-VN"/>
         </w:rPr>
         <w:t xml:space="preserve">        print("\n🎉 FLAG FOUND:")</w:t>
@@ -1374,13 +1758,17 @@
     <w:p>
       <w:pPr>
         <w:rPr>
-          <w:rFonts w:hint="default"/>
-          <w:lang w:val="vi-VN"/>
-        </w:rPr>
-      </w:pPr>
-      <w:r>
-        <w:rPr>
-          <w:rFonts w:hint="default"/>
+          <w:rFonts w:hint="default" w:ascii="Times New Roman" w:hAnsi="Times New Roman" w:cs="Times New Roman"/>
+          <w:sz w:val="28"/>
+          <w:szCs w:val="28"/>
+          <w:lang w:val="vi-VN"/>
+        </w:rPr>
+      </w:pPr>
+      <w:r>
+        <w:rPr>
+          <w:rFonts w:hint="default" w:ascii="Times New Roman" w:hAnsi="Times New Roman" w:cs="Times New Roman"/>
+          <w:sz w:val="28"/>
+          <w:szCs w:val="28"/>
           <w:lang w:val="vi-VN"/>
         </w:rPr>
         <w:t xml:space="preserve">        print(result.decode('utf-8', errors='ignore'))</w:t>
@@ -1389,13 +1777,17 @@
     <w:p>
       <w:pPr>
         <w:rPr>
-          <w:rFonts w:hint="default"/>
-          <w:lang w:val="vi-VN"/>
-        </w:rPr>
-      </w:pPr>
-      <w:r>
-        <w:rPr>
-          <w:rFonts w:hint="default"/>
+          <w:rFonts w:hint="default" w:ascii="Times New Roman" w:hAnsi="Times New Roman" w:cs="Times New Roman"/>
+          <w:sz w:val="28"/>
+          <w:szCs w:val="28"/>
+          <w:lang w:val="vi-VN"/>
+        </w:rPr>
+      </w:pPr>
+      <w:r>
+        <w:rPr>
+          <w:rFonts w:hint="default" w:ascii="Times New Roman" w:hAnsi="Times New Roman" w:cs="Times New Roman"/>
+          <w:sz w:val="28"/>
+          <w:szCs w:val="28"/>
           <w:lang w:val="vi-VN"/>
         </w:rPr>
         <w:br w:type="textWrapping"/>
@@ -1404,11 +1796,18 @@
     <w:p>
       <w:pPr>
         <w:rPr>
-          <w:rFonts w:hint="default"/>
-          <w:lang w:val="vi-VN"/>
-        </w:rPr>
-      </w:pPr>
-      <w:r>
+          <w:rFonts w:hint="default" w:ascii="Times New Roman" w:hAnsi="Times New Roman" w:cs="Times New Roman"/>
+          <w:sz w:val="28"/>
+          <w:szCs w:val="28"/>
+          <w:lang w:val="vi-VN"/>
+        </w:rPr>
+      </w:pPr>
+      <w:r>
+        <w:rPr>
+          <w:rFonts w:hint="default" w:ascii="Times New Roman" w:hAnsi="Times New Roman" w:cs="Times New Roman"/>
+          <w:sz w:val="28"/>
+          <w:szCs w:val="28"/>
+        </w:rPr>
         <w:drawing>
           <wp:inline distT="0" distB="0" distL="114300" distR="114300">
             <wp:extent cx="5273040" cy="1104900"/>
@@ -1453,14 +1852,18 @@
       </w:r>
       <w:r>
         <w:rPr>
-          <w:rFonts w:hint="default"/>
+          <w:rFonts w:hint="default" w:ascii="Times New Roman" w:hAnsi="Times New Roman" w:cs="Times New Roman"/>
+          <w:sz w:val="28"/>
+          <w:szCs w:val="28"/>
           <w:lang w:val="vi-VN"/>
         </w:rPr>
         <w:br w:type="textWrapping"/>
       </w:r>
       <w:r>
         <w:rPr>
-          <w:rFonts w:hint="default"/>
+          <w:rFonts w:hint="default" w:ascii="Times New Roman" w:hAnsi="Times New Roman" w:cs="Times New Roman"/>
+          <w:sz w:val="28"/>
+          <w:szCs w:val="28"/>
           <w:lang w:val="vi-VN"/>
         </w:rPr>
         <w:t>Axiom{r0und_crypt0_50_345y}</w:t>
@@ -1469,12 +1872,3843 @@
     <w:p>
       <w:pPr>
         <w:rPr>
-          <w:rFonts w:hint="default"/>
+          <w:rFonts w:hint="default" w:ascii="Times New Roman" w:hAnsi="Times New Roman" w:cs="Times New Roman"/>
+          <w:sz w:val="28"/>
+          <w:szCs w:val="28"/>
+          <w:lang w:val="vi-VN"/>
+        </w:rPr>
+      </w:pPr>
+    </w:p>
+    <w:p>
+      <w:pPr>
+        <w:rPr>
+          <w:rFonts w:hint="default" w:ascii="Times New Roman" w:hAnsi="Times New Roman" w:cs="Times New Roman"/>
+          <w:sz w:val="28"/>
+          <w:szCs w:val="28"/>
+          <w:lang w:val="vi-VN"/>
+        </w:rPr>
+      </w:pPr>
+    </w:p>
+    <w:p>
+      <w:pPr>
+        <w:pBdr>
+          <w:bottom w:val="single" w:color="auto" w:sz="4" w:space="0"/>
+        </w:pBdr>
+        <w:rPr>
+          <w:rFonts w:hint="default" w:ascii="Times New Roman" w:hAnsi="Times New Roman" w:cs="Times New Roman"/>
+          <w:sz w:val="28"/>
+          <w:szCs w:val="28"/>
+          <w:lang w:val="vi-VN"/>
+        </w:rPr>
+      </w:pPr>
+    </w:p>
+    <w:p>
+      <w:pPr>
+        <w:rPr>
+          <w:rFonts w:hint="default" w:ascii="Times New Roman" w:hAnsi="Times New Roman" w:cs="Times New Roman"/>
+          <w:sz w:val="28"/>
+          <w:szCs w:val="28"/>
+          <w:lang w:val="vi-VN"/>
+        </w:rPr>
+      </w:pPr>
+    </w:p>
+    <w:p>
+      <w:pPr>
+        <w:rPr>
+          <w:rFonts w:hint="default" w:ascii="Times New Roman" w:hAnsi="Times New Roman" w:cs="Times New Roman"/>
+          <w:sz w:val="28"/>
+          <w:szCs w:val="28"/>
+        </w:rPr>
+      </w:pPr>
+      <w:r>
+        <w:rPr>
+          <w:rFonts w:hint="default" w:ascii="Times New Roman" w:hAnsi="Times New Roman" w:cs="Times New Roman"/>
+          <w:sz w:val="28"/>
+          <w:szCs w:val="28"/>
+        </w:rPr>
+        <w:drawing>
+          <wp:inline distT="0" distB="0" distL="114300" distR="114300">
+            <wp:extent cx="4552950" cy="6181725"/>
+            <wp:effectExtent l="0" t="0" r="0" b="9525"/>
+            <wp:docPr id="7" name="Picture 7"/>
+            <wp:cNvGraphicFramePr>
+              <a:graphicFrameLocks xmlns:a="http://schemas.openxmlformats.org/drawingml/2006/main" noChangeAspect="1"/>
+            </wp:cNvGraphicFramePr>
+            <a:graphic xmlns:a="http://schemas.openxmlformats.org/drawingml/2006/main">
+              <a:graphicData uri="http://schemas.openxmlformats.org/drawingml/2006/picture">
+                <pic:pic xmlns:pic="http://schemas.openxmlformats.org/drawingml/2006/picture">
+                  <pic:nvPicPr>
+                    <pic:cNvPr id="7" name="Picture 7"/>
+                    <pic:cNvPicPr>
+                      <a:picLocks noChangeAspect="1"/>
+                    </pic:cNvPicPr>
+                  </pic:nvPicPr>
+                  <pic:blipFill>
+                    <a:blip r:embed="rId10"/>
+                    <a:stretch>
+                      <a:fillRect/>
+                    </a:stretch>
+                  </pic:blipFill>
+                  <pic:spPr>
+                    <a:xfrm>
+                      <a:off x="0" y="0"/>
+                      <a:ext cx="4552950" cy="6181725"/>
+                    </a:xfrm>
+                    <a:prstGeom prst="rect">
+                      <a:avLst/>
+                    </a:prstGeom>
+                    <a:noFill/>
+                    <a:ln>
+                      <a:noFill/>
+                    </a:ln>
+                  </pic:spPr>
+                </pic:pic>
+              </a:graphicData>
+            </a:graphic>
+          </wp:inline>
+        </w:drawing>
+      </w:r>
+    </w:p>
+    <w:p>
+      <w:pPr>
+        <w:pBdr>
+          <w:bottom w:val="single" w:color="auto" w:sz="4" w:space="0"/>
+        </w:pBdr>
+        <w:rPr>
+          <w:rFonts w:hint="default" w:ascii="Times New Roman" w:hAnsi="Times New Roman" w:cs="Times New Roman"/>
+          <w:sz w:val="28"/>
+          <w:szCs w:val="28"/>
+        </w:rPr>
+      </w:pPr>
+    </w:p>
+    <w:p>
+      <w:pPr>
+        <w:rPr>
+          <w:rFonts w:hint="default" w:ascii="Times New Roman" w:hAnsi="Times New Roman" w:cs="Times New Roman"/>
+          <w:sz w:val="28"/>
+          <w:szCs w:val="28"/>
+          <w:lang w:val="vi-VN"/>
+        </w:rPr>
+      </w:pPr>
+    </w:p>
+    <w:p>
+      <w:pPr>
+        <w:rPr>
+          <w:rFonts w:hint="default" w:ascii="Times New Roman" w:hAnsi="Times New Roman" w:cs="Times New Roman"/>
+          <w:sz w:val="28"/>
+          <w:szCs w:val="28"/>
+          <w:lang w:val="vi-VN"/>
+        </w:rPr>
+      </w:pPr>
+      <w:r>
+        <w:rPr>
+          <w:rFonts w:hint="default" w:ascii="Times New Roman" w:hAnsi="Times New Roman" w:cs="Times New Roman"/>
+          <w:sz w:val="28"/>
+          <w:szCs w:val="28"/>
+          <w:lang w:val="vi-VN"/>
+        </w:rPr>
+        <w:t>axiom{l0sy4sh_n33ds_c0ff33!}</w:t>
+      </w:r>
+    </w:p>
+    <w:p>
+      <w:pPr>
+        <w:rPr>
+          <w:rFonts w:hint="default" w:ascii="Times New Roman" w:hAnsi="Times New Roman" w:cs="Times New Roman"/>
+          <w:sz w:val="28"/>
+          <w:szCs w:val="28"/>
+          <w:lang w:val="vi-VN"/>
+        </w:rPr>
+      </w:pPr>
+    </w:p>
+    <w:p>
+      <w:pPr>
+        <w:rPr>
+          <w:rFonts w:hint="default" w:ascii="Times New Roman" w:hAnsi="Times New Roman" w:cs="Times New Roman"/>
+          <w:sz w:val="28"/>
+          <w:szCs w:val="28"/>
+        </w:rPr>
+      </w:pPr>
+      <w:r>
+        <w:rPr>
+          <w:rFonts w:hint="default" w:ascii="Times New Roman" w:hAnsi="Times New Roman" w:cs="Times New Roman"/>
+          <w:sz w:val="28"/>
+          <w:szCs w:val="28"/>
+        </w:rPr>
+        <w:drawing>
+          <wp:inline distT="0" distB="0" distL="114300" distR="114300">
+            <wp:extent cx="5270500" cy="6385560"/>
+            <wp:effectExtent l="0" t="0" r="6350" b="15240"/>
+            <wp:docPr id="8" name="Picture 8"/>
+            <wp:cNvGraphicFramePr>
+              <a:graphicFrameLocks xmlns:a="http://schemas.openxmlformats.org/drawingml/2006/main" noChangeAspect="1"/>
+            </wp:cNvGraphicFramePr>
+            <a:graphic xmlns:a="http://schemas.openxmlformats.org/drawingml/2006/main">
+              <a:graphicData uri="http://schemas.openxmlformats.org/drawingml/2006/picture">
+                <pic:pic xmlns:pic="http://schemas.openxmlformats.org/drawingml/2006/picture">
+                  <pic:nvPicPr>
+                    <pic:cNvPr id="8" name="Picture 8"/>
+                    <pic:cNvPicPr>
+                      <a:picLocks noChangeAspect="1"/>
+                    </pic:cNvPicPr>
+                  </pic:nvPicPr>
+                  <pic:blipFill>
+                    <a:blip r:embed="rId11"/>
+                    <a:stretch>
+                      <a:fillRect/>
+                    </a:stretch>
+                  </pic:blipFill>
+                  <pic:spPr>
+                    <a:xfrm>
+                      <a:off x="0" y="0"/>
+                      <a:ext cx="5270500" cy="6385560"/>
+                    </a:xfrm>
+                    <a:prstGeom prst="rect">
+                      <a:avLst/>
+                    </a:prstGeom>
+                    <a:noFill/>
+                    <a:ln>
+                      <a:noFill/>
+                    </a:ln>
+                  </pic:spPr>
+                </pic:pic>
+              </a:graphicData>
+            </a:graphic>
+          </wp:inline>
+        </w:drawing>
+      </w:r>
+    </w:p>
+    <w:p>
+      <w:pPr>
+        <w:rPr>
+          <w:rFonts w:hint="default" w:ascii="Times New Roman" w:hAnsi="Times New Roman" w:cs="Times New Roman"/>
+          <w:sz w:val="28"/>
+          <w:szCs w:val="28"/>
+        </w:rPr>
+      </w:pPr>
+    </w:p>
+    <w:p>
+      <w:pPr>
+        <w:rPr>
+          <w:rFonts w:hint="default" w:ascii="Times New Roman" w:hAnsi="Times New Roman" w:cs="Times New Roman"/>
+          <w:sz w:val="28"/>
+          <w:szCs w:val="28"/>
+        </w:rPr>
+      </w:pPr>
+    </w:p>
+    <w:p>
+      <w:pPr>
+        <w:rPr>
+          <w:rFonts w:hint="default" w:ascii="Times New Roman" w:hAnsi="Times New Roman" w:cs="Times New Roman"/>
+          <w:sz w:val="28"/>
+          <w:szCs w:val="28"/>
+        </w:rPr>
+      </w:pPr>
+      <w:r>
+        <w:rPr>
+          <w:rFonts w:hint="default" w:ascii="Times New Roman" w:hAnsi="Times New Roman" w:cs="Times New Roman"/>
+          <w:sz w:val="28"/>
+          <w:szCs w:val="28"/>
+        </w:rPr>
+        <w:drawing>
+          <wp:inline distT="0" distB="0" distL="114300" distR="114300">
+            <wp:extent cx="5269230" cy="3300095"/>
+            <wp:effectExtent l="0" t="0" r="7620" b="14605"/>
+            <wp:docPr id="9" name="Picture 9"/>
+            <wp:cNvGraphicFramePr>
+              <a:graphicFrameLocks xmlns:a="http://schemas.openxmlformats.org/drawingml/2006/main" noChangeAspect="1"/>
+            </wp:cNvGraphicFramePr>
+            <a:graphic xmlns:a="http://schemas.openxmlformats.org/drawingml/2006/main">
+              <a:graphicData uri="http://schemas.openxmlformats.org/drawingml/2006/picture">
+                <pic:pic xmlns:pic="http://schemas.openxmlformats.org/drawingml/2006/picture">
+                  <pic:nvPicPr>
+                    <pic:cNvPr id="9" name="Picture 9"/>
+                    <pic:cNvPicPr>
+                      <a:picLocks noChangeAspect="1"/>
+                    </pic:cNvPicPr>
+                  </pic:nvPicPr>
+                  <pic:blipFill>
+                    <a:blip r:embed="rId12"/>
+                    <a:stretch>
+                      <a:fillRect/>
+                    </a:stretch>
+                  </pic:blipFill>
+                  <pic:spPr>
+                    <a:xfrm>
+                      <a:off x="0" y="0"/>
+                      <a:ext cx="5269230" cy="3300095"/>
+                    </a:xfrm>
+                    <a:prstGeom prst="rect">
+                      <a:avLst/>
+                    </a:prstGeom>
+                    <a:noFill/>
+                    <a:ln>
+                      <a:noFill/>
+                    </a:ln>
+                  </pic:spPr>
+                </pic:pic>
+              </a:graphicData>
+            </a:graphic>
+          </wp:inline>
+        </w:drawing>
+      </w:r>
+    </w:p>
+    <w:p>
+      <w:pPr>
+        <w:rPr>
+          <w:rFonts w:hint="default" w:ascii="Times New Roman" w:hAnsi="Times New Roman" w:cs="Times New Roman"/>
+          <w:sz w:val="28"/>
+          <w:szCs w:val="28"/>
+        </w:rPr>
+      </w:pPr>
+    </w:p>
+    <w:p>
+      <w:pPr>
+        <w:rPr>
+          <w:rFonts w:hint="default" w:ascii="Times New Roman" w:hAnsi="Times New Roman" w:cs="Times New Roman"/>
+          <w:sz w:val="28"/>
+          <w:szCs w:val="28"/>
+        </w:rPr>
+      </w:pPr>
+    </w:p>
+    <w:p>
+      <w:pPr>
+        <w:rPr>
+          <w:rFonts w:hint="default" w:ascii="Times New Roman" w:hAnsi="Times New Roman" w:cs="Times New Roman"/>
+          <w:sz w:val="28"/>
+          <w:szCs w:val="28"/>
+        </w:rPr>
+      </w:pPr>
+      <w:r>
+        <w:rPr>
+          <w:rFonts w:hint="default" w:ascii="Times New Roman" w:hAnsi="Times New Roman" w:cs="Times New Roman"/>
+          <w:sz w:val="28"/>
+          <w:szCs w:val="28"/>
+        </w:rPr>
+        <w:drawing>
+          <wp:inline distT="0" distB="0" distL="114300" distR="114300">
+            <wp:extent cx="5274310" cy="976630"/>
+            <wp:effectExtent l="0" t="0" r="2540" b="13970"/>
+            <wp:docPr id="10" name="Picture 10"/>
+            <wp:cNvGraphicFramePr>
+              <a:graphicFrameLocks xmlns:a="http://schemas.openxmlformats.org/drawingml/2006/main" noChangeAspect="1"/>
+            </wp:cNvGraphicFramePr>
+            <a:graphic xmlns:a="http://schemas.openxmlformats.org/drawingml/2006/main">
+              <a:graphicData uri="http://schemas.openxmlformats.org/drawingml/2006/picture">
+                <pic:pic xmlns:pic="http://schemas.openxmlformats.org/drawingml/2006/picture">
+                  <pic:nvPicPr>
+                    <pic:cNvPr id="10" name="Picture 10"/>
+                    <pic:cNvPicPr>
+                      <a:picLocks noChangeAspect="1"/>
+                    </pic:cNvPicPr>
+                  </pic:nvPicPr>
+                  <pic:blipFill>
+                    <a:blip r:embed="rId13"/>
+                    <a:stretch>
+                      <a:fillRect/>
+                    </a:stretch>
+                  </pic:blipFill>
+                  <pic:spPr>
+                    <a:xfrm>
+                      <a:off x="0" y="0"/>
+                      <a:ext cx="5274310" cy="976630"/>
+                    </a:xfrm>
+                    <a:prstGeom prst="rect">
+                      <a:avLst/>
+                    </a:prstGeom>
+                    <a:noFill/>
+                    <a:ln>
+                      <a:noFill/>
+                    </a:ln>
+                  </pic:spPr>
+                </pic:pic>
+              </a:graphicData>
+            </a:graphic>
+          </wp:inline>
+        </w:drawing>
+      </w:r>
+    </w:p>
+    <w:p>
+      <w:pPr>
+        <w:rPr>
+          <w:rFonts w:hint="default" w:ascii="Times New Roman" w:hAnsi="Times New Roman" w:cs="Times New Roman"/>
+          <w:sz w:val="28"/>
+          <w:szCs w:val="28"/>
+        </w:rPr>
+      </w:pPr>
+    </w:p>
+    <w:p>
+      <w:pPr>
+        <w:rPr>
+          <w:rFonts w:hint="default" w:ascii="Times New Roman" w:hAnsi="Times New Roman" w:cs="Times New Roman"/>
+          <w:sz w:val="28"/>
+          <w:szCs w:val="28"/>
+        </w:rPr>
+      </w:pPr>
+      <w:r>
+        <w:rPr>
+          <w:rFonts w:hint="default" w:ascii="Times New Roman" w:hAnsi="Times New Roman" w:cs="Times New Roman"/>
+          <w:sz w:val="28"/>
+          <w:szCs w:val="28"/>
+          <w:lang w:val="en-US" w:eastAsia="zh-CN"/>
+        </w:rPr>
+        <w:t># Dữ liệu từ radare2</w:t>
+      </w:r>
+    </w:p>
+    <w:p>
+      <w:pPr>
+        <w:rPr>
+          <w:rFonts w:hint="default" w:ascii="Times New Roman" w:hAnsi="Times New Roman" w:cs="Times New Roman"/>
+          <w:sz w:val="28"/>
+          <w:szCs w:val="28"/>
+        </w:rPr>
+      </w:pPr>
+      <w:r>
+        <w:rPr>
+          <w:rFonts w:hint="default" w:ascii="Times New Roman" w:hAnsi="Times New Roman" w:cs="Times New Roman"/>
+          <w:sz w:val="28"/>
+          <w:szCs w:val="28"/>
+          <w:lang w:val="en-US" w:eastAsia="zh-CN"/>
+        </w:rPr>
+        <w:t>arr1 = [0x98, 0x11, 0x77, 0x39, 0x4f, 0x49, 0x33, 0x25, 0x85, 0x43, 0x9c, 0xf3, 0x42, 0x37]</w:t>
+      </w:r>
+    </w:p>
+    <w:p>
+      <w:pPr>
+        <w:rPr>
+          <w:rFonts w:hint="default" w:ascii="Times New Roman" w:hAnsi="Times New Roman" w:cs="Times New Roman"/>
+          <w:sz w:val="28"/>
+          <w:szCs w:val="28"/>
+        </w:rPr>
+      </w:pPr>
+      <w:r>
+        <w:rPr>
+          <w:rFonts w:hint="default" w:ascii="Times New Roman" w:hAnsi="Times New Roman" w:cs="Times New Roman"/>
+          <w:sz w:val="28"/>
+          <w:szCs w:val="28"/>
+          <w:lang w:val="en-US" w:eastAsia="zh-CN"/>
+        </w:rPr>
+        <w:t>arr2 = [0x6a, 0x82, 0x39, 0x6c, 0x3c, 0x29, 0x62, 0x16, 0x1d, 0x94, 0xa1, 0x5a, 0xb6, 0xd3]</w:t>
+      </w:r>
+    </w:p>
+    <w:p>
+      <w:pPr>
+        <w:rPr>
+          <w:rFonts w:hint="default" w:ascii="Times New Roman" w:hAnsi="Times New Roman" w:cs="Times New Roman"/>
+          <w:sz w:val="28"/>
+          <w:szCs w:val="28"/>
+        </w:rPr>
+      </w:pPr>
+    </w:p>
+    <w:p>
+      <w:pPr>
+        <w:rPr>
+          <w:rFonts w:hint="default" w:ascii="Times New Roman" w:hAnsi="Times New Roman" w:cs="Times New Roman"/>
+          <w:sz w:val="28"/>
+          <w:szCs w:val="28"/>
+        </w:rPr>
+      </w:pPr>
+      <w:r>
+        <w:rPr>
+          <w:rFonts w:hint="default" w:ascii="Times New Roman" w:hAnsi="Times New Roman" w:cs="Times New Roman"/>
+          <w:sz w:val="28"/>
+          <w:szCs w:val="28"/>
+          <w:lang w:val="en-US" w:eastAsia="zh-CN"/>
+        </w:rPr>
+        <w:t># Seed ban đầu</w:t>
+      </w:r>
+    </w:p>
+    <w:p>
+      <w:pPr>
+        <w:rPr>
+          <w:rFonts w:hint="default" w:ascii="Times New Roman" w:hAnsi="Times New Roman" w:cs="Times New Roman"/>
+          <w:sz w:val="28"/>
+          <w:szCs w:val="28"/>
+        </w:rPr>
+      </w:pPr>
+      <w:r>
+        <w:rPr>
+          <w:rFonts w:hint="default" w:ascii="Times New Roman" w:hAnsi="Times New Roman" w:cs="Times New Roman"/>
+          <w:sz w:val="28"/>
+          <w:szCs w:val="28"/>
+          <w:lang w:val="en-US" w:eastAsia="zh-CN"/>
+        </w:rPr>
+        <w:t>seed = 0x1337</w:t>
+      </w:r>
+    </w:p>
+    <w:p>
+      <w:pPr>
+        <w:rPr>
+          <w:rFonts w:hint="default" w:ascii="Times New Roman" w:hAnsi="Times New Roman" w:cs="Times New Roman"/>
+          <w:sz w:val="28"/>
+          <w:szCs w:val="28"/>
+        </w:rPr>
+      </w:pPr>
+    </w:p>
+    <w:p>
+      <w:pPr>
+        <w:rPr>
+          <w:rFonts w:hint="default" w:ascii="Times New Roman" w:hAnsi="Times New Roman" w:cs="Times New Roman"/>
+          <w:sz w:val="28"/>
+          <w:szCs w:val="28"/>
+        </w:rPr>
+      </w:pPr>
+      <w:r>
+        <w:rPr>
+          <w:rFonts w:hint="default" w:ascii="Times New Roman" w:hAnsi="Times New Roman" w:cs="Times New Roman"/>
+          <w:sz w:val="28"/>
+          <w:szCs w:val="28"/>
+          <w:lang w:val="en-US" w:eastAsia="zh-CN"/>
+        </w:rPr>
+        <w:t># Mảng kết quả 28 ký tự</w:t>
+      </w:r>
+    </w:p>
+    <w:p>
+      <w:pPr>
+        <w:rPr>
+          <w:rFonts w:hint="default" w:ascii="Times New Roman" w:hAnsi="Times New Roman" w:cs="Times New Roman"/>
+          <w:sz w:val="28"/>
+          <w:szCs w:val="28"/>
+        </w:rPr>
+      </w:pPr>
+      <w:r>
+        <w:rPr>
+          <w:rFonts w:hint="default" w:ascii="Times New Roman" w:hAnsi="Times New Roman" w:cs="Times New Roman"/>
+          <w:sz w:val="28"/>
+          <w:szCs w:val="28"/>
+          <w:lang w:val="en-US" w:eastAsia="zh-CN"/>
+        </w:rPr>
+        <w:t>flag = [''] * 28</w:t>
+      </w:r>
+    </w:p>
+    <w:p>
+      <w:pPr>
+        <w:rPr>
+          <w:rFonts w:hint="default" w:ascii="Times New Roman" w:hAnsi="Times New Roman" w:cs="Times New Roman"/>
+          <w:sz w:val="28"/>
+          <w:szCs w:val="28"/>
+        </w:rPr>
+      </w:pPr>
+    </w:p>
+    <w:p>
+      <w:pPr>
+        <w:rPr>
+          <w:rFonts w:hint="default" w:ascii="Times New Roman" w:hAnsi="Times New Roman" w:cs="Times New Roman"/>
+          <w:sz w:val="28"/>
+          <w:szCs w:val="28"/>
+        </w:rPr>
+      </w:pPr>
+      <w:r>
+        <w:rPr>
+          <w:rFonts w:hint="default" w:ascii="Times New Roman" w:hAnsi="Times New Roman" w:cs="Times New Roman"/>
+          <w:sz w:val="28"/>
+          <w:szCs w:val="28"/>
+          <w:lang w:val="en-US" w:eastAsia="zh-CN"/>
+        </w:rPr>
+        <w:t># Vòng lặp 14 lần (i = 0 đến 13)</w:t>
+      </w:r>
+    </w:p>
+    <w:p>
+      <w:pPr>
+        <w:rPr>
+          <w:rFonts w:hint="default" w:ascii="Times New Roman" w:hAnsi="Times New Roman" w:cs="Times New Roman"/>
+          <w:sz w:val="28"/>
+          <w:szCs w:val="28"/>
+        </w:rPr>
+      </w:pPr>
+      <w:r>
+        <w:rPr>
+          <w:rFonts w:hint="default" w:ascii="Times New Roman" w:hAnsi="Times New Roman" w:cs="Times New Roman"/>
+          <w:sz w:val="28"/>
+          <w:szCs w:val="28"/>
+          <w:lang w:val="en-US" w:eastAsia="zh-CN"/>
+        </w:rPr>
+        <w:t>for i in range(14):</w:t>
+      </w:r>
+    </w:p>
+    <w:p>
+      <w:pPr>
+        <w:rPr>
+          <w:rFonts w:hint="default" w:ascii="Times New Roman" w:hAnsi="Times New Roman" w:cs="Times New Roman"/>
+          <w:sz w:val="28"/>
+          <w:szCs w:val="28"/>
+        </w:rPr>
+      </w:pPr>
+      <w:r>
+        <w:rPr>
+          <w:rFonts w:hint="default" w:ascii="Times New Roman" w:hAnsi="Times New Roman" w:cs="Times New Roman"/>
+          <w:sz w:val="28"/>
+          <w:szCs w:val="28"/>
+          <w:lang w:val="en-US" w:eastAsia="zh-CN"/>
+        </w:rPr>
+        <w:t>    # Tách seed thành low và high byte</w:t>
+      </w:r>
+    </w:p>
+    <w:p>
+      <w:pPr>
+        <w:rPr>
+          <w:rFonts w:hint="default" w:ascii="Times New Roman" w:hAnsi="Times New Roman" w:cs="Times New Roman"/>
+          <w:sz w:val="28"/>
+          <w:szCs w:val="28"/>
+        </w:rPr>
+      </w:pPr>
+      <w:r>
+        <w:rPr>
+          <w:rFonts w:hint="default" w:ascii="Times New Roman" w:hAnsi="Times New Roman" w:cs="Times New Roman"/>
+          <w:sz w:val="28"/>
+          <w:szCs w:val="28"/>
+          <w:lang w:val="en-US" w:eastAsia="zh-CN"/>
+        </w:rPr>
+        <w:t>    seed_low = seed &amp; 0xFF</w:t>
+      </w:r>
+    </w:p>
+    <w:p>
+      <w:pPr>
+        <w:rPr>
+          <w:rFonts w:hint="default" w:ascii="Times New Roman" w:hAnsi="Times New Roman" w:cs="Times New Roman"/>
+          <w:sz w:val="28"/>
+          <w:szCs w:val="28"/>
+        </w:rPr>
+      </w:pPr>
+      <w:r>
+        <w:rPr>
+          <w:rFonts w:hint="default" w:ascii="Times New Roman" w:hAnsi="Times New Roman" w:cs="Times New Roman"/>
+          <w:sz w:val="28"/>
+          <w:szCs w:val="28"/>
+          <w:lang w:val="en-US" w:eastAsia="zh-CN"/>
+        </w:rPr>
+        <w:t>    seed_high = (seed &gt;&gt; 8) &amp; 0xFF</w:t>
+      </w:r>
+    </w:p>
+    <w:p>
+      <w:pPr>
+        <w:rPr>
+          <w:rFonts w:hint="default" w:ascii="Times New Roman" w:hAnsi="Times New Roman" w:cs="Times New Roman"/>
+          <w:sz w:val="28"/>
+          <w:szCs w:val="28"/>
+        </w:rPr>
+      </w:pPr>
+      <w:r>
+        <w:rPr>
+          <w:rFonts w:hint="default" w:ascii="Times New Roman" w:hAnsi="Times New Roman" w:cs="Times New Roman"/>
+          <w:sz w:val="28"/>
+          <w:szCs w:val="28"/>
+          <w:lang w:val="en-US" w:eastAsia="zh-CN"/>
+        </w:rPr>
+        <w:t xml:space="preserve">    </w:t>
+      </w:r>
+    </w:p>
+    <w:p>
+      <w:pPr>
+        <w:rPr>
+          <w:rFonts w:hint="default" w:ascii="Times New Roman" w:hAnsi="Times New Roman" w:cs="Times New Roman"/>
+          <w:sz w:val="28"/>
+          <w:szCs w:val="28"/>
+        </w:rPr>
+      </w:pPr>
+      <w:r>
+        <w:rPr>
+          <w:rFonts w:hint="default" w:ascii="Times New Roman" w:hAnsi="Times New Roman" w:cs="Times New Roman"/>
+          <w:sz w:val="28"/>
+          <w:szCs w:val="28"/>
+          <w:lang w:val="en-US" w:eastAsia="zh-CN"/>
+        </w:rPr>
+        <w:t>    # Tính a và b</w:t>
+      </w:r>
+    </w:p>
+    <w:p>
+      <w:pPr>
+        <w:rPr>
+          <w:rFonts w:hint="default" w:ascii="Times New Roman" w:hAnsi="Times New Roman" w:cs="Times New Roman"/>
+          <w:sz w:val="28"/>
+          <w:szCs w:val="28"/>
+        </w:rPr>
+      </w:pPr>
+      <w:r>
+        <w:rPr>
+          <w:rFonts w:hint="default" w:ascii="Times New Roman" w:hAnsi="Times New Roman" w:cs="Times New Roman"/>
+          <w:sz w:val="28"/>
+          <w:szCs w:val="28"/>
+          <w:lang w:val="en-US" w:eastAsia="zh-CN"/>
+        </w:rPr>
+        <w:t>    a = (arr1[i] - i - seed_low) &amp; 0xFF</w:t>
+      </w:r>
+    </w:p>
+    <w:p>
+      <w:pPr>
+        <w:rPr>
+          <w:rFonts w:hint="default" w:ascii="Times New Roman" w:hAnsi="Times New Roman" w:cs="Times New Roman"/>
+          <w:sz w:val="28"/>
+          <w:szCs w:val="28"/>
+        </w:rPr>
+      </w:pPr>
+      <w:r>
+        <w:rPr>
+          <w:rFonts w:hint="default" w:ascii="Times New Roman" w:hAnsi="Times New Roman" w:cs="Times New Roman"/>
+          <w:sz w:val="28"/>
+          <w:szCs w:val="28"/>
+          <w:lang w:val="en-US" w:eastAsia="zh-CN"/>
+        </w:rPr>
+        <w:t>    b = (arr2[i] + i + seed_high) &amp; 0xFF</w:t>
+      </w:r>
+    </w:p>
+    <w:p>
+      <w:pPr>
+        <w:rPr>
+          <w:rFonts w:hint="default" w:ascii="Times New Roman" w:hAnsi="Times New Roman" w:cs="Times New Roman"/>
+          <w:sz w:val="28"/>
+          <w:szCs w:val="28"/>
+        </w:rPr>
+      </w:pPr>
+      <w:r>
+        <w:rPr>
+          <w:rFonts w:hint="default" w:ascii="Times New Roman" w:hAnsi="Times New Roman" w:cs="Times New Roman"/>
+          <w:sz w:val="28"/>
+          <w:szCs w:val="28"/>
+          <w:lang w:val="en-US" w:eastAsia="zh-CN"/>
+        </w:rPr>
+        <w:t xml:space="preserve">    </w:t>
+      </w:r>
+    </w:p>
+    <w:p>
+      <w:pPr>
+        <w:rPr>
+          <w:rFonts w:hint="default" w:ascii="Times New Roman" w:hAnsi="Times New Roman" w:cs="Times New Roman"/>
+          <w:sz w:val="28"/>
+          <w:szCs w:val="28"/>
+        </w:rPr>
+      </w:pPr>
+      <w:r>
+        <w:rPr>
+          <w:rFonts w:hint="default" w:ascii="Times New Roman" w:hAnsi="Times New Roman" w:cs="Times New Roman"/>
+          <w:sz w:val="28"/>
+          <w:szCs w:val="28"/>
+          <w:lang w:val="en-US" w:eastAsia="zh-CN"/>
+        </w:rPr>
+        <w:t>    # Gán vào flag</w:t>
+      </w:r>
+    </w:p>
+    <w:p>
+      <w:pPr>
+        <w:rPr>
+          <w:rFonts w:hint="default" w:ascii="Times New Roman" w:hAnsi="Times New Roman" w:cs="Times New Roman"/>
+          <w:sz w:val="28"/>
+          <w:szCs w:val="28"/>
+        </w:rPr>
+      </w:pPr>
+      <w:r>
+        <w:rPr>
+          <w:rFonts w:hint="default" w:ascii="Times New Roman" w:hAnsi="Times New Roman" w:cs="Times New Roman"/>
+          <w:sz w:val="28"/>
+          <w:szCs w:val="28"/>
+          <w:lang w:val="en-US" w:eastAsia="zh-CN"/>
+        </w:rPr>
+        <w:t>    flag[i] = chr(a)</w:t>
+      </w:r>
+    </w:p>
+    <w:p>
+      <w:pPr>
+        <w:rPr>
+          <w:rFonts w:hint="default" w:ascii="Times New Roman" w:hAnsi="Times New Roman" w:cs="Times New Roman"/>
+          <w:sz w:val="28"/>
+          <w:szCs w:val="28"/>
+        </w:rPr>
+      </w:pPr>
+      <w:r>
+        <w:rPr>
+          <w:rFonts w:hint="default" w:ascii="Times New Roman" w:hAnsi="Times New Roman" w:cs="Times New Roman"/>
+          <w:sz w:val="28"/>
+          <w:szCs w:val="28"/>
+          <w:lang w:val="en-US" w:eastAsia="zh-CN"/>
+        </w:rPr>
+        <w:t>    flag[27 - i] = chr(b)</w:t>
+      </w:r>
+    </w:p>
+    <w:p>
+      <w:pPr>
+        <w:rPr>
+          <w:rFonts w:hint="default" w:ascii="Times New Roman" w:hAnsi="Times New Roman" w:cs="Times New Roman"/>
+          <w:sz w:val="28"/>
+          <w:szCs w:val="28"/>
+        </w:rPr>
+      </w:pPr>
+      <w:r>
+        <w:rPr>
+          <w:rFonts w:hint="default" w:ascii="Times New Roman" w:hAnsi="Times New Roman" w:cs="Times New Roman"/>
+          <w:sz w:val="28"/>
+          <w:szCs w:val="28"/>
+          <w:lang w:val="en-US" w:eastAsia="zh-CN"/>
+        </w:rPr>
+        <w:t xml:space="preserve">    </w:t>
+      </w:r>
+    </w:p>
+    <w:p>
+      <w:pPr>
+        <w:rPr>
+          <w:rFonts w:hint="default" w:ascii="Times New Roman" w:hAnsi="Times New Roman" w:cs="Times New Roman"/>
+          <w:sz w:val="28"/>
+          <w:szCs w:val="28"/>
+        </w:rPr>
+      </w:pPr>
+      <w:r>
+        <w:rPr>
+          <w:rFonts w:hint="default" w:ascii="Times New Roman" w:hAnsi="Times New Roman" w:cs="Times New Roman"/>
+          <w:sz w:val="28"/>
+          <w:szCs w:val="28"/>
+          <w:lang w:val="en-US" w:eastAsia="zh-CN"/>
+        </w:rPr>
+        <w:t>    # Cập nhật seed</w:t>
+      </w:r>
+    </w:p>
+    <w:p>
+      <w:pPr>
+        <w:rPr>
+          <w:rFonts w:hint="default" w:ascii="Times New Roman" w:hAnsi="Times New Roman" w:cs="Times New Roman"/>
+          <w:sz w:val="28"/>
+          <w:szCs w:val="28"/>
+        </w:rPr>
+      </w:pPr>
+      <w:r>
+        <w:rPr>
+          <w:rFonts w:hint="default" w:ascii="Times New Roman" w:hAnsi="Times New Roman" w:cs="Times New Roman"/>
+          <w:sz w:val="28"/>
+          <w:szCs w:val="28"/>
+          <w:lang w:val="en-US" w:eastAsia="zh-CN"/>
+        </w:rPr>
+        <w:t>    seed ^= a</w:t>
+      </w:r>
+    </w:p>
+    <w:p>
+      <w:pPr>
+        <w:rPr>
+          <w:rFonts w:hint="default" w:ascii="Times New Roman" w:hAnsi="Times New Roman" w:cs="Times New Roman"/>
+          <w:sz w:val="28"/>
+          <w:szCs w:val="28"/>
+        </w:rPr>
+      </w:pPr>
+      <w:r>
+        <w:rPr>
+          <w:rFonts w:hint="default" w:ascii="Times New Roman" w:hAnsi="Times New Roman" w:cs="Times New Roman"/>
+          <w:sz w:val="28"/>
+          <w:szCs w:val="28"/>
+          <w:lang w:val="en-US" w:eastAsia="zh-CN"/>
+        </w:rPr>
+        <w:t>    seed = (seed + b) &amp; 0xFFFF</w:t>
+      </w:r>
+    </w:p>
+    <w:p>
+      <w:pPr>
+        <w:rPr>
+          <w:rFonts w:hint="default" w:ascii="Times New Roman" w:hAnsi="Times New Roman" w:cs="Times New Roman"/>
+          <w:sz w:val="28"/>
+          <w:szCs w:val="28"/>
+        </w:rPr>
+      </w:pPr>
+      <w:r>
+        <w:rPr>
+          <w:rFonts w:hint="default" w:ascii="Times New Roman" w:hAnsi="Times New Roman" w:cs="Times New Roman"/>
+          <w:sz w:val="28"/>
+          <w:szCs w:val="28"/>
+          <w:lang w:val="en-US" w:eastAsia="zh-CN"/>
+        </w:rPr>
+        <w:t>    seed = ((seed &lt;&lt; 3) | (seed &gt;&gt; 13)) &amp; 0xFFFF</w:t>
+      </w:r>
+    </w:p>
+    <w:p>
+      <w:pPr>
+        <w:rPr>
+          <w:rFonts w:hint="default" w:ascii="Times New Roman" w:hAnsi="Times New Roman" w:cs="Times New Roman"/>
+          <w:sz w:val="28"/>
+          <w:szCs w:val="28"/>
+        </w:rPr>
+      </w:pPr>
+      <w:r>
+        <w:rPr>
+          <w:rFonts w:hint="default" w:ascii="Times New Roman" w:hAnsi="Times New Roman" w:cs="Times New Roman"/>
+          <w:sz w:val="28"/>
+          <w:szCs w:val="28"/>
+          <w:lang w:val="en-US" w:eastAsia="zh-CN"/>
+        </w:rPr>
+        <w:t xml:space="preserve">    </w:t>
+      </w:r>
+    </w:p>
+    <w:p>
+      <w:pPr>
+        <w:rPr>
+          <w:rFonts w:hint="default" w:ascii="Times New Roman" w:hAnsi="Times New Roman" w:cs="Times New Roman"/>
+          <w:sz w:val="28"/>
+          <w:szCs w:val="28"/>
+        </w:rPr>
+      </w:pPr>
+      <w:r>
+        <w:rPr>
+          <w:rFonts w:hint="default" w:ascii="Times New Roman" w:hAnsi="Times New Roman" w:cs="Times New Roman"/>
+          <w:sz w:val="28"/>
+          <w:szCs w:val="28"/>
+          <w:lang w:val="en-US" w:eastAsia="zh-CN"/>
+        </w:rPr>
+        <w:t>    # In debug (có thể comment dòng này)</w:t>
+      </w:r>
+    </w:p>
+    <w:p>
+      <w:pPr>
+        <w:rPr>
+          <w:rFonts w:hint="default" w:ascii="Times New Roman" w:hAnsi="Times New Roman" w:cs="Times New Roman"/>
+          <w:sz w:val="28"/>
+          <w:szCs w:val="28"/>
+        </w:rPr>
+      </w:pPr>
+      <w:r>
+        <w:rPr>
+          <w:rFonts w:hint="default" w:ascii="Times New Roman" w:hAnsi="Times New Roman" w:cs="Times New Roman"/>
+          <w:sz w:val="28"/>
+          <w:szCs w:val="28"/>
+          <w:lang w:val="en-US" w:eastAsia="zh-CN"/>
+        </w:rPr>
+        <w:t>    print(f"i={i}: a={chr(a)} ({hex(a)}), b={chr(b)} ({hex(b)}), seed={hex(seed)}")</w:t>
+      </w:r>
+    </w:p>
+    <w:p>
+      <w:pPr>
+        <w:rPr>
+          <w:rFonts w:hint="default" w:ascii="Times New Roman" w:hAnsi="Times New Roman" w:cs="Times New Roman"/>
+          <w:sz w:val="28"/>
+          <w:szCs w:val="28"/>
+        </w:rPr>
+      </w:pPr>
+    </w:p>
+    <w:p>
+      <w:pPr>
+        <w:rPr>
+          <w:rFonts w:hint="default" w:ascii="Times New Roman" w:hAnsi="Times New Roman" w:cs="Times New Roman"/>
+          <w:sz w:val="28"/>
+          <w:szCs w:val="28"/>
+        </w:rPr>
+      </w:pPr>
+      <w:r>
+        <w:rPr>
+          <w:rFonts w:hint="default" w:ascii="Times New Roman" w:hAnsi="Times New Roman" w:cs="Times New Roman"/>
+          <w:sz w:val="28"/>
+          <w:szCs w:val="28"/>
+          <w:lang w:val="en-US" w:eastAsia="zh-CN"/>
+        </w:rPr>
+        <w:t># Ghép flag</w:t>
+      </w:r>
+    </w:p>
+    <w:p>
+      <w:pPr>
+        <w:rPr>
+          <w:rFonts w:hint="default" w:ascii="Times New Roman" w:hAnsi="Times New Roman" w:cs="Times New Roman"/>
+          <w:sz w:val="28"/>
+          <w:szCs w:val="28"/>
+        </w:rPr>
+      </w:pPr>
+      <w:r>
+        <w:rPr>
+          <w:rFonts w:hint="default" w:ascii="Times New Roman" w:hAnsi="Times New Roman" w:cs="Times New Roman"/>
+          <w:sz w:val="28"/>
+          <w:szCs w:val="28"/>
+          <w:lang w:val="en-US" w:eastAsia="zh-CN"/>
+        </w:rPr>
+        <w:t>flag_str = ''.join(flag)</w:t>
+      </w:r>
+    </w:p>
+    <w:p>
+      <w:pPr>
+        <w:rPr>
+          <w:rFonts w:hint="default" w:ascii="Times New Roman" w:hAnsi="Times New Roman" w:cs="Times New Roman"/>
+          <w:sz w:val="28"/>
+          <w:szCs w:val="28"/>
+        </w:rPr>
+      </w:pPr>
+      <w:r>
+        <w:rPr>
+          <w:rFonts w:hint="default" w:ascii="Times New Roman" w:hAnsi="Times New Roman" w:cs="Times New Roman"/>
+          <w:sz w:val="28"/>
+          <w:szCs w:val="28"/>
+          <w:lang w:val="en-US" w:eastAsia="zh-CN"/>
+        </w:rPr>
+        <w:t>print("\n" + "="*50)</w:t>
+      </w:r>
+    </w:p>
+    <w:p>
+      <w:pPr>
+        <w:rPr>
+          <w:rFonts w:hint="default" w:ascii="Times New Roman" w:hAnsi="Times New Roman" w:cs="Times New Roman"/>
+          <w:sz w:val="28"/>
+          <w:szCs w:val="28"/>
+        </w:rPr>
+      </w:pPr>
+      <w:r>
+        <w:rPr>
+          <w:rFonts w:hint="default" w:ascii="Times New Roman" w:hAnsi="Times New Roman" w:cs="Times New Roman"/>
+          <w:sz w:val="28"/>
+          <w:szCs w:val="28"/>
+          <w:lang w:val="en-US" w:eastAsia="zh-CN"/>
+        </w:rPr>
+        <w:t>print(f"FLAG: {flag_str}")</w:t>
+      </w:r>
+    </w:p>
+    <w:p>
+      <w:pPr>
+        <w:rPr>
+          <w:rFonts w:hint="default" w:ascii="Times New Roman" w:hAnsi="Times New Roman" w:cs="Times New Roman"/>
+          <w:sz w:val="28"/>
+          <w:szCs w:val="28"/>
+        </w:rPr>
+      </w:pPr>
+      <w:r>
+        <w:rPr>
+          <w:rFonts w:hint="default" w:ascii="Times New Roman" w:hAnsi="Times New Roman" w:cs="Times New Roman"/>
+          <w:sz w:val="28"/>
+          <w:szCs w:val="28"/>
+          <w:lang w:val="en-US" w:eastAsia="zh-CN"/>
+        </w:rPr>
+        <w:t>print("="*50)</w:t>
+      </w:r>
+    </w:p>
+    <w:p>
+      <w:pPr>
+        <w:rPr>
+          <w:rFonts w:hint="default" w:ascii="Times New Roman" w:hAnsi="Times New Roman" w:cs="Times New Roman"/>
+          <w:sz w:val="28"/>
+          <w:szCs w:val="28"/>
+        </w:rPr>
+      </w:pPr>
+    </w:p>
+    <w:p>
+      <w:pPr>
+        <w:rPr>
+          <w:rFonts w:hint="default" w:ascii="Times New Roman" w:hAnsi="Times New Roman" w:cs="Times New Roman"/>
+          <w:sz w:val="28"/>
+          <w:szCs w:val="28"/>
+        </w:rPr>
+      </w:pPr>
+      <w:r>
+        <w:rPr>
+          <w:rFonts w:hint="default" w:ascii="Times New Roman" w:hAnsi="Times New Roman" w:cs="Times New Roman"/>
+          <w:sz w:val="28"/>
+          <w:szCs w:val="28"/>
+          <w:lang w:val="en-US" w:eastAsia="zh-CN"/>
+        </w:rPr>
+        <w:t># Kiểm tra seed cuối phải bằng 0x7814</w:t>
+      </w:r>
+    </w:p>
+    <w:p>
+      <w:pPr>
+        <w:rPr>
+          <w:rFonts w:hint="default" w:ascii="Times New Roman" w:hAnsi="Times New Roman" w:cs="Times New Roman"/>
+          <w:sz w:val="28"/>
+          <w:szCs w:val="28"/>
+        </w:rPr>
+      </w:pPr>
+      <w:r>
+        <w:rPr>
+          <w:rFonts w:hint="default" w:ascii="Times New Roman" w:hAnsi="Times New Roman" w:cs="Times New Roman"/>
+          <w:sz w:val="28"/>
+          <w:szCs w:val="28"/>
+          <w:lang w:val="en-US" w:eastAsia="zh-CN"/>
+        </w:rPr>
+        <w:t>print(f"Seed cuối: {hex(seed)} (phải là 0x7814)")</w:t>
+      </w:r>
+    </w:p>
+    <w:p>
+      <w:pPr>
+        <w:rPr>
+          <w:rFonts w:hint="default" w:ascii="Times New Roman" w:hAnsi="Times New Roman" w:cs="Times New Roman"/>
+          <w:sz w:val="28"/>
+          <w:szCs w:val="28"/>
+        </w:rPr>
+      </w:pPr>
+    </w:p>
+    <w:p>
+      <w:pPr>
+        <w:rPr>
+          <w:rFonts w:hint="default" w:ascii="Times New Roman" w:hAnsi="Times New Roman" w:cs="Times New Roman"/>
+          <w:sz w:val="28"/>
+          <w:szCs w:val="28"/>
+        </w:rPr>
+      </w:pPr>
+      <w:r>
+        <w:rPr>
+          <w:rFonts w:hint="default" w:ascii="Times New Roman" w:hAnsi="Times New Roman" w:cs="Times New Roman"/>
+          <w:sz w:val="28"/>
+          <w:szCs w:val="28"/>
+        </w:rPr>
+        <w:drawing>
+          <wp:inline distT="0" distB="0" distL="114300" distR="114300">
+            <wp:extent cx="3533775" cy="3143250"/>
+            <wp:effectExtent l="0" t="0" r="9525" b="0"/>
+            <wp:docPr id="11" name="Picture 11"/>
+            <wp:cNvGraphicFramePr>
+              <a:graphicFrameLocks xmlns:a="http://schemas.openxmlformats.org/drawingml/2006/main" noChangeAspect="1"/>
+            </wp:cNvGraphicFramePr>
+            <a:graphic xmlns:a="http://schemas.openxmlformats.org/drawingml/2006/main">
+              <a:graphicData uri="http://schemas.openxmlformats.org/drawingml/2006/picture">
+                <pic:pic xmlns:pic="http://schemas.openxmlformats.org/drawingml/2006/picture">
+                  <pic:nvPicPr>
+                    <pic:cNvPr id="11" name="Picture 11"/>
+                    <pic:cNvPicPr>
+                      <a:picLocks noChangeAspect="1"/>
+                    </pic:cNvPicPr>
+                  </pic:nvPicPr>
+                  <pic:blipFill>
+                    <a:blip r:embed="rId14"/>
+                    <a:stretch>
+                      <a:fillRect/>
+                    </a:stretch>
+                  </pic:blipFill>
+                  <pic:spPr>
+                    <a:xfrm>
+                      <a:off x="0" y="0"/>
+                      <a:ext cx="3533775" cy="3143250"/>
+                    </a:xfrm>
+                    <a:prstGeom prst="rect">
+                      <a:avLst/>
+                    </a:prstGeom>
+                    <a:noFill/>
+                    <a:ln>
+                      <a:noFill/>
+                    </a:ln>
+                  </pic:spPr>
+                </pic:pic>
+              </a:graphicData>
+            </a:graphic>
+          </wp:inline>
+        </w:drawing>
+      </w:r>
+    </w:p>
+    <w:p>
+      <w:pPr>
+        <w:pBdr>
+          <w:bottom w:val="single" w:color="auto" w:sz="4" w:space="0"/>
+        </w:pBdr>
+        <w:rPr>
+          <w:rFonts w:hint="default" w:ascii="Times New Roman" w:hAnsi="Times New Roman" w:cs="Times New Roman"/>
+          <w:sz w:val="28"/>
+          <w:szCs w:val="28"/>
+        </w:rPr>
+      </w:pPr>
+    </w:p>
+    <w:p>
+      <w:pPr>
+        <w:rPr>
+          <w:rFonts w:hint="default" w:ascii="Times New Roman" w:hAnsi="Times New Roman" w:cs="Times New Roman"/>
+          <w:sz w:val="28"/>
+          <w:szCs w:val="28"/>
+          <w:lang w:val="vi-VN"/>
+        </w:rPr>
+      </w:pPr>
+    </w:p>
+    <w:p>
+      <w:pPr>
+        <w:rPr>
+          <w:rFonts w:hint="default" w:ascii="Times New Roman" w:hAnsi="Times New Roman" w:cs="Times New Roman"/>
+          <w:sz w:val="28"/>
+          <w:szCs w:val="28"/>
+        </w:rPr>
+      </w:pPr>
+      <w:r>
+        <w:rPr>
+          <w:rFonts w:hint="default" w:ascii="Times New Roman" w:hAnsi="Times New Roman" w:cs="Times New Roman"/>
+          <w:sz w:val="28"/>
+          <w:szCs w:val="28"/>
+        </w:rPr>
+        <w:drawing>
+          <wp:inline distT="0" distB="0" distL="114300" distR="114300">
+            <wp:extent cx="4619625" cy="6200775"/>
+            <wp:effectExtent l="0" t="0" r="9525" b="9525"/>
+            <wp:docPr id="12" name="Picture 12"/>
+            <wp:cNvGraphicFramePr>
+              <a:graphicFrameLocks xmlns:a="http://schemas.openxmlformats.org/drawingml/2006/main" noChangeAspect="1"/>
+            </wp:cNvGraphicFramePr>
+            <a:graphic xmlns:a="http://schemas.openxmlformats.org/drawingml/2006/main">
+              <a:graphicData uri="http://schemas.openxmlformats.org/drawingml/2006/picture">
+                <pic:pic xmlns:pic="http://schemas.openxmlformats.org/drawingml/2006/picture">
+                  <pic:nvPicPr>
+                    <pic:cNvPr id="12" name="Picture 12"/>
+                    <pic:cNvPicPr>
+                      <a:picLocks noChangeAspect="1"/>
+                    </pic:cNvPicPr>
+                  </pic:nvPicPr>
+                  <pic:blipFill>
+                    <a:blip r:embed="rId15"/>
+                    <a:stretch>
+                      <a:fillRect/>
+                    </a:stretch>
+                  </pic:blipFill>
+                  <pic:spPr>
+                    <a:xfrm>
+                      <a:off x="0" y="0"/>
+                      <a:ext cx="4619625" cy="6200775"/>
+                    </a:xfrm>
+                    <a:prstGeom prst="rect">
+                      <a:avLst/>
+                    </a:prstGeom>
+                    <a:noFill/>
+                    <a:ln>
+                      <a:noFill/>
+                    </a:ln>
+                  </pic:spPr>
+                </pic:pic>
+              </a:graphicData>
+            </a:graphic>
+          </wp:inline>
+        </w:drawing>
+      </w:r>
+    </w:p>
+    <w:p>
+      <w:pPr>
+        <w:rPr>
+          <w:rFonts w:hint="default" w:ascii="Times New Roman" w:hAnsi="Times New Roman" w:cs="Times New Roman"/>
+          <w:sz w:val="28"/>
+          <w:szCs w:val="28"/>
+        </w:rPr>
+      </w:pPr>
+    </w:p>
+    <w:p>
+      <w:pPr>
+        <w:rPr>
+          <w:rFonts w:hint="default" w:ascii="Times New Roman" w:hAnsi="Times New Roman" w:cs="Times New Roman"/>
+          <w:sz w:val="28"/>
+          <w:szCs w:val="28"/>
+        </w:rPr>
+      </w:pPr>
+      <w:r>
+        <w:rPr>
+          <w:rFonts w:hint="default" w:ascii="Times New Roman" w:hAnsi="Times New Roman" w:cs="Times New Roman"/>
+          <w:sz w:val="28"/>
+          <w:szCs w:val="28"/>
+        </w:rPr>
+        <w:drawing>
+          <wp:inline distT="0" distB="0" distL="114300" distR="114300">
+            <wp:extent cx="5273040" cy="1934845"/>
+            <wp:effectExtent l="0" t="0" r="3810" b="8255"/>
+            <wp:docPr id="13" name="Picture 13"/>
+            <wp:cNvGraphicFramePr>
+              <a:graphicFrameLocks xmlns:a="http://schemas.openxmlformats.org/drawingml/2006/main" noChangeAspect="1"/>
+            </wp:cNvGraphicFramePr>
+            <a:graphic xmlns:a="http://schemas.openxmlformats.org/drawingml/2006/main">
+              <a:graphicData uri="http://schemas.openxmlformats.org/drawingml/2006/picture">
+                <pic:pic xmlns:pic="http://schemas.openxmlformats.org/drawingml/2006/picture">
+                  <pic:nvPicPr>
+                    <pic:cNvPr id="13" name="Picture 13"/>
+                    <pic:cNvPicPr>
+                      <a:picLocks noChangeAspect="1"/>
+                    </pic:cNvPicPr>
+                  </pic:nvPicPr>
+                  <pic:blipFill>
+                    <a:blip r:embed="rId16"/>
+                    <a:stretch>
+                      <a:fillRect/>
+                    </a:stretch>
+                  </pic:blipFill>
+                  <pic:spPr>
+                    <a:xfrm>
+                      <a:off x="0" y="0"/>
+                      <a:ext cx="5273040" cy="1934845"/>
+                    </a:xfrm>
+                    <a:prstGeom prst="rect">
+                      <a:avLst/>
+                    </a:prstGeom>
+                    <a:noFill/>
+                    <a:ln>
+                      <a:noFill/>
+                    </a:ln>
+                  </pic:spPr>
+                </pic:pic>
+              </a:graphicData>
+            </a:graphic>
+          </wp:inline>
+        </w:drawing>
+      </w:r>
+    </w:p>
+    <w:p>
+      <w:pPr>
+        <w:rPr>
+          <w:rFonts w:hint="default" w:ascii="Times New Roman" w:hAnsi="Times New Roman" w:cs="Times New Roman"/>
+          <w:sz w:val="28"/>
+          <w:szCs w:val="28"/>
+        </w:rPr>
+      </w:pPr>
+    </w:p>
+    <w:p>
+      <w:pPr>
+        <w:rPr>
+          <w:rFonts w:hint="default" w:ascii="Times New Roman" w:hAnsi="Times New Roman" w:cs="Times New Roman"/>
+          <w:sz w:val="28"/>
+          <w:szCs w:val="28"/>
+          <w:lang w:val="vi-VN"/>
+        </w:rPr>
+      </w:pPr>
+      <w:r>
+        <w:rPr>
+          <w:rFonts w:hint="default" w:ascii="Times New Roman" w:hAnsi="Times New Roman" w:cs="Times New Roman"/>
+          <w:sz w:val="28"/>
+          <w:szCs w:val="28"/>
+          <w:lang w:val="vi-VN"/>
+        </w:rPr>
+        <w:t>Pdf</w:t>
+      </w:r>
+    </w:p>
+    <w:p>
+      <w:pPr>
+        <w:rPr>
+          <w:rFonts w:hint="default" w:ascii="Times New Roman" w:hAnsi="Times New Roman" w:cs="Times New Roman"/>
+          <w:sz w:val="28"/>
+          <w:szCs w:val="28"/>
+        </w:rPr>
+      </w:pPr>
+      <w:r>
+        <w:rPr>
+          <w:rFonts w:hint="default" w:ascii="Times New Roman" w:hAnsi="Times New Roman" w:cs="Times New Roman"/>
+          <w:sz w:val="28"/>
+          <w:szCs w:val="28"/>
+        </w:rPr>
+        <w:drawing>
+          <wp:inline distT="0" distB="0" distL="114300" distR="114300">
+            <wp:extent cx="5269230" cy="2816225"/>
+            <wp:effectExtent l="0" t="0" r="7620" b="3175"/>
+            <wp:docPr id="14" name="Picture 14"/>
+            <wp:cNvGraphicFramePr>
+              <a:graphicFrameLocks xmlns:a="http://schemas.openxmlformats.org/drawingml/2006/main" noChangeAspect="1"/>
+            </wp:cNvGraphicFramePr>
+            <a:graphic xmlns:a="http://schemas.openxmlformats.org/drawingml/2006/main">
+              <a:graphicData uri="http://schemas.openxmlformats.org/drawingml/2006/picture">
+                <pic:pic xmlns:pic="http://schemas.openxmlformats.org/drawingml/2006/picture">
+                  <pic:nvPicPr>
+                    <pic:cNvPr id="14" name="Picture 14"/>
+                    <pic:cNvPicPr>
+                      <a:picLocks noChangeAspect="1"/>
+                    </pic:cNvPicPr>
+                  </pic:nvPicPr>
+                  <pic:blipFill>
+                    <a:blip r:embed="rId17"/>
+                    <a:stretch>
+                      <a:fillRect/>
+                    </a:stretch>
+                  </pic:blipFill>
+                  <pic:spPr>
+                    <a:xfrm>
+                      <a:off x="0" y="0"/>
+                      <a:ext cx="5269230" cy="2816225"/>
+                    </a:xfrm>
+                    <a:prstGeom prst="rect">
+                      <a:avLst/>
+                    </a:prstGeom>
+                    <a:noFill/>
+                    <a:ln>
+                      <a:noFill/>
+                    </a:ln>
+                  </pic:spPr>
+                </pic:pic>
+              </a:graphicData>
+            </a:graphic>
+          </wp:inline>
+        </w:drawing>
+      </w:r>
+    </w:p>
+    <w:p>
+      <w:pPr>
+        <w:rPr>
+          <w:rFonts w:hint="default" w:ascii="Times New Roman" w:hAnsi="Times New Roman" w:cs="Times New Roman"/>
+          <w:sz w:val="28"/>
+          <w:szCs w:val="28"/>
+          <w:lang w:val="vi-VN"/>
+        </w:rPr>
+      </w:pPr>
+    </w:p>
+    <w:p>
+      <w:pPr>
+        <w:rPr>
+          <w:rFonts w:hint="default" w:ascii="Times New Roman" w:hAnsi="Times New Roman" w:cs="Times New Roman"/>
+          <w:sz w:val="28"/>
+          <w:szCs w:val="28"/>
+          <w:lang w:val="vi-VN"/>
+        </w:rPr>
+      </w:pPr>
+    </w:p>
+    <w:p>
+      <w:pPr>
+        <w:rPr>
+          <w:rFonts w:hint="default" w:ascii="Times New Roman" w:hAnsi="Times New Roman" w:cs="Times New Roman"/>
+          <w:sz w:val="28"/>
+          <w:szCs w:val="28"/>
+          <w:lang w:val="vi-VN"/>
+        </w:rPr>
+      </w:pPr>
+    </w:p>
+    <w:p>
+      <w:pPr>
+        <w:rPr>
+          <w:rFonts w:hint="default" w:ascii="Times New Roman" w:hAnsi="Times New Roman" w:cs="Times New Roman"/>
+          <w:sz w:val="28"/>
+          <w:szCs w:val="28"/>
+        </w:rPr>
+      </w:pPr>
+    </w:p>
+    <w:p>
+      <w:pPr>
+        <w:rPr>
+          <w:rFonts w:hint="default" w:ascii="Times New Roman" w:hAnsi="Times New Roman" w:cs="Times New Roman"/>
+          <w:sz w:val="28"/>
+          <w:szCs w:val="28"/>
+          <w:lang w:val="vi-VN"/>
+        </w:rPr>
+      </w:pPr>
+      <w:r>
+        <w:rPr>
+          <w:rFonts w:hint="default" w:ascii="Times New Roman" w:hAnsi="Times New Roman" w:cs="Times New Roman"/>
+          <w:sz w:val="28"/>
+          <w:szCs w:val="28"/>
+          <w:lang w:val="vi-VN" w:eastAsia="zh-CN"/>
+        </w:rPr>
+        <w:t>#!/usr/bin/env python3</w:t>
+      </w:r>
+    </w:p>
+    <w:p>
+      <w:pPr>
+        <w:rPr>
+          <w:rFonts w:hint="default" w:ascii="Times New Roman" w:hAnsi="Times New Roman" w:cs="Times New Roman"/>
+          <w:sz w:val="28"/>
+          <w:szCs w:val="28"/>
+          <w:lang w:val="vi-VN"/>
+        </w:rPr>
+      </w:pPr>
+      <w:r>
+        <w:rPr>
+          <w:rFonts w:hint="default" w:ascii="Times New Roman" w:hAnsi="Times New Roman" w:cs="Times New Roman"/>
+          <w:sz w:val="28"/>
+          <w:szCs w:val="28"/>
+          <w:lang w:val="vi-VN" w:eastAsia="zh-CN"/>
+        </w:rPr>
+        <w:t>import hashlib</w:t>
+      </w:r>
+    </w:p>
+    <w:p>
+      <w:pPr>
+        <w:rPr>
+          <w:rFonts w:hint="default" w:ascii="Times New Roman" w:hAnsi="Times New Roman" w:cs="Times New Roman"/>
+          <w:sz w:val="28"/>
+          <w:szCs w:val="28"/>
+          <w:lang w:val="vi-VN"/>
+        </w:rPr>
+      </w:pPr>
+      <w:r>
+        <w:rPr>
+          <w:rFonts w:hint="default" w:ascii="Times New Roman" w:hAnsi="Times New Roman" w:cs="Times New Roman"/>
+          <w:sz w:val="28"/>
+          <w:szCs w:val="28"/>
+          <w:lang w:val="vi-VN" w:eastAsia="zh-CN"/>
+        </w:rPr>
+        <w:t>import string</w:t>
+      </w:r>
+    </w:p>
+    <w:p>
+      <w:pPr>
+        <w:rPr>
+          <w:rFonts w:hint="default" w:ascii="Times New Roman" w:hAnsi="Times New Roman" w:cs="Times New Roman"/>
+          <w:sz w:val="28"/>
+          <w:szCs w:val="28"/>
+          <w:lang w:val="vi-VN"/>
+        </w:rPr>
+      </w:pPr>
+      <w:r>
+        <w:rPr>
+          <w:rFonts w:hint="default" w:ascii="Times New Roman" w:hAnsi="Times New Roman" w:cs="Times New Roman"/>
+          <w:sz w:val="28"/>
+          <w:szCs w:val="28"/>
+          <w:lang w:val="vi-VN" w:eastAsia="zh-CN"/>
+        </w:rPr>
+        <w:t>from itertools import product</w:t>
+      </w:r>
+    </w:p>
+    <w:p>
+      <w:pPr>
+        <w:rPr>
+          <w:rFonts w:hint="default" w:ascii="Times New Roman" w:hAnsi="Times New Roman" w:cs="Times New Roman"/>
+          <w:sz w:val="28"/>
+          <w:szCs w:val="28"/>
+          <w:lang w:val="vi-VN"/>
+        </w:rPr>
+      </w:pPr>
+    </w:p>
+    <w:p>
+      <w:pPr>
+        <w:rPr>
+          <w:rFonts w:hint="default" w:ascii="Times New Roman" w:hAnsi="Times New Roman" w:cs="Times New Roman"/>
+          <w:sz w:val="28"/>
+          <w:szCs w:val="28"/>
+          <w:lang w:val="vi-VN"/>
+        </w:rPr>
+      </w:pPr>
+      <w:r>
+        <w:rPr>
+          <w:rFonts w:hint="default" w:ascii="Times New Roman" w:hAnsi="Times New Roman" w:cs="Times New Roman"/>
+          <w:sz w:val="28"/>
+          <w:szCs w:val="28"/>
+          <w:lang w:val="vi-VN" w:eastAsia="zh-CN"/>
+        </w:rPr>
+        <w:t>salts = ["faCT", "paX6", "eMGP", "ts4k", "vtfD", "PETQ", "kNxY", "Zoa8"]</w:t>
+      </w:r>
+    </w:p>
+    <w:p>
+      <w:pPr>
+        <w:rPr>
+          <w:rFonts w:hint="default" w:ascii="Times New Roman" w:hAnsi="Times New Roman" w:cs="Times New Roman"/>
+          <w:sz w:val="28"/>
+          <w:szCs w:val="28"/>
+          <w:lang w:val="vi-VN"/>
+        </w:rPr>
+      </w:pPr>
+      <w:r>
+        <w:rPr>
+          <w:rFonts w:hint="default" w:ascii="Times New Roman" w:hAnsi="Times New Roman" w:cs="Times New Roman"/>
+          <w:sz w:val="28"/>
+          <w:szCs w:val="28"/>
+          <w:lang w:val="vi-VN" w:eastAsia="zh-CN"/>
+        </w:rPr>
+        <w:t>hashes = [</w:t>
+      </w:r>
+    </w:p>
+    <w:p>
+      <w:pPr>
+        <w:rPr>
+          <w:rFonts w:hint="default" w:ascii="Times New Roman" w:hAnsi="Times New Roman" w:cs="Times New Roman"/>
+          <w:sz w:val="28"/>
+          <w:szCs w:val="28"/>
+          <w:lang w:val="vi-VN"/>
+        </w:rPr>
+      </w:pPr>
+      <w:r>
+        <w:rPr>
+          <w:rFonts w:hint="default" w:ascii="Times New Roman" w:hAnsi="Times New Roman" w:cs="Times New Roman"/>
+          <w:sz w:val="28"/>
+          <w:szCs w:val="28"/>
+          <w:lang w:val="vi-VN" w:eastAsia="zh-CN"/>
+        </w:rPr>
+        <w:t>    "519ef2c4dc55d3556abf0c41eb1e3c6fdb8f96590a9fcdae9940a17ba9dfc3664ec4de37feeb485f772f6589cdf44201ec92997bd254c1755bf812761f992435",</w:t>
+      </w:r>
+    </w:p>
+    <w:p>
+      <w:pPr>
+        <w:rPr>
+          <w:rFonts w:hint="default" w:ascii="Times New Roman" w:hAnsi="Times New Roman" w:cs="Times New Roman"/>
+          <w:sz w:val="28"/>
+          <w:szCs w:val="28"/>
+          <w:lang w:val="vi-VN"/>
+        </w:rPr>
+      </w:pPr>
+      <w:r>
+        <w:rPr>
+          <w:rFonts w:hint="default" w:ascii="Times New Roman" w:hAnsi="Times New Roman" w:cs="Times New Roman"/>
+          <w:sz w:val="28"/>
+          <w:szCs w:val="28"/>
+          <w:lang w:val="vi-VN" w:eastAsia="zh-CN"/>
+        </w:rPr>
+        <w:t>    "730a5983f1d3af2ca2dedc3ed87fdb0dce96bcc3356cc195658ac10b299ab00364b8a0e2e103c93a703dc9d1fe6e3d186e1a071a290d09e9c67ba5891a2e6188",</w:t>
+      </w:r>
+    </w:p>
+    <w:p>
+      <w:pPr>
+        <w:rPr>
+          <w:rFonts w:hint="default" w:ascii="Times New Roman" w:hAnsi="Times New Roman" w:cs="Times New Roman"/>
+          <w:sz w:val="28"/>
+          <w:szCs w:val="28"/>
+          <w:lang w:val="vi-VN"/>
+        </w:rPr>
+      </w:pPr>
+      <w:r>
+        <w:rPr>
+          <w:rFonts w:hint="default" w:ascii="Times New Roman" w:hAnsi="Times New Roman" w:cs="Times New Roman"/>
+          <w:sz w:val="28"/>
+          <w:szCs w:val="28"/>
+          <w:lang w:val="vi-VN" w:eastAsia="zh-CN"/>
+        </w:rPr>
+        <w:t>    "d8e14db2e6f41ba7e45e1ade2a62174af59bf3a943c7116d364142b240b9908ac9e88b6298a5f7ea6a082f7fd52668d46cd23cf085635e78a8500c48f3dbf6a8",</w:t>
+      </w:r>
+    </w:p>
+    <w:p>
+      <w:pPr>
+        <w:rPr>
+          <w:rFonts w:hint="default" w:ascii="Times New Roman" w:hAnsi="Times New Roman" w:cs="Times New Roman"/>
+          <w:sz w:val="28"/>
+          <w:szCs w:val="28"/>
+          <w:lang w:val="vi-VN"/>
+        </w:rPr>
+      </w:pPr>
+      <w:r>
+        <w:rPr>
+          <w:rFonts w:hint="default" w:ascii="Times New Roman" w:hAnsi="Times New Roman" w:cs="Times New Roman"/>
+          <w:sz w:val="28"/>
+          <w:szCs w:val="28"/>
+          <w:lang w:val="vi-VN" w:eastAsia="zh-CN"/>
+        </w:rPr>
+        <w:t>    "efd0214ac40851fbc4e203eac495f768c918c1d2708dda246442f507b3d05f36c6817aa2b61a5d29d33c3caa76acc69a7b8f48066117750808ff28eb8329b4fc",</w:t>
+      </w:r>
+    </w:p>
+    <w:p>
+      <w:pPr>
+        <w:rPr>
+          <w:rFonts w:hint="default" w:ascii="Times New Roman" w:hAnsi="Times New Roman" w:cs="Times New Roman"/>
+          <w:sz w:val="28"/>
+          <w:szCs w:val="28"/>
+          <w:lang w:val="vi-VN"/>
+        </w:rPr>
+      </w:pPr>
+      <w:r>
+        <w:rPr>
+          <w:rFonts w:hint="default" w:ascii="Times New Roman" w:hAnsi="Times New Roman" w:cs="Times New Roman"/>
+          <w:sz w:val="28"/>
+          <w:szCs w:val="28"/>
+          <w:lang w:val="vi-VN" w:eastAsia="zh-CN"/>
+        </w:rPr>
+        <w:t>    "34f501ced23a6b807cdd375dbe31ead23f2091011614f74ee44361e4cb2730523b91982bad19f6942b3a1505340224b3370ef4848db4f4dcbda32017769270be",</w:t>
+      </w:r>
+    </w:p>
+    <w:p>
+      <w:pPr>
+        <w:rPr>
+          <w:rFonts w:hint="default" w:ascii="Times New Roman" w:hAnsi="Times New Roman" w:cs="Times New Roman"/>
+          <w:sz w:val="28"/>
+          <w:szCs w:val="28"/>
+          <w:lang w:val="vi-VN"/>
+        </w:rPr>
+      </w:pPr>
+      <w:r>
+        <w:rPr>
+          <w:rFonts w:hint="default" w:ascii="Times New Roman" w:hAnsi="Times New Roman" w:cs="Times New Roman"/>
+          <w:sz w:val="28"/>
+          <w:szCs w:val="28"/>
+          <w:lang w:val="vi-VN" w:eastAsia="zh-CN"/>
+        </w:rPr>
+        <w:t>    "01de645a8cf584aaae8ff6d2e264fd5193a8aec19d30c935344a84885b250c81c9858de3be220e659f04586ffba90f8cab978e551306835abdabed7eca9a1803",</w:t>
+      </w:r>
+    </w:p>
+    <w:p>
+      <w:pPr>
+        <w:rPr>
+          <w:rFonts w:hint="default" w:ascii="Times New Roman" w:hAnsi="Times New Roman" w:cs="Times New Roman"/>
+          <w:sz w:val="28"/>
+          <w:szCs w:val="28"/>
+          <w:lang w:val="vi-VN"/>
+        </w:rPr>
+      </w:pPr>
+      <w:r>
+        <w:rPr>
+          <w:rFonts w:hint="default" w:ascii="Times New Roman" w:hAnsi="Times New Roman" w:cs="Times New Roman"/>
+          <w:sz w:val="28"/>
+          <w:szCs w:val="28"/>
+          <w:lang w:val="vi-VN" w:eastAsia="zh-CN"/>
+        </w:rPr>
+        <w:t>    "c4a653abc68a83d636faaa85496122aa54f6152cff1659183bafd39c2fbc5ffde7f66b142a718089d8600ec1f9a3b1854ddbbd33c923d2d9087284e2d275e7c0",</w:t>
+      </w:r>
+    </w:p>
+    <w:p>
+      <w:pPr>
+        <w:rPr>
+          <w:rFonts w:hint="default" w:ascii="Times New Roman" w:hAnsi="Times New Roman" w:cs="Times New Roman"/>
+          <w:sz w:val="28"/>
+          <w:szCs w:val="28"/>
+          <w:lang w:val="vi-VN"/>
+        </w:rPr>
+      </w:pPr>
+      <w:r>
+        <w:rPr>
+          <w:rFonts w:hint="default" w:ascii="Times New Roman" w:hAnsi="Times New Roman" w:cs="Times New Roman"/>
+          <w:sz w:val="28"/>
+          <w:szCs w:val="28"/>
+          <w:lang w:val="vi-VN" w:eastAsia="zh-CN"/>
+        </w:rPr>
+        <w:t>    "02857289f5ae4501a7d50c2615a2e1b8182a937c723ea2fa071e9e34bf86866b5a51902d726d1bbe7c824ea2873e8d3ef227e34bbe62c7b826288e9ec42092b6"</w:t>
+      </w:r>
+    </w:p>
+    <w:p>
+      <w:pPr>
+        <w:rPr>
+          <w:rFonts w:hint="default" w:ascii="Times New Roman" w:hAnsi="Times New Roman" w:cs="Times New Roman"/>
+          <w:sz w:val="28"/>
+          <w:szCs w:val="28"/>
+          <w:lang w:val="vi-VN"/>
+        </w:rPr>
+      </w:pPr>
+      <w:r>
+        <w:rPr>
+          <w:rFonts w:hint="default" w:ascii="Times New Roman" w:hAnsi="Times New Roman" w:cs="Times New Roman"/>
+          <w:sz w:val="28"/>
+          <w:szCs w:val="28"/>
+          <w:lang w:val="vi-VN" w:eastAsia="zh-CN"/>
+        </w:rPr>
+        <w:t>]</w:t>
+      </w:r>
+    </w:p>
+    <w:p>
+      <w:pPr>
+        <w:rPr>
+          <w:rFonts w:hint="default" w:ascii="Times New Roman" w:hAnsi="Times New Roman" w:cs="Times New Roman"/>
+          <w:sz w:val="28"/>
+          <w:szCs w:val="28"/>
+          <w:lang w:val="vi-VN"/>
+        </w:rPr>
+      </w:pPr>
+    </w:p>
+    <w:p>
+      <w:pPr>
+        <w:rPr>
+          <w:rFonts w:hint="default" w:ascii="Times New Roman" w:hAnsi="Times New Roman" w:cs="Times New Roman"/>
+          <w:sz w:val="28"/>
+          <w:szCs w:val="28"/>
+          <w:lang w:val="vi-VN"/>
+        </w:rPr>
+      </w:pPr>
+      <w:r>
+        <w:rPr>
+          <w:rFonts w:hint="default" w:ascii="Times New Roman" w:hAnsi="Times New Roman" w:cs="Times New Roman"/>
+          <w:sz w:val="28"/>
+          <w:szCs w:val="28"/>
+          <w:lang w:val="vi-VN" w:eastAsia="zh-CN"/>
+        </w:rPr>
+        <w:t>def find_flag():</w:t>
+      </w:r>
+    </w:p>
+    <w:p>
+      <w:pPr>
+        <w:rPr>
+          <w:rFonts w:hint="default" w:ascii="Times New Roman" w:hAnsi="Times New Roman" w:cs="Times New Roman"/>
+          <w:sz w:val="28"/>
+          <w:szCs w:val="28"/>
+          <w:lang w:val="vi-VN"/>
+        </w:rPr>
+      </w:pPr>
+      <w:r>
+        <w:rPr>
+          <w:rFonts w:hint="default" w:ascii="Times New Roman" w:hAnsi="Times New Roman" w:cs="Times New Roman"/>
+          <w:sz w:val="28"/>
+          <w:szCs w:val="28"/>
+          <w:lang w:val="vi-VN" w:eastAsia="zh-CN"/>
+        </w:rPr>
+        <w:t>    chars = string.ascii_letters + string.digits + '{}_'</w:t>
+      </w:r>
+    </w:p>
+    <w:p>
+      <w:pPr>
+        <w:rPr>
+          <w:rFonts w:hint="default" w:ascii="Times New Roman" w:hAnsi="Times New Roman" w:cs="Times New Roman"/>
+          <w:sz w:val="28"/>
+          <w:szCs w:val="28"/>
+          <w:lang w:val="vi-VN"/>
+        </w:rPr>
+      </w:pPr>
+      <w:r>
+        <w:rPr>
+          <w:rFonts w:hint="default" w:ascii="Times New Roman" w:hAnsi="Times New Roman" w:cs="Times New Roman"/>
+          <w:sz w:val="28"/>
+          <w:szCs w:val="28"/>
+          <w:lang w:val="vi-VN" w:eastAsia="zh-CN"/>
+        </w:rPr>
+        <w:t>    found_parts = [''] * 8</w:t>
+      </w:r>
+    </w:p>
+    <w:p>
+      <w:pPr>
+        <w:rPr>
+          <w:rFonts w:hint="default" w:ascii="Times New Roman" w:hAnsi="Times New Roman" w:cs="Times New Roman"/>
+          <w:sz w:val="28"/>
+          <w:szCs w:val="28"/>
+          <w:lang w:val="vi-VN"/>
+        </w:rPr>
+      </w:pPr>
+      <w:r>
+        <w:rPr>
+          <w:rFonts w:hint="default" w:ascii="Times New Roman" w:hAnsi="Times New Roman" w:cs="Times New Roman"/>
+          <w:sz w:val="28"/>
+          <w:szCs w:val="28"/>
+          <w:lang w:val="vi-VN" w:eastAsia="zh-CN"/>
+        </w:rPr>
+        <w:t xml:space="preserve">    </w:t>
+      </w:r>
+    </w:p>
+    <w:p>
+      <w:pPr>
+        <w:rPr>
+          <w:rFonts w:hint="default" w:ascii="Times New Roman" w:hAnsi="Times New Roman" w:cs="Times New Roman"/>
+          <w:sz w:val="28"/>
+          <w:szCs w:val="28"/>
+          <w:lang w:val="vi-VN"/>
+        </w:rPr>
+      </w:pPr>
+      <w:r>
+        <w:rPr>
+          <w:rFonts w:hint="default" w:ascii="Times New Roman" w:hAnsi="Times New Roman" w:cs="Times New Roman"/>
+          <w:sz w:val="28"/>
+          <w:szCs w:val="28"/>
+          <w:lang w:val="vi-VN" w:eastAsia="zh-CN"/>
+        </w:rPr>
+        <w:t>    for i, (salt, target_hash) in enumerate(zip(salts, hashes)):</w:t>
+      </w:r>
+    </w:p>
+    <w:p>
+      <w:pPr>
+        <w:rPr>
+          <w:rFonts w:hint="default" w:ascii="Times New Roman" w:hAnsi="Times New Roman" w:cs="Times New Roman"/>
+          <w:sz w:val="28"/>
+          <w:szCs w:val="28"/>
+          <w:lang w:val="vi-VN"/>
+        </w:rPr>
+      </w:pPr>
+      <w:r>
+        <w:rPr>
+          <w:rFonts w:hint="default" w:ascii="Times New Roman" w:hAnsi="Times New Roman" w:cs="Times New Roman"/>
+          <w:sz w:val="28"/>
+          <w:szCs w:val="28"/>
+          <w:lang w:val="vi-VN" w:eastAsia="zh-CN"/>
+        </w:rPr>
+        <w:t>        print(f"[*] Tìm phần {i+1} với salt '{salt}'...")</w:t>
+      </w:r>
+    </w:p>
+    <w:p>
+      <w:pPr>
+        <w:rPr>
+          <w:rFonts w:hint="default" w:ascii="Times New Roman" w:hAnsi="Times New Roman" w:cs="Times New Roman"/>
+          <w:sz w:val="28"/>
+          <w:szCs w:val="28"/>
+          <w:lang w:val="vi-VN"/>
+        </w:rPr>
+      </w:pPr>
+      <w:r>
+        <w:rPr>
+          <w:rFonts w:hint="default" w:ascii="Times New Roman" w:hAnsi="Times New Roman" w:cs="Times New Roman"/>
+          <w:sz w:val="28"/>
+          <w:szCs w:val="28"/>
+          <w:lang w:val="vi-VN" w:eastAsia="zh-CN"/>
+        </w:rPr>
+        <w:t xml:space="preserve">        </w:t>
+      </w:r>
+    </w:p>
+    <w:p>
+      <w:pPr>
+        <w:rPr>
+          <w:rFonts w:hint="default" w:ascii="Times New Roman" w:hAnsi="Times New Roman" w:cs="Times New Roman"/>
+          <w:sz w:val="28"/>
+          <w:szCs w:val="28"/>
+          <w:lang w:val="vi-VN"/>
+        </w:rPr>
+      </w:pPr>
+      <w:r>
+        <w:rPr>
+          <w:rFonts w:hint="default" w:ascii="Times New Roman" w:hAnsi="Times New Roman" w:cs="Times New Roman"/>
+          <w:sz w:val="28"/>
+          <w:szCs w:val="28"/>
+          <w:lang w:val="vi-VN" w:eastAsia="zh-CN"/>
+        </w:rPr>
+        <w:t>        for combo in product(chars, repeat=4):</w:t>
+      </w:r>
+    </w:p>
+    <w:p>
+      <w:pPr>
+        <w:rPr>
+          <w:rFonts w:hint="default" w:ascii="Times New Roman" w:hAnsi="Times New Roman" w:cs="Times New Roman"/>
+          <w:sz w:val="28"/>
+          <w:szCs w:val="28"/>
+          <w:lang w:val="vi-VN"/>
+        </w:rPr>
+      </w:pPr>
+      <w:r>
+        <w:rPr>
+          <w:rFonts w:hint="default" w:ascii="Times New Roman" w:hAnsi="Times New Roman" w:cs="Times New Roman"/>
+          <w:sz w:val="28"/>
+          <w:szCs w:val="28"/>
+          <w:lang w:val="vi-VN" w:eastAsia="zh-CN"/>
+        </w:rPr>
+        <w:t>            part = ''.join(combo)</w:t>
+      </w:r>
+    </w:p>
+    <w:p>
+      <w:pPr>
+        <w:rPr>
+          <w:rFonts w:hint="default" w:ascii="Times New Roman" w:hAnsi="Times New Roman" w:cs="Times New Roman"/>
+          <w:sz w:val="28"/>
+          <w:szCs w:val="28"/>
+          <w:lang w:val="vi-VN"/>
+        </w:rPr>
+      </w:pPr>
+      <w:r>
+        <w:rPr>
+          <w:rFonts w:hint="default" w:ascii="Times New Roman" w:hAnsi="Times New Roman" w:cs="Times New Roman"/>
+          <w:sz w:val="28"/>
+          <w:szCs w:val="28"/>
+          <w:lang w:val="vi-VN" w:eastAsia="zh-CN"/>
+        </w:rPr>
+        <w:t>            test_string = part + salt</w:t>
+      </w:r>
+    </w:p>
+    <w:p>
+      <w:pPr>
+        <w:rPr>
+          <w:rFonts w:hint="default" w:ascii="Times New Roman" w:hAnsi="Times New Roman" w:cs="Times New Roman"/>
+          <w:sz w:val="28"/>
+          <w:szCs w:val="28"/>
+          <w:lang w:val="vi-VN"/>
+        </w:rPr>
+      </w:pPr>
+      <w:r>
+        <w:rPr>
+          <w:rFonts w:hint="default" w:ascii="Times New Roman" w:hAnsi="Times New Roman" w:cs="Times New Roman"/>
+          <w:sz w:val="28"/>
+          <w:szCs w:val="28"/>
+          <w:lang w:val="vi-VN" w:eastAsia="zh-CN"/>
+        </w:rPr>
+        <w:t>            hash_obj = hashlib.sha3_512()</w:t>
+      </w:r>
+    </w:p>
+    <w:p>
+      <w:pPr>
+        <w:rPr>
+          <w:rFonts w:hint="default" w:ascii="Times New Roman" w:hAnsi="Times New Roman" w:cs="Times New Roman"/>
+          <w:sz w:val="28"/>
+          <w:szCs w:val="28"/>
+          <w:lang w:val="vi-VN"/>
+        </w:rPr>
+      </w:pPr>
+      <w:r>
+        <w:rPr>
+          <w:rFonts w:hint="default" w:ascii="Times New Roman" w:hAnsi="Times New Roman" w:cs="Times New Roman"/>
+          <w:sz w:val="28"/>
+          <w:szCs w:val="28"/>
+          <w:lang w:val="vi-VN" w:eastAsia="zh-CN"/>
+        </w:rPr>
+        <w:t>            hash_obj.update(test_string.encode())</w:t>
+      </w:r>
+    </w:p>
+    <w:p>
+      <w:pPr>
+        <w:rPr>
+          <w:rFonts w:hint="default" w:ascii="Times New Roman" w:hAnsi="Times New Roman" w:cs="Times New Roman"/>
+          <w:sz w:val="28"/>
+          <w:szCs w:val="28"/>
+          <w:lang w:val="vi-VN"/>
+        </w:rPr>
+      </w:pPr>
+      <w:r>
+        <w:rPr>
+          <w:rFonts w:hint="default" w:ascii="Times New Roman" w:hAnsi="Times New Roman" w:cs="Times New Roman"/>
+          <w:sz w:val="28"/>
+          <w:szCs w:val="28"/>
+          <w:lang w:val="vi-VN" w:eastAsia="zh-CN"/>
+        </w:rPr>
+        <w:t>            current_hash = hash_obj.hexdigest()</w:t>
+      </w:r>
+    </w:p>
+    <w:p>
+      <w:pPr>
+        <w:rPr>
+          <w:rFonts w:hint="default" w:ascii="Times New Roman" w:hAnsi="Times New Roman" w:cs="Times New Roman"/>
+          <w:sz w:val="28"/>
+          <w:szCs w:val="28"/>
+          <w:lang w:val="vi-VN"/>
+        </w:rPr>
+      </w:pPr>
+      <w:r>
+        <w:rPr>
+          <w:rFonts w:hint="default" w:ascii="Times New Roman" w:hAnsi="Times New Roman" w:cs="Times New Roman"/>
+          <w:sz w:val="28"/>
+          <w:szCs w:val="28"/>
+          <w:lang w:val="vi-VN" w:eastAsia="zh-CN"/>
+        </w:rPr>
+        <w:t xml:space="preserve">            </w:t>
+      </w:r>
+    </w:p>
+    <w:p>
+      <w:pPr>
+        <w:rPr>
+          <w:rFonts w:hint="default" w:ascii="Times New Roman" w:hAnsi="Times New Roman" w:cs="Times New Roman"/>
+          <w:sz w:val="28"/>
+          <w:szCs w:val="28"/>
+          <w:lang w:val="vi-VN"/>
+        </w:rPr>
+      </w:pPr>
+      <w:r>
+        <w:rPr>
+          <w:rFonts w:hint="default" w:ascii="Times New Roman" w:hAnsi="Times New Roman" w:cs="Times New Roman"/>
+          <w:sz w:val="28"/>
+          <w:szCs w:val="28"/>
+          <w:lang w:val="vi-VN" w:eastAsia="zh-CN"/>
+        </w:rPr>
+        <w:t>            if current_hash == target_hash:</w:t>
+      </w:r>
+    </w:p>
+    <w:p>
+      <w:pPr>
+        <w:rPr>
+          <w:rFonts w:hint="default" w:ascii="Times New Roman" w:hAnsi="Times New Roman" w:cs="Times New Roman"/>
+          <w:sz w:val="28"/>
+          <w:szCs w:val="28"/>
+          <w:lang w:val="vi-VN"/>
+        </w:rPr>
+      </w:pPr>
+      <w:r>
+        <w:rPr>
+          <w:rFonts w:hint="default" w:ascii="Times New Roman" w:hAnsi="Times New Roman" w:cs="Times New Roman"/>
+          <w:sz w:val="28"/>
+          <w:szCs w:val="28"/>
+          <w:lang w:val="vi-VN" w:eastAsia="zh-CN"/>
+        </w:rPr>
+        <w:t>                found_parts[i] = part</w:t>
+      </w:r>
+    </w:p>
+    <w:p>
+      <w:pPr>
+        <w:rPr>
+          <w:rFonts w:hint="default" w:ascii="Times New Roman" w:hAnsi="Times New Roman" w:cs="Times New Roman"/>
+          <w:sz w:val="28"/>
+          <w:szCs w:val="28"/>
+          <w:lang w:val="vi-VN"/>
+        </w:rPr>
+      </w:pPr>
+      <w:r>
+        <w:rPr>
+          <w:rFonts w:hint="default" w:ascii="Times New Roman" w:hAnsi="Times New Roman" w:cs="Times New Roman"/>
+          <w:sz w:val="28"/>
+          <w:szCs w:val="28"/>
+          <w:lang w:val="vi-VN" w:eastAsia="zh-CN"/>
+        </w:rPr>
+        <w:t>                print(f"    ✅ Tìm thấy: '{part}'")</w:t>
+      </w:r>
+    </w:p>
+    <w:p>
+      <w:pPr>
+        <w:rPr>
+          <w:rFonts w:hint="default" w:ascii="Times New Roman" w:hAnsi="Times New Roman" w:cs="Times New Roman"/>
+          <w:sz w:val="28"/>
+          <w:szCs w:val="28"/>
+          <w:lang w:val="vi-VN"/>
+        </w:rPr>
+      </w:pPr>
+      <w:r>
+        <w:rPr>
+          <w:rFonts w:hint="default" w:ascii="Times New Roman" w:hAnsi="Times New Roman" w:cs="Times New Roman"/>
+          <w:sz w:val="28"/>
+          <w:szCs w:val="28"/>
+          <w:lang w:val="vi-VN" w:eastAsia="zh-CN"/>
+        </w:rPr>
+        <w:t>                break</w:t>
+      </w:r>
+    </w:p>
+    <w:p>
+      <w:pPr>
+        <w:rPr>
+          <w:rFonts w:hint="default" w:ascii="Times New Roman" w:hAnsi="Times New Roman" w:cs="Times New Roman"/>
+          <w:sz w:val="28"/>
+          <w:szCs w:val="28"/>
+          <w:lang w:val="vi-VN"/>
+        </w:rPr>
+      </w:pPr>
+      <w:r>
+        <w:rPr>
+          <w:rFonts w:hint="default" w:ascii="Times New Roman" w:hAnsi="Times New Roman" w:cs="Times New Roman"/>
+          <w:sz w:val="28"/>
+          <w:szCs w:val="28"/>
+          <w:lang w:val="vi-VN" w:eastAsia="zh-CN"/>
+        </w:rPr>
+        <w:t xml:space="preserve">        </w:t>
+      </w:r>
+    </w:p>
+    <w:p>
+      <w:pPr>
+        <w:rPr>
+          <w:rFonts w:hint="default" w:ascii="Times New Roman" w:hAnsi="Times New Roman" w:cs="Times New Roman"/>
+          <w:sz w:val="28"/>
+          <w:szCs w:val="28"/>
+          <w:lang w:val="vi-VN"/>
+        </w:rPr>
+      </w:pPr>
+      <w:r>
+        <w:rPr>
+          <w:rFonts w:hint="default" w:ascii="Times New Roman" w:hAnsi="Times New Roman" w:cs="Times New Roman"/>
+          <w:sz w:val="28"/>
+          <w:szCs w:val="28"/>
+          <w:lang w:val="vi-VN" w:eastAsia="zh-CN"/>
+        </w:rPr>
+        <w:t>        if not found_parts[i]:</w:t>
+      </w:r>
+    </w:p>
+    <w:p>
+      <w:pPr>
+        <w:rPr>
+          <w:rFonts w:hint="default" w:ascii="Times New Roman" w:hAnsi="Times New Roman" w:cs="Times New Roman"/>
+          <w:sz w:val="28"/>
+          <w:szCs w:val="28"/>
+          <w:lang w:val="vi-VN"/>
+        </w:rPr>
+      </w:pPr>
+      <w:r>
+        <w:rPr>
+          <w:rFonts w:hint="default" w:ascii="Times New Roman" w:hAnsi="Times New Roman" w:cs="Times New Roman"/>
+          <w:sz w:val="28"/>
+          <w:szCs w:val="28"/>
+          <w:lang w:val="vi-VN" w:eastAsia="zh-CN"/>
+        </w:rPr>
+        <w:t>            print(f"    ❌ Không tìm thấy phần {i+1}")</w:t>
+      </w:r>
+    </w:p>
+    <w:p>
+      <w:pPr>
+        <w:rPr>
+          <w:rFonts w:hint="default" w:ascii="Times New Roman" w:hAnsi="Times New Roman" w:cs="Times New Roman"/>
+          <w:sz w:val="28"/>
+          <w:szCs w:val="28"/>
+          <w:lang w:val="vi-VN"/>
+        </w:rPr>
+      </w:pPr>
+      <w:r>
+        <w:rPr>
+          <w:rFonts w:hint="default" w:ascii="Times New Roman" w:hAnsi="Times New Roman" w:cs="Times New Roman"/>
+          <w:sz w:val="28"/>
+          <w:szCs w:val="28"/>
+          <w:lang w:val="vi-VN" w:eastAsia="zh-CN"/>
+        </w:rPr>
+        <w:t>            return None</w:t>
+      </w:r>
+    </w:p>
+    <w:p>
+      <w:pPr>
+        <w:rPr>
+          <w:rFonts w:hint="default" w:ascii="Times New Roman" w:hAnsi="Times New Roman" w:cs="Times New Roman"/>
+          <w:sz w:val="28"/>
+          <w:szCs w:val="28"/>
+          <w:lang w:val="vi-VN"/>
+        </w:rPr>
+      </w:pPr>
+      <w:r>
+        <w:rPr>
+          <w:rFonts w:hint="default" w:ascii="Times New Roman" w:hAnsi="Times New Roman" w:cs="Times New Roman"/>
+          <w:sz w:val="28"/>
+          <w:szCs w:val="28"/>
+          <w:lang w:val="vi-VN" w:eastAsia="zh-CN"/>
+        </w:rPr>
+        <w:t xml:space="preserve">    </w:t>
+      </w:r>
+    </w:p>
+    <w:p>
+      <w:pPr>
+        <w:rPr>
+          <w:rFonts w:hint="default" w:ascii="Times New Roman" w:hAnsi="Times New Roman" w:cs="Times New Roman"/>
+          <w:sz w:val="28"/>
+          <w:szCs w:val="28"/>
+          <w:lang w:val="vi-VN"/>
+        </w:rPr>
+      </w:pPr>
+      <w:r>
+        <w:rPr>
+          <w:rFonts w:hint="default" w:ascii="Times New Roman" w:hAnsi="Times New Roman" w:cs="Times New Roman"/>
+          <w:sz w:val="28"/>
+          <w:szCs w:val="28"/>
+          <w:lang w:val="vi-VN" w:eastAsia="zh-CN"/>
+        </w:rPr>
+        <w:t>    flag = ''.join(found_parts)</w:t>
+      </w:r>
+    </w:p>
+    <w:p>
+      <w:pPr>
+        <w:rPr>
+          <w:rFonts w:hint="default" w:ascii="Times New Roman" w:hAnsi="Times New Roman" w:cs="Times New Roman"/>
+          <w:sz w:val="28"/>
+          <w:szCs w:val="28"/>
+          <w:lang w:val="vi-VN"/>
+        </w:rPr>
+      </w:pPr>
+      <w:r>
+        <w:rPr>
+          <w:rFonts w:hint="default" w:ascii="Times New Roman" w:hAnsi="Times New Roman" w:cs="Times New Roman"/>
+          <w:sz w:val="28"/>
+          <w:szCs w:val="28"/>
+          <w:lang w:val="vi-VN" w:eastAsia="zh-CN"/>
+        </w:rPr>
+        <w:t>    print(f"\n🎉 Flag: {flag}")</w:t>
+      </w:r>
+    </w:p>
+    <w:p>
+      <w:pPr>
+        <w:rPr>
+          <w:rFonts w:hint="default" w:ascii="Times New Roman" w:hAnsi="Times New Roman" w:cs="Times New Roman"/>
+          <w:sz w:val="28"/>
+          <w:szCs w:val="28"/>
+          <w:lang w:val="vi-VN"/>
+        </w:rPr>
+      </w:pPr>
+      <w:r>
+        <w:rPr>
+          <w:rFonts w:hint="default" w:ascii="Times New Roman" w:hAnsi="Times New Roman" w:cs="Times New Roman"/>
+          <w:sz w:val="28"/>
+          <w:szCs w:val="28"/>
+          <w:lang w:val="vi-VN" w:eastAsia="zh-CN"/>
+        </w:rPr>
+        <w:t>    return flag</w:t>
+      </w:r>
+    </w:p>
+    <w:p>
+      <w:pPr>
+        <w:rPr>
+          <w:rFonts w:hint="default" w:ascii="Times New Roman" w:hAnsi="Times New Roman" w:cs="Times New Roman"/>
+          <w:sz w:val="28"/>
+          <w:szCs w:val="28"/>
+          <w:lang w:val="vi-VN"/>
+        </w:rPr>
+      </w:pPr>
+    </w:p>
+    <w:p>
+      <w:pPr>
+        <w:rPr>
+          <w:rFonts w:hint="default" w:ascii="Times New Roman" w:hAnsi="Times New Roman" w:cs="Times New Roman"/>
+          <w:sz w:val="28"/>
+          <w:szCs w:val="28"/>
+          <w:lang w:val="vi-VN"/>
+        </w:rPr>
+      </w:pPr>
+      <w:r>
+        <w:rPr>
+          <w:rFonts w:hint="default" w:ascii="Times New Roman" w:hAnsi="Times New Roman" w:cs="Times New Roman"/>
+          <w:sz w:val="28"/>
+          <w:szCs w:val="28"/>
+          <w:lang w:val="vi-VN" w:eastAsia="zh-CN"/>
+        </w:rPr>
+        <w:t>if __name__ == "__main__":</w:t>
+      </w:r>
+    </w:p>
+    <w:p>
+      <w:pPr>
+        <w:rPr>
+          <w:rFonts w:hint="default" w:ascii="Times New Roman" w:hAnsi="Times New Roman" w:cs="Times New Roman"/>
+          <w:sz w:val="28"/>
+          <w:szCs w:val="28"/>
+          <w:lang w:val="vi-VN"/>
+        </w:rPr>
+      </w:pPr>
+      <w:r>
+        <w:rPr>
+          <w:rFonts w:hint="default" w:ascii="Times New Roman" w:hAnsi="Times New Roman" w:cs="Times New Roman"/>
+          <w:sz w:val="28"/>
+          <w:szCs w:val="28"/>
+          <w:lang w:val="vi-VN" w:eastAsia="zh-CN"/>
+        </w:rPr>
+        <w:t>    find_flag()</w:t>
+      </w:r>
+    </w:p>
+    <w:p>
+      <w:pPr>
+        <w:rPr>
+          <w:rFonts w:hint="default" w:ascii="Times New Roman" w:hAnsi="Times New Roman" w:cs="Times New Roman"/>
+          <w:sz w:val="28"/>
+          <w:szCs w:val="28"/>
+          <w:lang w:val="vi-VN"/>
+        </w:rPr>
+      </w:pPr>
+    </w:p>
+    <w:p>
+      <w:pPr>
+        <w:rPr>
+          <w:rFonts w:hint="default" w:ascii="Times New Roman" w:hAnsi="Times New Roman" w:cs="Times New Roman"/>
+          <w:sz w:val="28"/>
+          <w:szCs w:val="28"/>
+          <w:lang w:val="vi-VN"/>
+        </w:rPr>
+      </w:pPr>
+      <w:r>
+        <w:rPr>
+          <w:rFonts w:hint="default" w:ascii="Times New Roman" w:hAnsi="Times New Roman" w:cs="Times New Roman"/>
+          <w:sz w:val="28"/>
+          <w:szCs w:val="28"/>
+          <w:lang w:val="vi-VN"/>
+        </w:rPr>
+        <w:t>[*] Tìm phần 1 với salt 'faCT'...</w:t>
+      </w:r>
+    </w:p>
+    <w:p>
+      <w:pPr>
+        <w:rPr>
+          <w:rFonts w:hint="default" w:ascii="Times New Roman" w:hAnsi="Times New Roman" w:cs="Times New Roman"/>
+          <w:sz w:val="28"/>
+          <w:szCs w:val="28"/>
+          <w:lang w:val="vi-VN"/>
+        </w:rPr>
+      </w:pPr>
+      <w:r>
+        <w:rPr>
+          <w:rFonts w:hint="default" w:ascii="Times New Roman" w:hAnsi="Times New Roman" w:cs="Times New Roman"/>
+          <w:sz w:val="28"/>
+          <w:szCs w:val="28"/>
+          <w:lang w:val="vi-VN"/>
+        </w:rPr>
+        <w:t xml:space="preserve">    ✅ Tìm thấy: '7c9d'</w:t>
+      </w:r>
+    </w:p>
+    <w:p>
+      <w:pPr>
+        <w:rPr>
+          <w:rFonts w:hint="default" w:ascii="Times New Roman" w:hAnsi="Times New Roman" w:cs="Times New Roman"/>
+          <w:sz w:val="28"/>
+          <w:szCs w:val="28"/>
+          <w:lang w:val="vi-VN"/>
+        </w:rPr>
+      </w:pPr>
+      <w:r>
+        <w:rPr>
+          <w:rFonts w:hint="default" w:ascii="Times New Roman" w:hAnsi="Times New Roman" w:cs="Times New Roman"/>
+          <w:sz w:val="28"/>
+          <w:szCs w:val="28"/>
+          <w:lang w:val="vi-VN"/>
+        </w:rPr>
+        <w:t>[*] Tìm phần 2 với salt 'paX6'...</w:t>
+      </w:r>
+    </w:p>
+    <w:p>
+      <w:pPr>
+        <w:rPr>
+          <w:rFonts w:hint="default" w:ascii="Times New Roman" w:hAnsi="Times New Roman" w:cs="Times New Roman"/>
+          <w:sz w:val="28"/>
+          <w:szCs w:val="28"/>
+          <w:lang w:val="vi-VN"/>
+        </w:rPr>
+      </w:pPr>
+      <w:r>
+        <w:rPr>
+          <w:rFonts w:hint="default" w:ascii="Times New Roman" w:hAnsi="Times New Roman" w:cs="Times New Roman"/>
+          <w:sz w:val="28"/>
+          <w:szCs w:val="28"/>
+          <w:lang w:val="vi-VN"/>
+        </w:rPr>
+        <w:t xml:space="preserve">    ✅ Tìm thấy: '6451'</w:t>
+      </w:r>
+    </w:p>
+    <w:p>
+      <w:pPr>
+        <w:rPr>
+          <w:rFonts w:hint="default" w:ascii="Times New Roman" w:hAnsi="Times New Roman" w:cs="Times New Roman"/>
+          <w:sz w:val="28"/>
+          <w:szCs w:val="28"/>
+          <w:lang w:val="vi-VN"/>
+        </w:rPr>
+      </w:pPr>
+      <w:r>
+        <w:rPr>
+          <w:rFonts w:hint="default" w:ascii="Times New Roman" w:hAnsi="Times New Roman" w:cs="Times New Roman"/>
+          <w:sz w:val="28"/>
+          <w:szCs w:val="28"/>
+          <w:lang w:val="vi-VN"/>
+        </w:rPr>
+        <w:t>[*] Tìm phần 3 với salt 'eMGP'...</w:t>
+      </w:r>
+    </w:p>
+    <w:p>
+      <w:pPr>
+        <w:rPr>
+          <w:rFonts w:hint="default" w:ascii="Times New Roman" w:hAnsi="Times New Roman" w:cs="Times New Roman"/>
+          <w:sz w:val="28"/>
+          <w:szCs w:val="28"/>
+          <w:lang w:val="vi-VN"/>
+        </w:rPr>
+      </w:pPr>
+      <w:r>
+        <w:rPr>
+          <w:rFonts w:hint="default" w:ascii="Times New Roman" w:hAnsi="Times New Roman" w:cs="Times New Roman"/>
+          <w:sz w:val="28"/>
+          <w:szCs w:val="28"/>
+          <w:lang w:val="vi-VN"/>
+        </w:rPr>
+        <w:t xml:space="preserve">    ✅ Tìm thấy: 'fddb'</w:t>
+      </w:r>
+    </w:p>
+    <w:p>
+      <w:pPr>
+        <w:rPr>
+          <w:rFonts w:hint="default" w:ascii="Times New Roman" w:hAnsi="Times New Roman" w:cs="Times New Roman"/>
+          <w:sz w:val="28"/>
+          <w:szCs w:val="28"/>
+          <w:lang w:val="vi-VN"/>
+        </w:rPr>
+      </w:pPr>
+      <w:r>
+        <w:rPr>
+          <w:rFonts w:hint="default" w:ascii="Times New Roman" w:hAnsi="Times New Roman" w:cs="Times New Roman"/>
+          <w:sz w:val="28"/>
+          <w:szCs w:val="28"/>
+          <w:lang w:val="vi-VN"/>
+        </w:rPr>
+        <w:t>[*] Tìm phần 4 với salt 'ts4k'...</w:t>
+      </w:r>
+    </w:p>
+    <w:p>
+      <w:pPr>
+        <w:rPr>
+          <w:rFonts w:hint="default" w:ascii="Times New Roman" w:hAnsi="Times New Roman" w:cs="Times New Roman"/>
+          <w:sz w:val="28"/>
+          <w:szCs w:val="28"/>
+          <w:lang w:val="vi-VN"/>
+        </w:rPr>
+      </w:pPr>
+      <w:r>
+        <w:rPr>
+          <w:rFonts w:hint="default" w:ascii="Times New Roman" w:hAnsi="Times New Roman" w:cs="Times New Roman"/>
+          <w:sz w:val="28"/>
+          <w:szCs w:val="28"/>
+          <w:lang w:val="vi-VN"/>
+        </w:rPr>
+        <w:t xml:space="preserve">    ✅ Tìm thấy: '4252'</w:t>
+      </w:r>
+    </w:p>
+    <w:p>
+      <w:pPr>
+        <w:rPr>
+          <w:rFonts w:hint="default" w:ascii="Times New Roman" w:hAnsi="Times New Roman" w:cs="Times New Roman"/>
+          <w:sz w:val="28"/>
+          <w:szCs w:val="28"/>
+          <w:lang w:val="vi-VN"/>
+        </w:rPr>
+      </w:pPr>
+      <w:r>
+        <w:rPr>
+          <w:rFonts w:hint="default" w:ascii="Times New Roman" w:hAnsi="Times New Roman" w:cs="Times New Roman"/>
+          <w:sz w:val="28"/>
+          <w:szCs w:val="28"/>
+          <w:lang w:val="vi-VN"/>
+        </w:rPr>
+        <w:t>[*] Tìm phần 5 với salt 'vtfD'...</w:t>
+      </w:r>
+    </w:p>
+    <w:p>
+      <w:pPr>
+        <w:rPr>
+          <w:rFonts w:hint="default" w:ascii="Times New Roman" w:hAnsi="Times New Roman" w:cs="Times New Roman"/>
+          <w:sz w:val="28"/>
+          <w:szCs w:val="28"/>
+          <w:lang w:val="vi-VN"/>
+        </w:rPr>
+      </w:pPr>
+      <w:r>
+        <w:rPr>
+          <w:rFonts w:hint="default" w:ascii="Times New Roman" w:hAnsi="Times New Roman" w:cs="Times New Roman"/>
+          <w:sz w:val="28"/>
+          <w:szCs w:val="28"/>
+          <w:lang w:val="vi-VN"/>
+        </w:rPr>
+        <w:t xml:space="preserve">    ✅ Tìm thấy: '96ff'</w:t>
+      </w:r>
+    </w:p>
+    <w:p>
+      <w:pPr>
+        <w:rPr>
+          <w:rFonts w:hint="default" w:ascii="Times New Roman" w:hAnsi="Times New Roman" w:cs="Times New Roman"/>
+          <w:sz w:val="28"/>
+          <w:szCs w:val="28"/>
+          <w:lang w:val="vi-VN"/>
+        </w:rPr>
+      </w:pPr>
+      <w:r>
+        <w:rPr>
+          <w:rFonts w:hint="default" w:ascii="Times New Roman" w:hAnsi="Times New Roman" w:cs="Times New Roman"/>
+          <w:sz w:val="28"/>
+          <w:szCs w:val="28"/>
+          <w:lang w:val="vi-VN"/>
+        </w:rPr>
+        <w:t>[*] Tìm phần 6 với salt 'PETQ'...</w:t>
+      </w:r>
+    </w:p>
+    <w:p>
+      <w:pPr>
+        <w:rPr>
+          <w:rFonts w:hint="default" w:ascii="Times New Roman" w:hAnsi="Times New Roman" w:cs="Times New Roman"/>
+          <w:sz w:val="28"/>
+          <w:szCs w:val="28"/>
+          <w:lang w:val="vi-VN"/>
+        </w:rPr>
+      </w:pPr>
+      <w:r>
+        <w:rPr>
+          <w:rFonts w:hint="default" w:ascii="Times New Roman" w:hAnsi="Times New Roman" w:cs="Times New Roman"/>
+          <w:sz w:val="28"/>
+          <w:szCs w:val="28"/>
+          <w:lang w:val="vi-VN"/>
+        </w:rPr>
+        <w:t xml:space="preserve">    ✅ Tìm thấy: 'ea34'</w:t>
+      </w:r>
+    </w:p>
+    <w:p>
+      <w:pPr>
+        <w:rPr>
+          <w:rFonts w:hint="default" w:ascii="Times New Roman" w:hAnsi="Times New Roman" w:cs="Times New Roman"/>
+          <w:sz w:val="28"/>
+          <w:szCs w:val="28"/>
+          <w:lang w:val="vi-VN"/>
+        </w:rPr>
+      </w:pPr>
+      <w:r>
+        <w:rPr>
+          <w:rFonts w:hint="default" w:ascii="Times New Roman" w:hAnsi="Times New Roman" w:cs="Times New Roman"/>
+          <w:sz w:val="28"/>
+          <w:szCs w:val="28"/>
+          <w:lang w:val="vi-VN"/>
+        </w:rPr>
+        <w:t>[*] Tìm phần 7 với salt 'kNxY'...</w:t>
+      </w:r>
+    </w:p>
+    <w:p>
+      <w:pPr>
+        <w:rPr>
+          <w:rFonts w:hint="default" w:ascii="Times New Roman" w:hAnsi="Times New Roman" w:cs="Times New Roman"/>
+          <w:sz w:val="28"/>
+          <w:szCs w:val="28"/>
+          <w:lang w:val="vi-VN"/>
+        </w:rPr>
+      </w:pPr>
+      <w:r>
+        <w:rPr>
+          <w:rFonts w:hint="default" w:ascii="Times New Roman" w:hAnsi="Times New Roman" w:cs="Times New Roman"/>
+          <w:sz w:val="28"/>
+          <w:szCs w:val="28"/>
+          <w:lang w:val="vi-VN"/>
+        </w:rPr>
+        <w:t xml:space="preserve">    ✅ Tìm thấy: '132f'</w:t>
+      </w:r>
+    </w:p>
+    <w:p>
+      <w:pPr>
+        <w:rPr>
+          <w:rFonts w:hint="default" w:ascii="Times New Roman" w:hAnsi="Times New Roman" w:cs="Times New Roman"/>
+          <w:sz w:val="28"/>
+          <w:szCs w:val="28"/>
+          <w:lang w:val="vi-VN"/>
+        </w:rPr>
+      </w:pPr>
+      <w:r>
+        <w:rPr>
+          <w:rFonts w:hint="default" w:ascii="Times New Roman" w:hAnsi="Times New Roman" w:cs="Times New Roman"/>
+          <w:sz w:val="28"/>
+          <w:szCs w:val="28"/>
+          <w:lang w:val="vi-VN"/>
+        </w:rPr>
+        <w:t>[*] Tìm phần 8 với salt 'Zoa8'...</w:t>
+      </w:r>
+    </w:p>
+    <w:p>
+      <w:pPr>
+        <w:rPr>
+          <w:rFonts w:hint="default" w:ascii="Times New Roman" w:hAnsi="Times New Roman" w:cs="Times New Roman"/>
+          <w:sz w:val="28"/>
+          <w:szCs w:val="28"/>
+          <w:lang w:val="vi-VN"/>
+        </w:rPr>
+      </w:pPr>
+      <w:r>
+        <w:rPr>
+          <w:rFonts w:hint="default" w:ascii="Times New Roman" w:hAnsi="Times New Roman" w:cs="Times New Roman"/>
+          <w:sz w:val="28"/>
+          <w:szCs w:val="28"/>
+          <w:lang w:val="vi-VN"/>
+        </w:rPr>
+        <w:t xml:space="preserve">    ✅ Tìm thấy: '6f9e'</w:t>
+      </w:r>
+    </w:p>
+    <w:p>
+      <w:pPr>
+        <w:rPr>
+          <w:rFonts w:hint="default" w:ascii="Times New Roman" w:hAnsi="Times New Roman" w:cs="Times New Roman"/>
+          <w:sz w:val="28"/>
+          <w:szCs w:val="28"/>
+          <w:lang w:val="vi-VN"/>
+        </w:rPr>
+      </w:pPr>
+    </w:p>
+    <w:p>
+      <w:pPr>
+        <w:rPr>
+          <w:rFonts w:hint="default" w:ascii="Times New Roman" w:hAnsi="Times New Roman" w:cs="Times New Roman"/>
+          <w:sz w:val="28"/>
+          <w:szCs w:val="28"/>
+          <w:lang w:val="vi-VN"/>
+        </w:rPr>
+      </w:pPr>
+      <w:r>
+        <w:rPr>
+          <w:rFonts w:hint="default" w:ascii="Times New Roman" w:hAnsi="Times New Roman" w:cs="Times New Roman"/>
+          <w:sz w:val="28"/>
+          <w:szCs w:val="28"/>
+          <w:lang w:val="vi-VN"/>
+        </w:rPr>
+        <w:t>🎉 Flag: 7c9d6451fddb425296ffea34132f6f9e</w:t>
+      </w:r>
+    </w:p>
+    <w:p>
+      <w:pPr>
+        <w:rPr>
+          <w:rFonts w:hint="default" w:ascii="Times New Roman" w:hAnsi="Times New Roman" w:cs="Times New Roman"/>
+          <w:sz w:val="28"/>
+          <w:szCs w:val="28"/>
+          <w:lang w:val="vi-VN"/>
+        </w:rPr>
+      </w:pPr>
+    </w:p>
+    <w:p>
+      <w:pPr>
+        <w:rPr>
+          <w:rFonts w:hint="default" w:ascii="Times New Roman" w:hAnsi="Times New Roman" w:cs="Times New Roman"/>
+          <w:b/>
+          <w:bCs/>
+          <w:sz w:val="28"/>
+          <w:szCs w:val="28"/>
+          <w:lang w:val="vi-VN"/>
+        </w:rPr>
+      </w:pPr>
+      <w:r>
+        <w:rPr>
+          <w:rFonts w:hint="default" w:ascii="Times New Roman" w:hAnsi="Times New Roman" w:cs="Times New Roman"/>
+          <w:b/>
+          <w:bCs/>
+          <w:sz w:val="28"/>
+          <w:szCs w:val="28"/>
+          <w:lang w:val="vi-VN"/>
+        </w:rPr>
+        <w:t>Axiom{7c9d6451fddb425296ffea34132f6f9e]</w:t>
+      </w:r>
+    </w:p>
+    <w:p>
+      <w:pPr>
+        <w:pBdr>
+          <w:bottom w:val="single" w:color="auto" w:sz="4" w:space="0"/>
+        </w:pBdr>
+        <w:rPr>
+          <w:rFonts w:hint="default" w:ascii="Times New Roman" w:hAnsi="Times New Roman" w:cs="Times New Roman"/>
+          <w:b/>
+          <w:bCs/>
+          <w:sz w:val="28"/>
+          <w:szCs w:val="28"/>
+          <w:lang w:val="vi-VN"/>
+        </w:rPr>
+      </w:pPr>
+    </w:p>
+    <w:p>
+      <w:pPr>
+        <w:rPr>
+          <w:rFonts w:hint="default" w:ascii="Times New Roman" w:hAnsi="Times New Roman" w:cs="Times New Roman"/>
+          <w:b/>
+          <w:bCs/>
+          <w:sz w:val="28"/>
+          <w:szCs w:val="28"/>
+          <w:lang w:val="vi-VN"/>
+        </w:rPr>
+      </w:pPr>
+    </w:p>
+    <w:p>
+      <w:pPr>
+        <w:rPr>
+          <w:rFonts w:hint="default" w:ascii="Times New Roman" w:hAnsi="Times New Roman" w:cs="Times New Roman"/>
+          <w:sz w:val="28"/>
+          <w:szCs w:val="28"/>
+        </w:rPr>
+      </w:pPr>
+      <w:r>
+        <w:rPr>
+          <w:rFonts w:hint="default" w:ascii="Times New Roman" w:hAnsi="Times New Roman" w:cs="Times New Roman"/>
+          <w:sz w:val="28"/>
+          <w:szCs w:val="28"/>
+        </w:rPr>
+        <w:drawing>
+          <wp:inline distT="0" distB="0" distL="114300" distR="114300">
+            <wp:extent cx="4657725" cy="6477000"/>
+            <wp:effectExtent l="0" t="0" r="9525" b="0"/>
+            <wp:docPr id="15" name="Picture 15"/>
+            <wp:cNvGraphicFramePr>
+              <a:graphicFrameLocks xmlns:a="http://schemas.openxmlformats.org/drawingml/2006/main" noChangeAspect="1"/>
+            </wp:cNvGraphicFramePr>
+            <a:graphic xmlns:a="http://schemas.openxmlformats.org/drawingml/2006/main">
+              <a:graphicData uri="http://schemas.openxmlformats.org/drawingml/2006/picture">
+                <pic:pic xmlns:pic="http://schemas.openxmlformats.org/drawingml/2006/picture">
+                  <pic:nvPicPr>
+                    <pic:cNvPr id="15" name="Picture 15"/>
+                    <pic:cNvPicPr>
+                      <a:picLocks noChangeAspect="1"/>
+                    </pic:cNvPicPr>
+                  </pic:nvPicPr>
+                  <pic:blipFill>
+                    <a:blip r:embed="rId18"/>
+                    <a:stretch>
+                      <a:fillRect/>
+                    </a:stretch>
+                  </pic:blipFill>
+                  <pic:spPr>
+                    <a:xfrm>
+                      <a:off x="0" y="0"/>
+                      <a:ext cx="4657725" cy="6477000"/>
+                    </a:xfrm>
+                    <a:prstGeom prst="rect">
+                      <a:avLst/>
+                    </a:prstGeom>
+                    <a:noFill/>
+                    <a:ln>
+                      <a:noFill/>
+                    </a:ln>
+                  </pic:spPr>
+                </pic:pic>
+              </a:graphicData>
+            </a:graphic>
+          </wp:inline>
+        </w:drawing>
+      </w:r>
+    </w:p>
+    <w:p>
+      <w:pPr>
+        <w:pStyle w:val="4"/>
+        <w:keepNext w:val="0"/>
+        <w:keepLines w:val="0"/>
+        <w:widowControl/>
+        <w:suppressLineNumbers w:val="0"/>
+        <w:rPr>
+          <w:rFonts w:hint="default" w:ascii="Times New Roman" w:hAnsi="Times New Roman" w:cs="Times New Roman"/>
+          <w:sz w:val="28"/>
+          <w:szCs w:val="28"/>
+        </w:rPr>
+      </w:pPr>
+      <w:r>
+        <w:rPr>
+          <w:rFonts w:hint="default" w:ascii="Times New Roman" w:hAnsi="Times New Roman" w:cs="Times New Roman"/>
+          <w:sz w:val="28"/>
+          <w:szCs w:val="28"/>
+        </w:rPr>
+        <w:drawing>
+          <wp:inline distT="0" distB="0" distL="114300" distR="114300">
+            <wp:extent cx="5143500" cy="4598035"/>
+            <wp:effectExtent l="0" t="0" r="0" b="12065"/>
+            <wp:docPr id="16" name="Picture 16" descr="IMG_256"/>
+            <wp:cNvGraphicFramePr>
+              <a:graphicFrameLocks xmlns:a="http://schemas.openxmlformats.org/drawingml/2006/main" noChangeAspect="1"/>
+            </wp:cNvGraphicFramePr>
+            <a:graphic xmlns:a="http://schemas.openxmlformats.org/drawingml/2006/main">
+              <a:graphicData uri="http://schemas.openxmlformats.org/drawingml/2006/picture">
+                <pic:pic xmlns:pic="http://schemas.openxmlformats.org/drawingml/2006/picture">
+                  <pic:nvPicPr>
+                    <pic:cNvPr id="16" name="Picture 16" descr="IMG_256"/>
+                    <pic:cNvPicPr>
+                      <a:picLocks noChangeAspect="1"/>
+                    </pic:cNvPicPr>
+                  </pic:nvPicPr>
+                  <pic:blipFill>
+                    <a:blip r:embed="rId19"/>
+                    <a:stretch>
+                      <a:fillRect/>
+                    </a:stretch>
+                  </pic:blipFill>
+                  <pic:spPr>
+                    <a:xfrm>
+                      <a:off x="0" y="0"/>
+                      <a:ext cx="5143500" cy="4598035"/>
+                    </a:xfrm>
+                    <a:prstGeom prst="rect">
+                      <a:avLst/>
+                    </a:prstGeom>
+                    <a:noFill/>
+                    <a:ln w="9525">
+                      <a:noFill/>
+                    </a:ln>
+                  </pic:spPr>
+                </pic:pic>
+              </a:graphicData>
+            </a:graphic>
+          </wp:inline>
+        </w:drawing>
+      </w:r>
+    </w:p>
+    <w:p>
+      <w:pPr>
+        <w:rPr>
+          <w:rFonts w:hint="default" w:ascii="Times New Roman" w:hAnsi="Times New Roman" w:cs="Times New Roman"/>
+          <w:sz w:val="28"/>
+          <w:szCs w:val="28"/>
+        </w:rPr>
+      </w:pPr>
+    </w:p>
+    <w:p>
+      <w:pPr>
+        <w:rPr>
+          <w:rFonts w:hint="default" w:ascii="Times New Roman" w:hAnsi="Times New Roman" w:cs="Times New Roman"/>
+          <w:sz w:val="28"/>
+          <w:szCs w:val="28"/>
+        </w:rPr>
+      </w:pPr>
+    </w:p>
+    <w:p>
+      <w:pPr>
+        <w:rPr>
+          <w:rFonts w:hint="default" w:ascii="Times New Roman" w:hAnsi="Times New Roman" w:cs="Times New Roman"/>
+          <w:sz w:val="28"/>
+          <w:szCs w:val="28"/>
+          <w:lang w:val="vi-VN"/>
+        </w:rPr>
+      </w:pPr>
+      <w:r>
+        <w:rPr>
+          <w:rFonts w:hint="default" w:ascii="Times New Roman" w:hAnsi="Times New Roman" w:cs="Times New Roman"/>
+          <w:sz w:val="28"/>
+          <w:szCs w:val="28"/>
+          <w:lang w:val="vi-VN"/>
+        </w:rPr>
+        <w:t>axiom{g30m3try_p0dk0v1r0chk4}</w:t>
+      </w:r>
+    </w:p>
+    <w:p>
+      <w:pPr>
+        <w:rPr>
+          <w:rFonts w:hint="default" w:ascii="Times New Roman" w:hAnsi="Times New Roman" w:cs="Times New Roman"/>
+          <w:sz w:val="28"/>
+          <w:szCs w:val="28"/>
+          <w:lang w:val="vi-VN"/>
+        </w:rPr>
+      </w:pPr>
+    </w:p>
+    <w:p>
+      <w:pPr>
+        <w:rPr>
+          <w:rFonts w:hint="default" w:ascii="Times New Roman" w:hAnsi="Times New Roman" w:cs="Times New Roman"/>
+          <w:sz w:val="28"/>
+          <w:szCs w:val="28"/>
+          <w:lang w:val="vi-VN"/>
+        </w:rPr>
+      </w:pPr>
+      <w:r>
+        <w:rPr>
+          <w:rFonts w:hint="default" w:ascii="Times New Roman" w:hAnsi="Times New Roman" w:cs="Times New Roman"/>
+          <w:sz w:val="28"/>
+          <w:szCs w:val="28"/>
+          <w:lang w:val="vi-VN" w:eastAsia="zh-CN"/>
+        </w:rPr>
+        <w:t>from Crypto.Util.number import long_to_bytes</w:t>
+      </w:r>
+    </w:p>
+    <w:p>
+      <w:pPr>
+        <w:rPr>
+          <w:rFonts w:hint="default" w:ascii="Times New Roman" w:hAnsi="Times New Roman" w:cs="Times New Roman"/>
+          <w:sz w:val="28"/>
+          <w:szCs w:val="28"/>
+          <w:lang w:val="vi-VN"/>
+        </w:rPr>
+      </w:pPr>
+    </w:p>
+    <w:p>
+      <w:pPr>
+        <w:rPr>
+          <w:rFonts w:hint="default" w:ascii="Times New Roman" w:hAnsi="Times New Roman" w:cs="Times New Roman"/>
+          <w:sz w:val="28"/>
+          <w:szCs w:val="28"/>
+          <w:lang w:val="vi-VN"/>
+        </w:rPr>
+      </w:pPr>
+      <w:r>
+        <w:rPr>
+          <w:rFonts w:hint="default" w:ascii="Times New Roman" w:hAnsi="Times New Roman" w:cs="Times New Roman"/>
+          <w:sz w:val="28"/>
+          <w:szCs w:val="28"/>
+          <w:lang w:val="vi-VN" w:eastAsia="zh-CN"/>
+        </w:rPr>
+        <w:t># Dữ liệu từ đề bài</w:t>
+      </w:r>
+    </w:p>
+    <w:p>
+      <w:pPr>
+        <w:rPr>
+          <w:rFonts w:hint="default" w:ascii="Times New Roman" w:hAnsi="Times New Roman" w:cs="Times New Roman"/>
+          <w:sz w:val="28"/>
+          <w:szCs w:val="28"/>
+          <w:lang w:val="vi-VN"/>
+        </w:rPr>
+      </w:pPr>
+      <w:r>
+        <w:rPr>
+          <w:rFonts w:hint="default" w:ascii="Times New Roman" w:hAnsi="Times New Roman" w:cs="Times New Roman"/>
+          <w:sz w:val="28"/>
+          <w:szCs w:val="28"/>
+          <w:lang w:val="vi-VN" w:eastAsia="zh-CN"/>
+        </w:rPr>
+        <w:t>p = 709231534941570294451065164719981</w:t>
+      </w:r>
+    </w:p>
+    <w:p>
+      <w:pPr>
+        <w:rPr>
+          <w:rFonts w:hint="default" w:ascii="Times New Roman" w:hAnsi="Times New Roman" w:cs="Times New Roman"/>
+          <w:sz w:val="28"/>
+          <w:szCs w:val="28"/>
+          <w:lang w:val="vi-VN"/>
+        </w:rPr>
+      </w:pPr>
+      <w:r>
+        <w:rPr>
+          <w:rFonts w:hint="default" w:ascii="Times New Roman" w:hAnsi="Times New Roman" w:cs="Times New Roman"/>
+          <w:sz w:val="28"/>
+          <w:szCs w:val="28"/>
+          <w:lang w:val="vi-VN" w:eastAsia="zh-CN"/>
+        </w:rPr>
+        <w:t>q = 972341821943706848801163152057887</w:t>
+      </w:r>
+    </w:p>
+    <w:p>
+      <w:pPr>
+        <w:rPr>
+          <w:rFonts w:hint="default" w:ascii="Times New Roman" w:hAnsi="Times New Roman" w:cs="Times New Roman"/>
+          <w:sz w:val="28"/>
+          <w:szCs w:val="28"/>
+          <w:lang w:val="vi-VN"/>
+        </w:rPr>
+      </w:pPr>
+      <w:r>
+        <w:rPr>
+          <w:rFonts w:hint="default" w:ascii="Times New Roman" w:hAnsi="Times New Roman" w:cs="Times New Roman"/>
+          <w:sz w:val="28"/>
+          <w:szCs w:val="28"/>
+          <w:lang w:val="vi-VN" w:eastAsia="zh-CN"/>
+        </w:rPr>
+        <w:t>r = 1128029403835778203409365975795973</w:t>
+      </w:r>
+    </w:p>
+    <w:p>
+      <w:pPr>
+        <w:rPr>
+          <w:rFonts w:hint="default" w:ascii="Times New Roman" w:hAnsi="Times New Roman" w:cs="Times New Roman"/>
+          <w:sz w:val="28"/>
+          <w:szCs w:val="28"/>
+          <w:lang w:val="vi-VN"/>
+        </w:rPr>
+      </w:pPr>
+      <w:r>
+        <w:rPr>
+          <w:rFonts w:hint="default" w:ascii="Times New Roman" w:hAnsi="Times New Roman" w:cs="Times New Roman"/>
+          <w:sz w:val="28"/>
+          <w:szCs w:val="28"/>
+          <w:lang w:val="vi-VN" w:eastAsia="zh-CN"/>
+        </w:rPr>
+        <w:t>e = 65537</w:t>
+      </w:r>
+    </w:p>
+    <w:p>
+      <w:pPr>
+        <w:rPr>
+          <w:rFonts w:hint="default" w:ascii="Times New Roman" w:hAnsi="Times New Roman" w:cs="Times New Roman"/>
+          <w:sz w:val="28"/>
+          <w:szCs w:val="28"/>
+          <w:lang w:val="vi-VN"/>
+        </w:rPr>
+      </w:pPr>
+      <w:r>
+        <w:rPr>
+          <w:rFonts w:hint="default" w:ascii="Times New Roman" w:hAnsi="Times New Roman" w:cs="Times New Roman"/>
+          <w:sz w:val="28"/>
+          <w:szCs w:val="28"/>
+          <w:lang w:val="vi-VN" w:eastAsia="zh-CN"/>
+        </w:rPr>
+        <w:t>c = 144356139161948138223986230693417123074375277282306312193570700654678914727096855004234405963188413</w:t>
+      </w:r>
+    </w:p>
+    <w:p>
+      <w:pPr>
+        <w:rPr>
+          <w:rFonts w:hint="default" w:ascii="Times New Roman" w:hAnsi="Times New Roman" w:cs="Times New Roman"/>
+          <w:sz w:val="28"/>
+          <w:szCs w:val="28"/>
+          <w:lang w:val="vi-VN"/>
+        </w:rPr>
+      </w:pPr>
+    </w:p>
+    <w:p>
+      <w:pPr>
+        <w:rPr>
+          <w:rFonts w:hint="default" w:ascii="Times New Roman" w:hAnsi="Times New Roman" w:cs="Times New Roman"/>
+          <w:sz w:val="28"/>
+          <w:szCs w:val="28"/>
+          <w:lang w:val="vi-VN"/>
+        </w:rPr>
+      </w:pPr>
+      <w:r>
+        <w:rPr>
+          <w:rFonts w:hint="default" w:ascii="Times New Roman" w:hAnsi="Times New Roman" w:cs="Times New Roman"/>
+          <w:sz w:val="28"/>
+          <w:szCs w:val="28"/>
+          <w:lang w:val="vi-VN" w:eastAsia="zh-CN"/>
+        </w:rPr>
+        <w:t># Tính n và φ(n)</w:t>
+      </w:r>
+    </w:p>
+    <w:p>
+      <w:pPr>
+        <w:rPr>
+          <w:rFonts w:hint="default" w:ascii="Times New Roman" w:hAnsi="Times New Roman" w:cs="Times New Roman"/>
+          <w:sz w:val="28"/>
+          <w:szCs w:val="28"/>
+          <w:lang w:val="vi-VN"/>
+        </w:rPr>
+      </w:pPr>
+      <w:r>
+        <w:rPr>
+          <w:rFonts w:hint="default" w:ascii="Times New Roman" w:hAnsi="Times New Roman" w:cs="Times New Roman"/>
+          <w:sz w:val="28"/>
+          <w:szCs w:val="28"/>
+          <w:lang w:val="vi-VN" w:eastAsia="zh-CN"/>
+        </w:rPr>
+        <w:t>n = p * q * r</w:t>
+      </w:r>
+    </w:p>
+    <w:p>
+      <w:pPr>
+        <w:rPr>
+          <w:rFonts w:hint="default" w:ascii="Times New Roman" w:hAnsi="Times New Roman" w:cs="Times New Roman"/>
+          <w:sz w:val="28"/>
+          <w:szCs w:val="28"/>
+          <w:lang w:val="vi-VN"/>
+        </w:rPr>
+      </w:pPr>
+      <w:r>
+        <w:rPr>
+          <w:rFonts w:hint="default" w:ascii="Times New Roman" w:hAnsi="Times New Roman" w:cs="Times New Roman"/>
+          <w:sz w:val="28"/>
+          <w:szCs w:val="28"/>
+          <w:lang w:val="vi-VN" w:eastAsia="zh-CN"/>
+        </w:rPr>
+        <w:t>phi = (p-1) * (q-1) * (r-1)</w:t>
+      </w:r>
+    </w:p>
+    <w:p>
+      <w:pPr>
+        <w:rPr>
+          <w:rFonts w:hint="default" w:ascii="Times New Roman" w:hAnsi="Times New Roman" w:cs="Times New Roman"/>
+          <w:sz w:val="28"/>
+          <w:szCs w:val="28"/>
+          <w:lang w:val="vi-VN"/>
+        </w:rPr>
+      </w:pPr>
+    </w:p>
+    <w:p>
+      <w:pPr>
+        <w:rPr>
+          <w:rFonts w:hint="default" w:ascii="Times New Roman" w:hAnsi="Times New Roman" w:cs="Times New Roman"/>
+          <w:sz w:val="28"/>
+          <w:szCs w:val="28"/>
+          <w:lang w:val="vi-VN"/>
+        </w:rPr>
+      </w:pPr>
+      <w:r>
+        <w:rPr>
+          <w:rFonts w:hint="default" w:ascii="Times New Roman" w:hAnsi="Times New Roman" w:cs="Times New Roman"/>
+          <w:sz w:val="28"/>
+          <w:szCs w:val="28"/>
+          <w:lang w:val="vi-VN" w:eastAsia="zh-CN"/>
+        </w:rPr>
+        <w:t># Tính d</w:t>
+      </w:r>
+    </w:p>
+    <w:p>
+      <w:pPr>
+        <w:rPr>
+          <w:rFonts w:hint="default" w:ascii="Times New Roman" w:hAnsi="Times New Roman" w:cs="Times New Roman"/>
+          <w:sz w:val="28"/>
+          <w:szCs w:val="28"/>
+          <w:lang w:val="vi-VN"/>
+        </w:rPr>
+      </w:pPr>
+      <w:r>
+        <w:rPr>
+          <w:rFonts w:hint="default" w:ascii="Times New Roman" w:hAnsi="Times New Roman" w:cs="Times New Roman"/>
+          <w:sz w:val="28"/>
+          <w:szCs w:val="28"/>
+          <w:lang w:val="vi-VN" w:eastAsia="zh-CN"/>
+        </w:rPr>
+        <w:t>d = pow(e, -1, phi)</w:t>
+      </w:r>
+    </w:p>
+    <w:p>
+      <w:pPr>
+        <w:rPr>
+          <w:rFonts w:hint="default" w:ascii="Times New Roman" w:hAnsi="Times New Roman" w:cs="Times New Roman"/>
+          <w:sz w:val="28"/>
+          <w:szCs w:val="28"/>
+          <w:lang w:val="vi-VN"/>
+        </w:rPr>
+      </w:pPr>
+    </w:p>
+    <w:p>
+      <w:pPr>
+        <w:rPr>
+          <w:rFonts w:hint="default" w:ascii="Times New Roman" w:hAnsi="Times New Roman" w:cs="Times New Roman"/>
+          <w:sz w:val="28"/>
+          <w:szCs w:val="28"/>
+          <w:lang w:val="vi-VN"/>
+        </w:rPr>
+      </w:pPr>
+      <w:r>
+        <w:rPr>
+          <w:rFonts w:hint="default" w:ascii="Times New Roman" w:hAnsi="Times New Roman" w:cs="Times New Roman"/>
+          <w:sz w:val="28"/>
+          <w:szCs w:val="28"/>
+          <w:lang w:val="vi-VN" w:eastAsia="zh-CN"/>
+        </w:rPr>
+        <w:t># Giải mã</w:t>
+      </w:r>
+    </w:p>
+    <w:p>
+      <w:pPr>
+        <w:rPr>
+          <w:rFonts w:hint="default" w:ascii="Times New Roman" w:hAnsi="Times New Roman" w:cs="Times New Roman"/>
+          <w:sz w:val="28"/>
+          <w:szCs w:val="28"/>
+          <w:lang w:val="vi-VN"/>
+        </w:rPr>
+      </w:pPr>
+      <w:r>
+        <w:rPr>
+          <w:rFonts w:hint="default" w:ascii="Times New Roman" w:hAnsi="Times New Roman" w:cs="Times New Roman"/>
+          <w:sz w:val="28"/>
+          <w:szCs w:val="28"/>
+          <w:lang w:val="vi-VN" w:eastAsia="zh-CN"/>
+        </w:rPr>
+        <w:t>m = pow(c, d, n)</w:t>
+      </w:r>
+    </w:p>
+    <w:p>
+      <w:pPr>
+        <w:rPr>
+          <w:rFonts w:hint="default" w:ascii="Times New Roman" w:hAnsi="Times New Roman" w:cs="Times New Roman"/>
+          <w:sz w:val="28"/>
+          <w:szCs w:val="28"/>
+          <w:lang w:val="vi-VN"/>
+        </w:rPr>
+      </w:pPr>
+    </w:p>
+    <w:p>
+      <w:pPr>
+        <w:rPr>
+          <w:rFonts w:hint="default" w:ascii="Times New Roman" w:hAnsi="Times New Roman" w:cs="Times New Roman"/>
+          <w:sz w:val="28"/>
+          <w:szCs w:val="28"/>
+          <w:lang w:val="vi-VN"/>
+        </w:rPr>
+      </w:pPr>
+      <w:r>
+        <w:rPr>
+          <w:rFonts w:hint="default" w:ascii="Times New Roman" w:hAnsi="Times New Roman" w:cs="Times New Roman"/>
+          <w:sz w:val="28"/>
+          <w:szCs w:val="28"/>
+          <w:lang w:val="vi-VN" w:eastAsia="zh-CN"/>
+        </w:rPr>
+        <w:t># Chuyển về dạng văn bản</w:t>
+      </w:r>
+    </w:p>
+    <w:p>
+      <w:pPr>
+        <w:rPr>
+          <w:rFonts w:hint="default" w:ascii="Times New Roman" w:hAnsi="Times New Roman" w:cs="Times New Roman"/>
+          <w:sz w:val="28"/>
+          <w:szCs w:val="28"/>
+          <w:lang w:val="vi-VN"/>
+        </w:rPr>
+      </w:pPr>
+      <w:r>
+        <w:rPr>
+          <w:rFonts w:hint="default" w:ascii="Times New Roman" w:hAnsi="Times New Roman" w:cs="Times New Roman"/>
+          <w:sz w:val="28"/>
+          <w:szCs w:val="28"/>
+          <w:lang w:val="vi-VN" w:eastAsia="zh-CN"/>
+        </w:rPr>
+        <w:t>flag = long_to_bytes(m).decode('utf-8')</w:t>
+      </w:r>
+    </w:p>
+    <w:p>
+      <w:pPr>
+        <w:rPr>
+          <w:rFonts w:hint="default" w:ascii="Times New Roman" w:hAnsi="Times New Roman" w:cs="Times New Roman"/>
+          <w:sz w:val="28"/>
+          <w:szCs w:val="28"/>
+          <w:lang w:val="vi-VN"/>
+        </w:rPr>
+      </w:pPr>
+      <w:r>
+        <w:rPr>
+          <w:rFonts w:hint="default" w:ascii="Times New Roman" w:hAnsi="Times New Roman" w:cs="Times New Roman"/>
+          <w:sz w:val="28"/>
+          <w:szCs w:val="28"/>
+          <w:lang w:val="vi-VN" w:eastAsia="zh-CN"/>
+        </w:rPr>
+        <w:t>print(flag)</w:t>
+      </w:r>
+    </w:p>
+    <w:p>
+      <w:pPr>
+        <w:pBdr>
+          <w:bottom w:val="single" w:color="auto" w:sz="4" w:space="0"/>
+        </w:pBdr>
+        <w:rPr>
+          <w:rFonts w:hint="default" w:ascii="Times New Roman" w:hAnsi="Times New Roman" w:cs="Times New Roman"/>
+          <w:sz w:val="28"/>
+          <w:szCs w:val="28"/>
+          <w:lang w:val="vi-VN"/>
+        </w:rPr>
+      </w:pPr>
+    </w:p>
+    <w:p>
+      <w:pPr>
+        <w:rPr>
+          <w:rFonts w:hint="default" w:ascii="Times New Roman" w:hAnsi="Times New Roman" w:cs="Times New Roman"/>
+          <w:sz w:val="28"/>
+          <w:szCs w:val="28"/>
+          <w:lang w:val="vi-VN"/>
+        </w:rPr>
+      </w:pPr>
+    </w:p>
+    <w:p>
+      <w:pPr>
+        <w:rPr>
+          <w:rFonts w:hint="default" w:ascii="Times New Roman" w:hAnsi="Times New Roman" w:cs="Times New Roman"/>
+          <w:sz w:val="28"/>
+          <w:szCs w:val="28"/>
+        </w:rPr>
+      </w:pPr>
+      <w:r>
+        <w:rPr>
+          <w:rFonts w:hint="default" w:ascii="Times New Roman" w:hAnsi="Times New Roman" w:cs="Times New Roman"/>
+          <w:sz w:val="28"/>
+          <w:szCs w:val="28"/>
+        </w:rPr>
+        <w:drawing>
+          <wp:inline distT="0" distB="0" distL="114300" distR="114300">
+            <wp:extent cx="5271135" cy="2644775"/>
+            <wp:effectExtent l="0" t="0" r="5715" b="3175"/>
+            <wp:docPr id="17" name="Picture 1"/>
+            <wp:cNvGraphicFramePr>
+              <a:graphicFrameLocks xmlns:a="http://schemas.openxmlformats.org/drawingml/2006/main" noChangeAspect="1"/>
+            </wp:cNvGraphicFramePr>
+            <a:graphic xmlns:a="http://schemas.openxmlformats.org/drawingml/2006/main">
+              <a:graphicData uri="http://schemas.openxmlformats.org/drawingml/2006/picture">
+                <pic:pic xmlns:pic="http://schemas.openxmlformats.org/drawingml/2006/picture">
+                  <pic:nvPicPr>
+                    <pic:cNvPr id="17" name="Picture 1"/>
+                    <pic:cNvPicPr>
+                      <a:picLocks noChangeAspect="1"/>
+                    </pic:cNvPicPr>
+                  </pic:nvPicPr>
+                  <pic:blipFill>
+                    <a:blip r:embed="rId20"/>
+                    <a:stretch>
+                      <a:fillRect/>
+                    </a:stretch>
+                  </pic:blipFill>
+                  <pic:spPr>
+                    <a:xfrm>
+                      <a:off x="0" y="0"/>
+                      <a:ext cx="5271135" cy="2644775"/>
+                    </a:xfrm>
+                    <a:prstGeom prst="rect">
+                      <a:avLst/>
+                    </a:prstGeom>
+                    <a:noFill/>
+                    <a:ln>
+                      <a:noFill/>
+                    </a:ln>
+                  </pic:spPr>
+                </pic:pic>
+              </a:graphicData>
+            </a:graphic>
+          </wp:inline>
+        </w:drawing>
+      </w:r>
+    </w:p>
+    <w:p>
+      <w:pPr>
+        <w:rPr>
+          <w:rFonts w:hint="default" w:ascii="Times New Roman" w:hAnsi="Times New Roman" w:cs="Times New Roman"/>
+          <w:sz w:val="28"/>
+          <w:szCs w:val="28"/>
+        </w:rPr>
+      </w:pPr>
+    </w:p>
+    <w:p>
+      <w:pPr>
+        <w:rPr>
+          <w:rFonts w:hint="default" w:ascii="Times New Roman" w:hAnsi="Times New Roman" w:cs="Times New Roman"/>
+          <w:sz w:val="28"/>
+          <w:szCs w:val="28"/>
+        </w:rPr>
+      </w:pPr>
+      <w:r>
+        <w:rPr>
+          <w:rFonts w:hint="default" w:ascii="Times New Roman" w:hAnsi="Times New Roman" w:cs="Times New Roman"/>
+          <w:sz w:val="28"/>
+          <w:szCs w:val="28"/>
+        </w:rPr>
+        <w:drawing>
+          <wp:inline distT="0" distB="0" distL="114300" distR="114300">
+            <wp:extent cx="5269865" cy="1403350"/>
+            <wp:effectExtent l="0" t="0" r="6985" b="6350"/>
+            <wp:docPr id="18" name="Picture 6"/>
+            <wp:cNvGraphicFramePr>
+              <a:graphicFrameLocks xmlns:a="http://schemas.openxmlformats.org/drawingml/2006/main" noChangeAspect="1"/>
+            </wp:cNvGraphicFramePr>
+            <a:graphic xmlns:a="http://schemas.openxmlformats.org/drawingml/2006/main">
+              <a:graphicData uri="http://schemas.openxmlformats.org/drawingml/2006/picture">
+                <pic:pic xmlns:pic="http://schemas.openxmlformats.org/drawingml/2006/picture">
+                  <pic:nvPicPr>
+                    <pic:cNvPr id="18" name="Picture 6"/>
+                    <pic:cNvPicPr>
+                      <a:picLocks noChangeAspect="1"/>
+                    </pic:cNvPicPr>
+                  </pic:nvPicPr>
+                  <pic:blipFill>
+                    <a:blip r:embed="rId21"/>
+                    <a:stretch>
+                      <a:fillRect/>
+                    </a:stretch>
+                  </pic:blipFill>
+                  <pic:spPr>
+                    <a:xfrm>
+                      <a:off x="0" y="0"/>
+                      <a:ext cx="5269865" cy="1403350"/>
+                    </a:xfrm>
+                    <a:prstGeom prst="rect">
+                      <a:avLst/>
+                    </a:prstGeom>
+                    <a:noFill/>
+                    <a:ln>
+                      <a:noFill/>
+                    </a:ln>
+                  </pic:spPr>
+                </pic:pic>
+              </a:graphicData>
+            </a:graphic>
+          </wp:inline>
+        </w:drawing>
+      </w:r>
+    </w:p>
+    <w:p>
+      <w:pPr>
+        <w:rPr>
+          <w:rFonts w:hint="default" w:ascii="Times New Roman" w:hAnsi="Times New Roman" w:cs="Times New Roman"/>
+          <w:sz w:val="28"/>
+          <w:szCs w:val="28"/>
+        </w:rPr>
+      </w:pPr>
+    </w:p>
+    <w:p>
+      <w:pPr>
+        <w:rPr>
+          <w:rFonts w:hint="default" w:ascii="Times New Roman" w:hAnsi="Times New Roman" w:cs="Times New Roman"/>
+          <w:sz w:val="28"/>
+          <w:szCs w:val="28"/>
+        </w:rPr>
+      </w:pPr>
+      <w:r>
+        <w:rPr>
+          <w:rFonts w:hint="default" w:ascii="Times New Roman" w:hAnsi="Times New Roman" w:cs="Times New Roman"/>
+          <w:sz w:val="28"/>
+          <w:szCs w:val="28"/>
+        </w:rPr>
+        <w:drawing>
+          <wp:inline distT="0" distB="0" distL="114300" distR="114300">
+            <wp:extent cx="3086100" cy="476250"/>
+            <wp:effectExtent l="0" t="0" r="0" b="0"/>
+            <wp:docPr id="19" name="Picture 7"/>
+            <wp:cNvGraphicFramePr>
+              <a:graphicFrameLocks xmlns:a="http://schemas.openxmlformats.org/drawingml/2006/main" noChangeAspect="1"/>
+            </wp:cNvGraphicFramePr>
+            <a:graphic xmlns:a="http://schemas.openxmlformats.org/drawingml/2006/main">
+              <a:graphicData uri="http://schemas.openxmlformats.org/drawingml/2006/picture">
+                <pic:pic xmlns:pic="http://schemas.openxmlformats.org/drawingml/2006/picture">
+                  <pic:nvPicPr>
+                    <pic:cNvPr id="19" name="Picture 7"/>
+                    <pic:cNvPicPr>
+                      <a:picLocks noChangeAspect="1"/>
+                    </pic:cNvPicPr>
+                  </pic:nvPicPr>
+                  <pic:blipFill>
+                    <a:blip r:embed="rId22"/>
+                    <a:stretch>
+                      <a:fillRect/>
+                    </a:stretch>
+                  </pic:blipFill>
+                  <pic:spPr>
+                    <a:xfrm>
+                      <a:off x="0" y="0"/>
+                      <a:ext cx="3086100" cy="476250"/>
+                    </a:xfrm>
+                    <a:prstGeom prst="rect">
+                      <a:avLst/>
+                    </a:prstGeom>
+                    <a:noFill/>
+                    <a:ln>
+                      <a:noFill/>
+                    </a:ln>
+                  </pic:spPr>
+                </pic:pic>
+              </a:graphicData>
+            </a:graphic>
+          </wp:inline>
+        </w:drawing>
+      </w:r>
+    </w:p>
+    <w:p>
+      <w:pPr>
+        <w:rPr>
+          <w:rFonts w:hint="default" w:ascii="Times New Roman" w:hAnsi="Times New Roman" w:cs="Times New Roman"/>
+          <w:sz w:val="28"/>
+          <w:szCs w:val="28"/>
+        </w:rPr>
+      </w:pPr>
+    </w:p>
+    <w:p>
+      <w:pPr>
+        <w:rPr>
+          <w:rFonts w:hint="default" w:ascii="Times New Roman" w:hAnsi="Times New Roman" w:cs="Times New Roman"/>
+          <w:sz w:val="28"/>
+          <w:szCs w:val="28"/>
+        </w:rPr>
+      </w:pPr>
+      <w:r>
+        <w:rPr>
+          <w:rFonts w:hint="default" w:ascii="Times New Roman" w:hAnsi="Times New Roman" w:cs="Times New Roman"/>
+          <w:sz w:val="28"/>
+          <w:szCs w:val="28"/>
+        </w:rPr>
+        <w:drawing>
+          <wp:inline distT="0" distB="0" distL="114300" distR="114300">
+            <wp:extent cx="5274310" cy="1363345"/>
+            <wp:effectExtent l="0" t="0" r="2540" b="8255"/>
+            <wp:docPr id="20" name="Picture 5"/>
+            <wp:cNvGraphicFramePr>
+              <a:graphicFrameLocks xmlns:a="http://schemas.openxmlformats.org/drawingml/2006/main" noChangeAspect="1"/>
+            </wp:cNvGraphicFramePr>
+            <a:graphic xmlns:a="http://schemas.openxmlformats.org/drawingml/2006/main">
+              <a:graphicData uri="http://schemas.openxmlformats.org/drawingml/2006/picture">
+                <pic:pic xmlns:pic="http://schemas.openxmlformats.org/drawingml/2006/picture">
+                  <pic:nvPicPr>
+                    <pic:cNvPr id="20" name="Picture 5"/>
+                    <pic:cNvPicPr>
+                      <a:picLocks noChangeAspect="1"/>
+                    </pic:cNvPicPr>
+                  </pic:nvPicPr>
+                  <pic:blipFill>
+                    <a:blip r:embed="rId23"/>
+                    <a:stretch>
+                      <a:fillRect/>
+                    </a:stretch>
+                  </pic:blipFill>
+                  <pic:spPr>
+                    <a:xfrm>
+                      <a:off x="0" y="0"/>
+                      <a:ext cx="5274310" cy="1363345"/>
+                    </a:xfrm>
+                    <a:prstGeom prst="rect">
+                      <a:avLst/>
+                    </a:prstGeom>
+                    <a:noFill/>
+                    <a:ln>
+                      <a:noFill/>
+                    </a:ln>
+                  </pic:spPr>
+                </pic:pic>
+              </a:graphicData>
+            </a:graphic>
+          </wp:inline>
+        </w:drawing>
+      </w:r>
+    </w:p>
+    <w:p>
+      <w:pPr>
+        <w:rPr>
+          <w:rFonts w:hint="default" w:ascii="Times New Roman" w:hAnsi="Times New Roman" w:cs="Times New Roman"/>
+          <w:sz w:val="28"/>
+          <w:szCs w:val="28"/>
+        </w:rPr>
+      </w:pPr>
+    </w:p>
+    <w:p>
+      <w:pPr>
+        <w:rPr>
+          <w:rFonts w:hint="default" w:ascii="Times New Roman" w:hAnsi="Times New Roman" w:cs="Times New Roman"/>
+          <w:sz w:val="28"/>
+          <w:szCs w:val="28"/>
+        </w:rPr>
+      </w:pPr>
+      <w:r>
+        <w:rPr>
+          <w:rFonts w:hint="default" w:ascii="Times New Roman" w:hAnsi="Times New Roman" w:cs="Times New Roman"/>
+          <w:sz w:val="28"/>
+          <w:szCs w:val="28"/>
+        </w:rPr>
+        <w:drawing>
+          <wp:inline distT="0" distB="0" distL="114300" distR="114300">
+            <wp:extent cx="5274310" cy="604520"/>
+            <wp:effectExtent l="0" t="0" r="2540" b="5080"/>
+            <wp:docPr id="21" name="Picture 4"/>
+            <wp:cNvGraphicFramePr>
+              <a:graphicFrameLocks xmlns:a="http://schemas.openxmlformats.org/drawingml/2006/main" noChangeAspect="1"/>
+            </wp:cNvGraphicFramePr>
+            <a:graphic xmlns:a="http://schemas.openxmlformats.org/drawingml/2006/main">
+              <a:graphicData uri="http://schemas.openxmlformats.org/drawingml/2006/picture">
+                <pic:pic xmlns:pic="http://schemas.openxmlformats.org/drawingml/2006/picture">
+                  <pic:nvPicPr>
+                    <pic:cNvPr id="21" name="Picture 4"/>
+                    <pic:cNvPicPr>
+                      <a:picLocks noChangeAspect="1"/>
+                    </pic:cNvPicPr>
+                  </pic:nvPicPr>
+                  <pic:blipFill>
+                    <a:blip r:embed="rId24"/>
+                    <a:stretch>
+                      <a:fillRect/>
+                    </a:stretch>
+                  </pic:blipFill>
+                  <pic:spPr>
+                    <a:xfrm>
+                      <a:off x="0" y="0"/>
+                      <a:ext cx="5274310" cy="604520"/>
+                    </a:xfrm>
+                    <a:prstGeom prst="rect">
+                      <a:avLst/>
+                    </a:prstGeom>
+                    <a:noFill/>
+                    <a:ln>
+                      <a:noFill/>
+                    </a:ln>
+                  </pic:spPr>
+                </pic:pic>
+              </a:graphicData>
+            </a:graphic>
+          </wp:inline>
+        </w:drawing>
+      </w:r>
+    </w:p>
+    <w:p>
+      <w:pPr>
+        <w:rPr>
+          <w:rFonts w:hint="default" w:ascii="Times New Roman" w:hAnsi="Times New Roman" w:cs="Times New Roman"/>
+          <w:sz w:val="28"/>
+          <w:szCs w:val="28"/>
+        </w:rPr>
+      </w:pPr>
+      <w:r>
+        <w:rPr>
+          <w:rFonts w:hint="default" w:ascii="Times New Roman" w:hAnsi="Times New Roman" w:cs="Times New Roman"/>
+          <w:sz w:val="28"/>
+          <w:szCs w:val="28"/>
+        </w:rPr>
+        <w:drawing>
+          <wp:inline distT="0" distB="0" distL="114300" distR="114300">
+            <wp:extent cx="4391025" cy="6296025"/>
+            <wp:effectExtent l="0" t="0" r="9525" b="9525"/>
+            <wp:docPr id="22" name="Picture 3"/>
+            <wp:cNvGraphicFramePr>
+              <a:graphicFrameLocks xmlns:a="http://schemas.openxmlformats.org/drawingml/2006/main" noChangeAspect="1"/>
+            </wp:cNvGraphicFramePr>
+            <a:graphic xmlns:a="http://schemas.openxmlformats.org/drawingml/2006/main">
+              <a:graphicData uri="http://schemas.openxmlformats.org/drawingml/2006/picture">
+                <pic:pic xmlns:pic="http://schemas.openxmlformats.org/drawingml/2006/picture">
+                  <pic:nvPicPr>
+                    <pic:cNvPr id="22" name="Picture 3"/>
+                    <pic:cNvPicPr>
+                      <a:picLocks noChangeAspect="1"/>
+                    </pic:cNvPicPr>
+                  </pic:nvPicPr>
+                  <pic:blipFill>
+                    <a:blip r:embed="rId25"/>
+                    <a:stretch>
+                      <a:fillRect/>
+                    </a:stretch>
+                  </pic:blipFill>
+                  <pic:spPr>
+                    <a:xfrm>
+                      <a:off x="0" y="0"/>
+                      <a:ext cx="4391025" cy="6296025"/>
+                    </a:xfrm>
+                    <a:prstGeom prst="rect">
+                      <a:avLst/>
+                    </a:prstGeom>
+                    <a:noFill/>
+                    <a:ln>
+                      <a:noFill/>
+                    </a:ln>
+                  </pic:spPr>
+                </pic:pic>
+              </a:graphicData>
+            </a:graphic>
+          </wp:inline>
+        </w:drawing>
+      </w:r>
+    </w:p>
+    <w:p>
+      <w:pPr>
+        <w:pBdr>
+          <w:bottom w:val="single" w:color="auto" w:sz="4" w:space="0"/>
+        </w:pBdr>
+        <w:rPr>
+          <w:rFonts w:hint="default" w:ascii="Times New Roman" w:hAnsi="Times New Roman" w:cs="Times New Roman"/>
+          <w:sz w:val="28"/>
+          <w:szCs w:val="28"/>
+        </w:rPr>
+      </w:pPr>
+    </w:p>
+    <w:p>
+      <w:pPr>
+        <w:rPr>
+          <w:rFonts w:hint="default" w:ascii="Times New Roman" w:hAnsi="Times New Roman" w:cs="Times New Roman"/>
+          <w:sz w:val="28"/>
+          <w:szCs w:val="28"/>
+          <w:lang w:val="vi-VN"/>
+        </w:rPr>
+      </w:pPr>
+    </w:p>
+    <w:p>
+      <w:pPr>
+        <w:rPr>
+          <w:rFonts w:hint="default" w:ascii="Times New Roman" w:hAnsi="Times New Roman" w:cs="Times New Roman"/>
+          <w:sz w:val="28"/>
+          <w:szCs w:val="28"/>
+          <w:lang w:val="vi-VN"/>
+        </w:rPr>
+      </w:pPr>
+    </w:p>
+    <w:p>
+      <w:pPr>
+        <w:rPr>
+          <w:rFonts w:hint="default" w:ascii="Times New Roman" w:hAnsi="Times New Roman" w:cs="Times New Roman"/>
+          <w:sz w:val="28"/>
+          <w:szCs w:val="28"/>
+        </w:rPr>
+      </w:pPr>
+      <w:r>
+        <w:rPr>
+          <w:rFonts w:hint="default" w:ascii="Times New Roman" w:hAnsi="Times New Roman" w:cs="Times New Roman"/>
+          <w:sz w:val="28"/>
+          <w:szCs w:val="28"/>
+        </w:rPr>
+        <w:drawing>
+          <wp:inline distT="0" distB="0" distL="114300" distR="114300">
+            <wp:extent cx="4705350" cy="5305425"/>
+            <wp:effectExtent l="0" t="0" r="0" b="9525"/>
+            <wp:docPr id="23" name="Picture 1"/>
+            <wp:cNvGraphicFramePr>
+              <a:graphicFrameLocks xmlns:a="http://schemas.openxmlformats.org/drawingml/2006/main" noChangeAspect="1"/>
+            </wp:cNvGraphicFramePr>
+            <a:graphic xmlns:a="http://schemas.openxmlformats.org/drawingml/2006/main">
+              <a:graphicData uri="http://schemas.openxmlformats.org/drawingml/2006/picture">
+                <pic:pic xmlns:pic="http://schemas.openxmlformats.org/drawingml/2006/picture">
+                  <pic:nvPicPr>
+                    <pic:cNvPr id="23" name="Picture 1"/>
+                    <pic:cNvPicPr>
+                      <a:picLocks noChangeAspect="1"/>
+                    </pic:cNvPicPr>
+                  </pic:nvPicPr>
+                  <pic:blipFill>
+                    <a:blip r:embed="rId26"/>
+                    <a:stretch>
+                      <a:fillRect/>
+                    </a:stretch>
+                  </pic:blipFill>
+                  <pic:spPr>
+                    <a:xfrm>
+                      <a:off x="0" y="0"/>
+                      <a:ext cx="4705350" cy="5305425"/>
+                    </a:xfrm>
+                    <a:prstGeom prst="rect">
+                      <a:avLst/>
+                    </a:prstGeom>
+                    <a:noFill/>
+                    <a:ln>
+                      <a:noFill/>
+                    </a:ln>
+                  </pic:spPr>
+                </pic:pic>
+              </a:graphicData>
+            </a:graphic>
+          </wp:inline>
+        </w:drawing>
+      </w:r>
+    </w:p>
+    <w:p>
+      <w:pPr>
+        <w:rPr>
+          <w:rFonts w:hint="default" w:ascii="Times New Roman" w:hAnsi="Times New Roman" w:cs="Times New Roman"/>
+          <w:sz w:val="28"/>
+          <w:szCs w:val="28"/>
+        </w:rPr>
+      </w:pPr>
+    </w:p>
+    <w:p>
+      <w:pPr>
+        <w:rPr>
+          <w:rFonts w:hint="default" w:ascii="Times New Roman" w:hAnsi="Times New Roman" w:cs="Times New Roman"/>
+          <w:sz w:val="28"/>
+          <w:szCs w:val="28"/>
+        </w:rPr>
+      </w:pPr>
+      <w:r>
+        <w:rPr>
+          <w:rFonts w:hint="default" w:ascii="Times New Roman" w:hAnsi="Times New Roman" w:cs="Times New Roman"/>
+          <w:sz w:val="28"/>
+          <w:szCs w:val="28"/>
+        </w:rPr>
+        <w:drawing>
+          <wp:inline distT="0" distB="0" distL="0" distR="0">
+            <wp:extent cx="5941695" cy="2875915"/>
+            <wp:effectExtent l="0" t="0" r="1905" b="635"/>
+            <wp:docPr id="1022128332" name="Picture 1"/>
+            <wp:cNvGraphicFramePr>
+              <a:graphicFrameLocks xmlns:a="http://schemas.openxmlformats.org/drawingml/2006/main" noChangeAspect="1"/>
+            </wp:cNvGraphicFramePr>
+            <a:graphic xmlns:a="http://schemas.openxmlformats.org/drawingml/2006/main">
+              <a:graphicData uri="http://schemas.openxmlformats.org/drawingml/2006/picture">
+                <pic:pic xmlns:pic="http://schemas.openxmlformats.org/drawingml/2006/picture">
+                  <pic:nvPicPr>
+                    <pic:cNvPr id="1022128332" name="Picture 1"/>
+                    <pic:cNvPicPr>
+                      <a:picLocks noChangeAspect="1"/>
+                    </pic:cNvPicPr>
+                  </pic:nvPicPr>
+                  <pic:blipFill>
+                    <a:blip r:embed="rId27"/>
+                    <a:stretch>
+                      <a:fillRect/>
+                    </a:stretch>
+                  </pic:blipFill>
+                  <pic:spPr>
+                    <a:xfrm>
+                      <a:off x="0" y="0"/>
+                      <a:ext cx="5941695" cy="2875915"/>
+                    </a:xfrm>
+                    <a:prstGeom prst="rect">
+                      <a:avLst/>
+                    </a:prstGeom>
+                  </pic:spPr>
+                </pic:pic>
+              </a:graphicData>
+            </a:graphic>
+          </wp:inline>
+        </w:drawing>
+      </w:r>
+    </w:p>
+    <w:p>
+      <w:pPr>
+        <w:rPr>
+          <w:rFonts w:hint="default" w:ascii="Times New Roman" w:hAnsi="Times New Roman" w:cs="Times New Roman"/>
+          <w:sz w:val="28"/>
+          <w:szCs w:val="28"/>
+        </w:rPr>
+      </w:pPr>
+      <w:r>
+        <w:rPr>
+          <w:rFonts w:hint="default" w:ascii="Times New Roman" w:hAnsi="Times New Roman" w:cs="Times New Roman"/>
+          <w:sz w:val="28"/>
+          <w:szCs w:val="28"/>
+        </w:rPr>
+        <w:drawing>
+          <wp:inline distT="0" distB="0" distL="0" distR="0">
+            <wp:extent cx="5941695" cy="1420495"/>
+            <wp:effectExtent l="0" t="0" r="1905" b="8255"/>
+            <wp:docPr id="1875155611" name="Picture 1"/>
+            <wp:cNvGraphicFramePr>
+              <a:graphicFrameLocks xmlns:a="http://schemas.openxmlformats.org/drawingml/2006/main" noChangeAspect="1"/>
+            </wp:cNvGraphicFramePr>
+            <a:graphic xmlns:a="http://schemas.openxmlformats.org/drawingml/2006/main">
+              <a:graphicData uri="http://schemas.openxmlformats.org/drawingml/2006/picture">
+                <pic:pic xmlns:pic="http://schemas.openxmlformats.org/drawingml/2006/picture">
+                  <pic:nvPicPr>
+                    <pic:cNvPr id="1875155611" name="Picture 1"/>
+                    <pic:cNvPicPr>
+                      <a:picLocks noChangeAspect="1"/>
+                    </pic:cNvPicPr>
+                  </pic:nvPicPr>
+                  <pic:blipFill>
+                    <a:blip r:embed="rId28"/>
+                    <a:stretch>
+                      <a:fillRect/>
+                    </a:stretch>
+                  </pic:blipFill>
+                  <pic:spPr>
+                    <a:xfrm>
+                      <a:off x="0" y="0"/>
+                      <a:ext cx="5941695" cy="1420495"/>
+                    </a:xfrm>
+                    <a:prstGeom prst="rect">
+                      <a:avLst/>
+                    </a:prstGeom>
+                  </pic:spPr>
+                </pic:pic>
+              </a:graphicData>
+            </a:graphic>
+          </wp:inline>
+        </w:drawing>
+      </w:r>
+    </w:p>
+    <w:p>
+      <w:pPr>
+        <w:rPr>
+          <w:rFonts w:hint="default" w:ascii="Times New Roman" w:hAnsi="Times New Roman" w:cs="Times New Roman"/>
+          <w:sz w:val="28"/>
+          <w:szCs w:val="28"/>
+        </w:rPr>
+      </w:pPr>
+    </w:p>
+    <w:p>
+      <w:pPr>
+        <w:rPr>
+          <w:rFonts w:hint="default" w:ascii="Times New Roman" w:hAnsi="Times New Roman" w:cs="Times New Roman"/>
+          <w:sz w:val="28"/>
+          <w:szCs w:val="28"/>
+          <w:lang w:val="vi-VN"/>
+        </w:rPr>
+      </w:pPr>
+    </w:p>
+    <w:p>
+      <w:pPr>
+        <w:rPr>
+          <w:rFonts w:hint="default" w:ascii="Times New Roman" w:hAnsi="Times New Roman" w:cs="Times New Roman"/>
+          <w:sz w:val="28"/>
+          <w:szCs w:val="28"/>
+          <w:lang w:val="vi-VN"/>
+        </w:rPr>
+      </w:pPr>
+      <w:r>
+        <w:rPr>
+          <w:rFonts w:hint="default" w:ascii="Times New Roman" w:hAnsi="Times New Roman" w:cs="Times New Roman"/>
+          <w:sz w:val="28"/>
+          <w:szCs w:val="28"/>
+          <w:lang w:val="vi-VN"/>
+        </w:rPr>
+        <w:t>Flag: axiom{p1N_l0ve_Ku5H47_5h0K0L4dk1}</w:t>
+      </w:r>
+    </w:p>
+    <w:p>
+      <w:pPr>
+        <w:rPr>
+          <w:rFonts w:hint="default" w:ascii="Times New Roman" w:hAnsi="Times New Roman" w:cs="Times New Roman"/>
+          <w:sz w:val="28"/>
+          <w:szCs w:val="28"/>
           <w:lang w:val="vi-VN"/>
         </w:rPr>
       </w:pPr>
       <w:bookmarkStart w:id="0" w:name="_GoBack"/>
       <w:bookmarkEnd w:id="0"/>
+    </w:p>
+    <w:p>
+      <w:pPr>
+        <w:rPr>
+          <w:rFonts w:hint="default" w:ascii="Times New Roman" w:hAnsi="Times New Roman" w:cs="Times New Roman"/>
+          <w:sz w:val="28"/>
+          <w:szCs w:val="28"/>
+          <w:lang w:val="vi-VN"/>
+        </w:rPr>
+      </w:pPr>
+    </w:p>
+    <w:p>
+      <w:pPr>
+        <w:rPr>
+          <w:rFonts w:hint="default" w:ascii="Times New Roman" w:hAnsi="Times New Roman" w:cs="Times New Roman"/>
+          <w:sz w:val="28"/>
+          <w:szCs w:val="28"/>
+          <w:lang w:val="vi-VN"/>
+        </w:rPr>
+      </w:pPr>
     </w:p>
     <w:sectPr>
       <w:pgSz w:w="11906" w:h="16838"/>
@@ -1589,7 +5823,7 @@
     <w:lsdException w:unhideWhenUsed="0" w:uiPriority="0" w:semiHidden="0" w:name="Document Map"/>
     <w:lsdException w:unhideWhenUsed="0" w:uiPriority="0" w:semiHidden="0" w:name="Plain Text"/>
     <w:lsdException w:unhideWhenUsed="0" w:uiPriority="0" w:semiHidden="0" w:name="E-mail Signature"/>
-    <w:lsdException w:unhideWhenUsed="0" w:uiPriority="0" w:semiHidden="0" w:name="Normal (Web)"/>
+    <w:lsdException w:qFormat="1" w:unhideWhenUsed="0" w:uiPriority="0" w:semiHidden="0" w:name="Normal (Web)"/>
     <w:lsdException w:unhideWhenUsed="0" w:uiPriority="0" w:semiHidden="0" w:name="HTML Acronym"/>
     <w:lsdException w:unhideWhenUsed="0" w:uiPriority="0" w:semiHidden="0" w:name="HTML Address"/>
     <w:lsdException w:unhideWhenUsed="0" w:uiPriority="0" w:semiHidden="0" w:name="HTML Cite"/>
@@ -1772,6 +6006,23 @@
         <w:right w:w="108" w:type="dxa"/>
       </w:tblCellMar>
     </w:tblPr>
+  </w:style>
+  <w:style w:type="paragraph" w:styleId="4">
+    <w:name w:val="Normal (Web)"/>
+    <w:qFormat/>
+    <w:uiPriority w:val="0"/>
+    <w:pPr>
+      <w:spacing w:before="0" w:beforeAutospacing="1" w:after="0" w:afterAutospacing="1"/>
+      <w:ind w:left="0" w:right="0"/>
+      <w:jc w:val="left"/>
+    </w:pPr>
+    <w:rPr>
+      <w:rFonts w:ascii="Times New Roman" w:hAnsi="Times New Roman" w:eastAsia="SimSun" w:cs="Times New Roman"/>
+      <w:kern w:val="0"/>
+      <w:sz w:val="24"/>
+      <w:szCs w:val="24"/>
+      <w:lang w:val="en-US" w:eastAsia="zh-CN" w:bidi="ar"/>
+    </w:rPr>
   </w:style>
 </w:styles>
 </file>
